--- a/src/lib/templates/web-report-template.docx
+++ b/src/lib/templates/web-report-template.docx
@@ -1,6 +1,6 @@
 
 <file path=word/document.xml><?xml version="1.0" encoding="utf-8"?>
-<w:document xmlns:wpc="http://schemas.microsoft.com/office/word/2010/wordprocessingCanvas" xmlns:cx="http://schemas.microsoft.com/office/drawing/2014/chartex" xmlns:cx1="http://schemas.microsoft.com/office/drawing/2015/9/8/chartex" xmlns:cx2="http://schemas.microsoft.com/office/drawing/2015/10/21/chartex" xmlns:cx3="http://schemas.microsoft.com/office/drawing/2016/5/9/chartex" xmlns:cx4="http://schemas.microsoft.com/office/drawing/2016/5/10/chartex" xmlns:cx5="http://schemas.microsoft.com/office/drawing/2016/5/11/chartex" xmlns:cx6="http://schemas.microsoft.com/office/drawing/2016/5/12/chartex" xmlns:cx7="http://schemas.microsoft.com/office/drawing/2016/5/13/chartex" xmlns:cx8="http://schemas.microsoft.com/office/drawing/2016/5/14/chartex" xmlns:mc="http://schemas.openxmlformats.org/markup-compatibility/2006" xmlns:aink="http://schemas.microsoft.com/office/drawing/2016/ink" xmlns:am3d="http://schemas.microsoft.com/office/drawing/2017/model3d" xmlns:o="urn:schemas-microsoft-com:office:office" xmlns:oel="http://schemas.microsoft.com/office/2019/extlst" xmlns:r="http://schemas.openxmlformats.org/officeDocument/2006/relationships" xmlns:m="http://schemas.openxmlformats.org/officeDocument/2006/math" xmlns:v="urn:schemas-microsoft-com:vml" xmlns:wp14="http://schemas.microsoft.com/office/word/2010/wordprocessingDrawing" xmlns:wp="http://schemas.openxmlformats.org/drawingml/2006/wordprocessingDrawing" xmlns:w10="urn:schemas-microsoft-com:office:word" xmlns:w="http://schemas.openxmlformats.org/wordprocessingml/2006/main" xmlns:w14="http://schemas.microsoft.com/office/word/2010/wordml" xmlns:w15="http://schemas.microsoft.com/office/word/2012/wordml" xmlns:w16cex="http://schemas.microsoft.com/office/word/2018/wordml/cex" xmlns:w16cid="http://schemas.microsoft.com/office/word/2016/wordml/cid" xmlns:w16="http://schemas.microsoft.com/office/word/2018/wordml" xmlns:w16du="http://schemas.microsoft.com/office/word/2023/wordml/word16du" xmlns:w16sdtdh="http://schemas.microsoft.com/office/word/2020/wordml/sdtdatahash" xmlns:w16se="http://schemas.microsoft.com/office/word/2015/wordml/symex" xmlns:wpg="http://schemas.microsoft.com/office/word/2010/wordprocessingGroup" xmlns:wpi="http://schemas.microsoft.com/office/word/2010/wordprocessingInk" xmlns:wne="http://schemas.microsoft.com/office/word/2006/wordml" xmlns:wps="http://schemas.microsoft.com/office/word/2010/wordprocessingShape" mc:Ignorable="w14 w15 w16se w16cid w16 w16cex w16sdtdh w16du wp14">
+<w:document xmlns:wpc="http://schemas.microsoft.com/office/word/2010/wordprocessingCanvas" xmlns:cx="http://schemas.microsoft.com/office/drawing/2014/chartex" xmlns:cx1="http://schemas.microsoft.com/office/drawing/2015/9/8/chartex" xmlns:cx2="http://schemas.microsoft.com/office/drawing/2015/10/21/chartex" xmlns:cx3="http://schemas.microsoft.com/office/drawing/2016/5/9/chartex" xmlns:cx4="http://schemas.microsoft.com/office/drawing/2016/5/10/chartex" xmlns:cx5="http://schemas.microsoft.com/office/drawing/2016/5/11/chartex" xmlns:cx6="http://schemas.microsoft.com/office/drawing/2016/5/12/chartex" xmlns:cx7="http://schemas.microsoft.com/office/drawing/2016/5/13/chartex" xmlns:cx8="http://schemas.microsoft.com/office/drawing/2016/5/14/chartex" xmlns:mc="http://schemas.openxmlformats.org/markup-compatibility/2006" xmlns:aink="http://schemas.microsoft.com/office/drawing/2016/ink" xmlns:am3d="http://schemas.microsoft.com/office/drawing/2017/model3d" xmlns:o="urn:schemas-microsoft-com:office:office" xmlns:oel="http://schemas.microsoft.com/office/2019/extlst" xmlns:r="http://schemas.openxmlformats.org/officeDocument/2006/relationships" xmlns:m="http://schemas.openxmlformats.org/officeDocument/2006/math" xmlns:v="urn:schemas-microsoft-com:vml" xmlns:wp14="http://schemas.microsoft.com/office/word/2010/wordprocessingDrawing" xmlns:wp="http://schemas.openxmlformats.org/drawingml/2006/wordprocessingDrawing" xmlns:w10="urn:schemas-microsoft-com:office:word" xmlns:w="http://schemas.openxmlformats.org/wordprocessingml/2006/main" xmlns:w14="http://schemas.microsoft.com/office/word/2010/wordml" xmlns:w15="http://schemas.microsoft.com/office/word/2012/wordml" xmlns:w16cex="http://schemas.microsoft.com/office/word/2018/wordml/cex" xmlns:w16cid="http://schemas.microsoft.com/office/word/2016/wordml/cid" xmlns:w16="http://schemas.microsoft.com/office/word/2018/wordml" xmlns:w16du="http://schemas.microsoft.com/office/word/2023/wordml/word16du" xmlns:w16sdtdh="http://schemas.microsoft.com/office/word/2020/wordml/sdtdatahash" xmlns:w16sdtfl="http://schemas.microsoft.com/office/word/2024/wordml/sdtformatlock" xmlns:w16se="http://schemas.microsoft.com/office/word/2015/wordml/symex" xmlns:wpg="http://schemas.microsoft.com/office/word/2010/wordprocessingGroup" xmlns:wpi="http://schemas.microsoft.com/office/word/2010/wordprocessingInk" xmlns:wne="http://schemas.microsoft.com/office/word/2006/wordml" xmlns:wps="http://schemas.microsoft.com/office/word/2010/wordprocessingShape" mc:Ignorable="w14 w15 w16se w16cid w16 w16cex w16sdtdh w16sdtfl w16du wp14">
   <w:body>
     <w:p>
       <w:pPr>
@@ -568,7 +568,18 @@
           <w:sz w:val="24"/>
           <w:szCs w:val="24"/>
         </w:rPr>
-        <w:t>This is a full report of your current digital experience for website, social media, and other digital mediums.</w:t>
+        <w:t xml:space="preserve">This is a full report of your current digital experience </w:t>
+      </w:r>
+      <w:r>
+        <w:rPr>
+          <w:rFonts w:ascii="Arial" w:eastAsia="Roboto" w:hAnsi="Arial" w:cs="Arial"/>
+          <w:b/>
+          <w:bCs/>
+          <w:color w:val="FFFFFF" w:themeColor="background1"/>
+          <w:sz w:val="24"/>
+          <w:szCs w:val="24"/>
+        </w:rPr>
+        <w:t xml:space="preserve">&amp; </w:t>
       </w:r>
     </w:p>
     <w:p>
@@ -590,14 +601,58 @@
         </w:tabs>
         <w:jc w:val="center"/>
         <w:rPr>
-          <w:rFonts w:ascii="Roboto" w:eastAsia="Roboto" w:hAnsi="Roboto" w:cs="Roboto"/>
+          <w:rFonts w:ascii="Arial" w:eastAsia="Roboto" w:hAnsi="Arial" w:cs="Arial"/>
+          <w:b/>
+          <w:bCs/>
           <w:color w:val="FFFFFF" w:themeColor="background1"/>
           <w:sz w:val="24"/>
           <w:szCs w:val="24"/>
         </w:rPr>
       </w:pPr>
-      <w:bookmarkStart w:id="10" w:name="_heading=h.ng3cla577rtb" w:colFirst="0" w:colLast="0"/>
-      <w:bookmarkEnd w:id="10"/>
+      <w:r>
+        <w:rPr>
+          <w:rFonts w:ascii="Arial" w:eastAsia="Roboto" w:hAnsi="Arial" w:cs="Arial"/>
+          <w:b/>
+          <w:bCs/>
+          <w:color w:val="FFFFFF" w:themeColor="background1"/>
+          <w:sz w:val="24"/>
+          <w:szCs w:val="24"/>
+        </w:rPr>
+        <w:t xml:space="preserve">recommendations </w:t>
+      </w:r>
+      <w:r>
+        <w:rPr>
+          <w:rFonts w:ascii="Arial" w:eastAsia="Roboto" w:hAnsi="Arial" w:cs="Arial"/>
+          <w:b/>
+          <w:bCs/>
+          <w:color w:val="FFFFFF" w:themeColor="background1"/>
+          <w:sz w:val="24"/>
+          <w:szCs w:val="24"/>
+        </w:rPr>
+        <w:t xml:space="preserve">for </w:t>
+      </w:r>
+      <w:r>
+        <w:rPr>
+          <w:rFonts w:ascii="Arial" w:eastAsia="Roboto" w:hAnsi="Arial" w:cs="Arial"/>
+          <w:b/>
+          <w:bCs/>
+          <w:color w:val="FFFFFF" w:themeColor="background1"/>
+          <w:sz w:val="24"/>
+          <w:szCs w:val="24"/>
+        </w:rPr>
+        <w:t xml:space="preserve">your </w:t>
+      </w:r>
+      <w:r>
+        <w:rPr>
+          <w:rFonts w:ascii="Arial" w:eastAsia="Roboto" w:hAnsi="Arial" w:cs="Arial"/>
+          <w:b/>
+          <w:bCs/>
+          <w:color w:val="FFFFFF" w:themeColor="background1"/>
+          <w:sz w:val="24"/>
+          <w:szCs w:val="24"/>
+        </w:rPr>
+        <w:t>website.</w:t>
+      </w:r>
     </w:p>
     <w:p>
       <w:pPr>
@@ -618,31 +673,14 @@
         </w:tabs>
         <w:jc w:val="center"/>
         <w:rPr>
-          <w:rFonts w:ascii="Arial" w:eastAsia="Roboto" w:hAnsi="Arial" w:cs="Arial"/>
-          <w:b/>
-          <w:bCs/>
+          <w:rFonts w:ascii="Roboto" w:eastAsia="Roboto" w:hAnsi="Roboto" w:cs="Roboto"/>
           <w:color w:val="FFFFFF" w:themeColor="background1"/>
           <w:sz w:val="24"/>
           <w:szCs w:val="24"/>
-          <w:u w:val="single"/>
-        </w:rPr>
-      </w:pPr>
-      <w:bookmarkStart w:id="11" w:name="_heading=h.i6snngz8zlrg" w:colFirst="0" w:colLast="0"/>
-      <w:bookmarkEnd w:id="11"/>
-      <w:r>
-        <w:rPr>
-          <w:rFonts w:ascii="Arial" w:eastAsia="Roboto" w:hAnsi="Arial" w:cs="Arial"/>
-          <w:b/>
-          <w:bCs/>
-          <w:color w:val="FFFFFF" w:themeColor="background1"/>
-          <w:sz w:val="24"/>
-          <w:szCs w:val="24"/>
-          <w:u w:val="single"/>
-        </w:rPr>
-        <w:t>Table of Contents</w:t>
-      </w:r>
-      <w:bookmarkStart w:id="12" w:name="_heading=h.wtzx16lbkh26" w:colFirst="0" w:colLast="0"/>
-      <w:bookmarkEnd w:id="12"/>
+        </w:rPr>
+      </w:pPr>
+      <w:bookmarkStart w:id="10" w:name="_heading=h.ng3cla577rtb" w:colFirst="0" w:colLast="0"/>
+      <w:bookmarkEnd w:id="10"/>
     </w:p>
     <w:p>
       <w:pPr>
@@ -672,6 +710,8 @@
           <w:u w:val="single"/>
         </w:rPr>
       </w:pPr>
+      <w:bookmarkStart w:id="11" w:name="_heading=h.i6snngz8zlrg" w:colFirst="0" w:colLast="0"/>
+      <w:bookmarkEnd w:id="11"/>
       <w:r>
         <w:rPr>
           <w:rFonts w:ascii="Arial" w:eastAsia="Roboto" w:hAnsi="Arial" w:cs="Arial"/>
@@ -680,11 +720,12 @@
           <w:color w:val="FFFFFF" w:themeColor="background1"/>
           <w:sz w:val="24"/>
           <w:szCs w:val="24"/>
-        </w:rPr>
-        <w:t>Overview</w:t>
-      </w:r>
-      <w:bookmarkStart w:id="13" w:name="_heading=h.c9fdpf9ywag3" w:colFirst="0" w:colLast="0"/>
-      <w:bookmarkEnd w:id="13"/>
+          <w:u w:val="single"/>
+        </w:rPr>
+        <w:t>Table of Contents</w:t>
+      </w:r>
+      <w:bookmarkStart w:id="12" w:name="_heading=h.wtzx16lbkh26" w:colFirst="0" w:colLast="0"/>
+      <w:bookmarkEnd w:id="12"/>
     </w:p>
     <w:p>
       <w:pPr>
@@ -723,10 +764,10 @@
           <w:sz w:val="24"/>
           <w:szCs w:val="24"/>
         </w:rPr>
-        <w:t>Detailed Report</w:t>
-      </w:r>
-      <w:bookmarkStart w:id="14" w:name="_heading=h.guzhayip5tqa" w:colFirst="0" w:colLast="0"/>
-      <w:bookmarkEnd w:id="14"/>
+        <w:t>Overview</w:t>
+      </w:r>
+      <w:bookmarkStart w:id="13" w:name="_heading=h.c9fdpf9ywag3" w:colFirst="0" w:colLast="0"/>
+      <w:bookmarkEnd w:id="13"/>
     </w:p>
     <w:p>
       <w:pPr>
@@ -765,6 +806,48 @@
           <w:sz w:val="24"/>
           <w:szCs w:val="24"/>
         </w:rPr>
+        <w:t>Detailed Report</w:t>
+      </w:r>
+      <w:bookmarkStart w:id="14" w:name="_heading=h.guzhayip5tqa" w:colFirst="0" w:colLast="0"/>
+      <w:bookmarkEnd w:id="14"/>
+    </w:p>
+    <w:p>
+      <w:pPr>
+        <w:widowControl w:val="0"/>
+        <w:tabs>
+          <w:tab w:val="left" w:pos="560"/>
+          <w:tab w:val="left" w:pos="1120"/>
+          <w:tab w:val="left" w:pos="1680"/>
+          <w:tab w:val="left" w:pos="2240"/>
+          <w:tab w:val="left" w:pos="2800"/>
+          <w:tab w:val="left" w:pos="3360"/>
+          <w:tab w:val="left" w:pos="3920"/>
+          <w:tab w:val="left" w:pos="4480"/>
+          <w:tab w:val="left" w:pos="5040"/>
+          <w:tab w:val="left" w:pos="5600"/>
+          <w:tab w:val="left" w:pos="6160"/>
+          <w:tab w:val="left" w:pos="6720"/>
+        </w:tabs>
+        <w:jc w:val="center"/>
+        <w:rPr>
+          <w:rFonts w:ascii="Arial" w:eastAsia="Roboto" w:hAnsi="Arial" w:cs="Arial"/>
+          <w:b/>
+          <w:bCs/>
+          <w:color w:val="FFFFFF" w:themeColor="background1"/>
+          <w:sz w:val="24"/>
+          <w:szCs w:val="24"/>
+          <w:u w:val="single"/>
+        </w:rPr>
+      </w:pPr>
+      <w:r>
+        <w:rPr>
+          <w:rFonts w:ascii="Arial" w:eastAsia="Roboto" w:hAnsi="Arial" w:cs="Arial"/>
+          <w:b/>
+          <w:bCs/>
+          <w:color w:val="FFFFFF" w:themeColor="background1"/>
+          <w:sz w:val="24"/>
+          <w:szCs w:val="24"/>
+        </w:rPr>
         <w:t>Recommendations</w:t>
       </w:r>
     </w:p>
@@ -1205,865 +1288,10 @@
     <w:p>
       <w:pPr>
         <w:rPr>
-          <w:rFonts w:ascii="Arial" w:eastAsia="Arial" w:hAnsi="Arial" w:cs="Arial"/>
-          <w:b/>
-        </w:rPr>
-      </w:pPr>
-    </w:p>
-    <w:p>
-      <w:pPr>
-        <w:rPr>
-          <w:rFonts w:ascii="Arial" w:eastAsia="Arial" w:hAnsi="Arial" w:cs="Arial"/>
-          <w:b/>
-          <w:u w:val="single"/>
-        </w:rPr>
-      </w:pPr>
-      <w:r>
-        <w:rPr>
-          <w:rFonts w:ascii="Arial" w:eastAsia="Arial" w:hAnsi="Arial" w:cs="Arial"/>
-          <w:b/>
-          <w:u w:val="single"/>
-        </w:rPr>
-        <w:t>Top 5 Competitors</w:t>
-      </w:r>
-    </w:p>
-    <w:p>
-      <w:pPr>
-        <w:pStyle w:val="ListParagraph"/>
-        <w:numPr>
-          <w:ilvl w:val="0"/>
-          <w:numId w:val="30"/>
-        </w:numPr>
-        <w:rPr>
-          <w:rFonts w:ascii="Arial" w:eastAsia="Arial" w:hAnsi="Arial" w:cs="Arial"/>
-          <w:b/>
-        </w:rPr>
-      </w:pPr>
-      <w:r>
-        <w:rPr>
-          <w:rFonts w:ascii="Arial" w:eastAsia="Arial" w:hAnsi="Arial" w:cs="Arial"/>
-          <w:b/>
-        </w:rPr>
-        <w:t>{#competitors}</w:t>
-      </w:r>
-      <w:r>
-        <w:rPr>
-          <w:rFonts w:ascii="Arial" w:eastAsia="Arial" w:hAnsi="Arial" w:cs="Arial"/>
-          <w:b/>
-        </w:rPr>
-        <w:t>{name} / {</w:t>
-      </w:r>
-      <w:proofErr w:type="spellStart"/>
-      <w:r>
-        <w:rPr>
-          <w:rFonts w:ascii="Arial" w:eastAsia="Arial" w:hAnsi="Arial" w:cs="Arial"/>
-          <w:b/>
-        </w:rPr>
-        <w:t>avgMonthlyVisitors</w:t>
-      </w:r>
-      <w:proofErr w:type="spellEnd"/>
-      <w:r>
-        <w:rPr>
-          <w:rFonts w:ascii="Arial" w:eastAsia="Arial" w:hAnsi="Arial" w:cs="Arial"/>
-          <w:b/>
-        </w:rPr>
-        <w:t>} / {</w:t>
-      </w:r>
-      <w:proofErr w:type="spellStart"/>
-      <w:r>
-        <w:rPr>
-          <w:rFonts w:ascii="Arial" w:eastAsia="Arial" w:hAnsi="Arial" w:cs="Arial"/>
-          <w:b/>
-        </w:rPr>
-        <w:t>url</w:t>
-      </w:r>
-      <w:proofErr w:type="spellEnd"/>
-      <w:r>
-        <w:rPr>
-          <w:rFonts w:ascii="Arial" w:eastAsia="Arial" w:hAnsi="Arial" w:cs="Arial"/>
-          <w:b/>
-        </w:rPr>
-        <w:t>}{/competitors}</w:t>
-      </w:r>
-    </w:p>
-    <w:p/>
-    <w:p>
-      <w:pPr>
-        <w:rPr>
-          <w:rFonts w:ascii="Arial" w:eastAsia="Arial" w:hAnsi="Arial" w:cs="Arial"/>
-          <w:b/>
-          <w:u w:val="single"/>
-        </w:rPr>
-      </w:pPr>
-      <w:r>
-        <w:rPr>
-          <w:rFonts w:ascii="Arial" w:eastAsia="Arial" w:hAnsi="Arial" w:cs="Arial"/>
-          <w:b/>
-          <w:u w:val="single"/>
-        </w:rPr>
-        <w:t>Brand Discovery Opportunities</w:t>
-      </w:r>
-    </w:p>
-    <w:p>
-      <w:pPr>
-        <w:numPr>
-          <w:ilvl w:val="0"/>
-          <w:numId w:val="27"/>
-        </w:numPr>
-        <w:rPr>
-          <w:rFonts w:ascii="Arial" w:eastAsia="Arial" w:hAnsi="Arial" w:cs="Arial"/>
-          <w:b/>
-        </w:rPr>
-      </w:pPr>
-      <w:r>
-        <w:rPr>
-          <w:rFonts w:ascii="Arial" w:eastAsia="Arial" w:hAnsi="Arial" w:cs="Arial"/>
-          <w:b/>
-        </w:rPr>
-        <w:t>{</w:t>
-      </w:r>
-      <w:proofErr w:type="spellStart"/>
-      <w:r>
-        <w:rPr>
-          <w:rFonts w:ascii="Arial" w:eastAsia="Arial" w:hAnsi="Arial" w:cs="Arial"/>
-          <w:b/>
-        </w:rPr>
-        <w:t>brand_oppurtunities</w:t>
-      </w:r>
-      <w:proofErr w:type="spellEnd"/>
-      <w:r>
-        <w:rPr>
-          <w:rFonts w:ascii="Arial" w:eastAsia="Arial" w:hAnsi="Arial" w:cs="Arial"/>
-          <w:b/>
-        </w:rPr>
-        <w:t>}</w:t>
-      </w:r>
-    </w:p>
-    <w:p>
-      <w:pPr>
-        <w:rPr>
-          <w:rFonts w:ascii="Arial" w:eastAsia="Arial" w:hAnsi="Arial" w:cs="Arial"/>
-          <w:b/>
-          <w:u w:val="single"/>
-        </w:rPr>
-      </w:pPr>
-      <w:r>
-        <w:rPr>
-          <w:rFonts w:ascii="Arial" w:eastAsia="Arial" w:hAnsi="Arial" w:cs="Arial"/>
-          <w:b/>
-          <w:u w:val="single"/>
-        </w:rPr>
-        <w:br w:type="page"/>
-      </w:r>
-    </w:p>
-    <w:p>
-      <w:pPr>
-        <w:pStyle w:val="Heading1"/>
-        <w:rPr>
-          <w:rFonts w:ascii="Roboto" w:eastAsia="Roboto" w:hAnsi="Roboto" w:cs="Roboto"/>
-          <w:b/>
-          <w:color w:val="27B0B7"/>
-        </w:rPr>
-      </w:pPr>
-      <w:r>
-        <w:rPr>
-          <w:rFonts w:ascii="Roboto" w:eastAsia="Roboto" w:hAnsi="Roboto" w:cs="Roboto"/>
-          <w:b/>
-          <w:color w:val="27B0B7"/>
-        </w:rPr>
-        <w:lastRenderedPageBreak/>
-        <w:t>Brand Marketing Checklist</w:t>
-      </w:r>
-    </w:p>
-    <w:p>
-      <w:pPr>
-        <w:rPr>
-          <w:rFonts w:ascii="Arial" w:hAnsi="Arial" w:cs="Arial"/>
-        </w:rPr>
-      </w:pPr>
-      <w:r>
-        <w:rPr>
-          <w:rFonts w:ascii="Arial" w:hAnsi="Arial" w:cs="Arial"/>
-        </w:rPr>
-        <w:t xml:space="preserve">Compare and contrast what you are currently doing for your marketing initiatives and things you could be spending effort into. Take this checklist as new opportunities to fulfill your entire digital marketing funnel </w:t>
-      </w:r>
-      <w:r>
-        <w:rPr>
-          <w:rFonts w:ascii="Arial" w:hAnsi="Arial" w:cs="Arial"/>
-        </w:rPr>
-        <w:t>from</w:t>
-      </w:r>
-      <w:r>
-        <w:rPr>
-          <w:rFonts w:ascii="Arial" w:hAnsi="Arial" w:cs="Arial"/>
-        </w:rPr>
-        <w:t xml:space="preserve"> attraction to returning customers.</w:t>
-      </w:r>
-    </w:p>
-    <w:p>
-      <w:pPr>
-        <w:rPr>
-          <w:rFonts w:ascii="Arial" w:eastAsia="Arial" w:hAnsi="Arial" w:cs="Arial"/>
-          <w:b/>
-        </w:rPr>
-      </w:pPr>
-      <w:r>
-        <w:rPr>
-          <w:rFonts w:ascii="Arial" w:eastAsia="Arial" w:hAnsi="Arial" w:cs="Arial"/>
-          <w:b/>
-        </w:rPr>
-        <w:t>Attract (Awareness)</w:t>
-      </w:r>
-    </w:p>
-    <w:p>
-      <w:pPr>
-        <w:tabs>
-          <w:tab w:val="left" w:pos="5640"/>
-        </w:tabs>
-        <w:rPr>
-          <w:rFonts w:ascii="Arial" w:hAnsi="Arial" w:cs="Arial"/>
-          <w:b/>
-          <w:bCs/>
-          <w:sz w:val="18"/>
-          <w:szCs w:val="18"/>
-        </w:rPr>
-      </w:pPr>
-      <w:r>
-        <w:rPr>
-          <w:rFonts w:ascii="Arial" w:hAnsi="Arial" w:cs="Arial"/>
-          <w:b/>
-          <w:bCs/>
-          <w:sz w:val="18"/>
-          <w:szCs w:val="18"/>
-        </w:rPr>
-        <w:t>{#</w:t>
-      </w:r>
-      <w:r>
-        <w:rPr>
-          <w:rFonts w:ascii="Arial" w:hAnsi="Arial" w:cs="Arial"/>
-          <w:b/>
-          <w:bCs/>
-          <w:sz w:val="18"/>
-          <w:szCs w:val="18"/>
-        </w:rPr>
-        <w:t>attract} {</w:t>
-      </w:r>
-      <w:r>
-        <w:rPr>
-          <w:rFonts w:ascii="Arial" w:hAnsi="Arial" w:cs="Arial"/>
-          <w:b/>
-          <w:bCs/>
-          <w:sz w:val="18"/>
-          <w:szCs w:val="18"/>
-        </w:rPr>
-        <w:t xml:space="preserve">name}: </w:t>
-      </w:r>
-      <w:r>
-        <w:rPr>
-          <w:rFonts w:ascii="Arial" w:hAnsi="Arial" w:cs="Arial"/>
-          <w:sz w:val="18"/>
-          <w:szCs w:val="18"/>
-        </w:rPr>
-        <w:t>{#</w:t>
-      </w:r>
-      <w:r>
-        <w:rPr>
-          <w:rFonts w:ascii="Arial" w:hAnsi="Arial" w:cs="Arial"/>
-          <w:sz w:val="18"/>
-          <w:szCs w:val="18"/>
-        </w:rPr>
-        <w:t>visible</w:t>
-      </w:r>
-      <w:r>
-        <w:rPr>
-          <w:rFonts w:ascii="Arial" w:hAnsi="Arial" w:cs="Arial"/>
-          <w:sz w:val="18"/>
-          <w:szCs w:val="18"/>
-        </w:rPr>
-        <w:t>}</w:t>
-      </w:r>
-      <w:r>
-        <w:rPr>
-          <w:rFonts w:ascii="Segoe UI Emoji" w:hAnsi="Segoe UI Emoji" w:cs="Segoe UI Emoji"/>
-          <w:sz w:val="18"/>
-          <w:szCs w:val="18"/>
-        </w:rPr>
-        <w:t>✅</w:t>
-      </w:r>
-      <w:r>
-        <w:rPr>
-          <w:rFonts w:ascii="Arial" w:hAnsi="Arial" w:cs="Arial"/>
-          <w:sz w:val="18"/>
-          <w:szCs w:val="18"/>
-        </w:rPr>
-        <w:t>{/}{#</w:t>
-      </w:r>
-      <w:r>
-        <w:rPr>
-          <w:rFonts w:ascii="Arial" w:hAnsi="Arial" w:cs="Arial"/>
-          <w:sz w:val="18"/>
-          <w:szCs w:val="18"/>
-        </w:rPr>
-        <w:t>invisible</w:t>
-      </w:r>
-      <w:r>
-        <w:rPr>
-          <w:rFonts w:ascii="Arial" w:hAnsi="Arial" w:cs="Arial"/>
-          <w:sz w:val="18"/>
-          <w:szCs w:val="18"/>
-        </w:rPr>
-        <w:t>}</w:t>
-      </w:r>
-      <w:r>
-        <w:rPr>
-          <w:rFonts w:ascii="Segoe UI Emoji" w:hAnsi="Segoe UI Emoji" w:cs="Segoe UI Emoji"/>
-          <w:sz w:val="18"/>
-          <w:szCs w:val="18"/>
-        </w:rPr>
-        <w:t>❌</w:t>
-      </w:r>
-      <w:r>
-        <w:rPr>
-          <w:rFonts w:ascii="Arial" w:hAnsi="Arial" w:cs="Arial"/>
-          <w:sz w:val="18"/>
-          <w:szCs w:val="18"/>
-        </w:rPr>
-        <w:t>{/}</w:t>
-      </w:r>
-      <w:r>
-        <w:rPr>
-          <w:rFonts w:ascii="Arial" w:hAnsi="Arial" w:cs="Arial"/>
-          <w:sz w:val="18"/>
-          <w:szCs w:val="18"/>
-        </w:rPr>
-        <w:t xml:space="preserve"> </w:t>
-      </w:r>
-      <w:r>
-        <w:rPr>
-          <w:rFonts w:ascii="Arial" w:hAnsi="Arial" w:cs="Arial"/>
-          <w:b/>
-          <w:bCs/>
-          <w:sz w:val="18"/>
-          <w:szCs w:val="18"/>
-        </w:rPr>
-        <w:t>{/attract}</w:t>
-      </w:r>
-      <w:r>
-        <w:rPr>
-          <w:rFonts w:ascii="Arial" w:hAnsi="Arial" w:cs="Arial"/>
-          <w:b/>
-          <w:bCs/>
-          <w:sz w:val="18"/>
-          <w:szCs w:val="18"/>
-        </w:rPr>
-        <w:tab/>
-      </w:r>
-    </w:p>
-    <w:p>
-      <w:pPr>
-        <w:tabs>
-          <w:tab w:val="left" w:pos="5640"/>
-        </w:tabs>
-        <w:rPr>
-          <w:rFonts w:ascii="Arial" w:eastAsia="Arial" w:hAnsi="Arial" w:cs="Arial"/>
-          <w:b/>
-        </w:rPr>
-      </w:pPr>
-    </w:p>
-    <w:p>
-      <w:pPr>
-        <w:rPr>
-          <w:rFonts w:ascii="Arial" w:eastAsia="Arial" w:hAnsi="Arial" w:cs="Arial"/>
-          <w:b/>
-        </w:rPr>
-      </w:pPr>
-      <w:r>
-        <w:rPr>
-          <w:rFonts w:ascii="Arial" w:eastAsia="Arial" w:hAnsi="Arial" w:cs="Arial"/>
-          <w:b/>
-        </w:rPr>
-        <w:t>Interest &amp; Desire</w:t>
-      </w:r>
-    </w:p>
-    <w:sdt>
-      <w:sdtPr>
-        <w:tag w:val="goog_rdk_5"/>
-        <w:id w:val="-1599167235"/>
-      </w:sdtPr>
-      <w:sdtContent>
-        <w:p>
-          <w:pPr>
-            <w:tabs>
-              <w:tab w:val="left" w:pos="5640"/>
-            </w:tabs>
-            <w:rPr>
-              <w:rFonts w:ascii="Arial" w:hAnsi="Arial" w:cs="Arial"/>
-              <w:b/>
-              <w:bCs/>
-              <w:sz w:val="18"/>
-              <w:szCs w:val="18"/>
-            </w:rPr>
-          </w:pPr>
-          <w:r>
-            <w:rPr>
-              <w:rFonts w:ascii="Arial" w:hAnsi="Arial" w:cs="Arial"/>
-              <w:b/>
-              <w:bCs/>
-              <w:sz w:val="18"/>
-              <w:szCs w:val="18"/>
-            </w:rPr>
-            <w:t>{#</w:t>
-          </w:r>
-          <w:r>
-            <w:rPr>
-              <w:rFonts w:ascii="Arial" w:hAnsi="Arial" w:cs="Arial"/>
-              <w:b/>
-              <w:bCs/>
-              <w:sz w:val="18"/>
-              <w:szCs w:val="18"/>
-            </w:rPr>
-            <w:t>interestAndDesire</w:t>
-          </w:r>
-          <w:r>
-            <w:rPr>
-              <w:rFonts w:ascii="Arial" w:hAnsi="Arial" w:cs="Arial"/>
-              <w:b/>
-              <w:bCs/>
-              <w:sz w:val="18"/>
-              <w:szCs w:val="18"/>
-            </w:rPr>
-            <w:t xml:space="preserve">} {name}: </w:t>
-          </w:r>
-          <w:r>
-            <w:rPr>
-              <w:rFonts w:ascii="Arial" w:hAnsi="Arial" w:cs="Arial"/>
-              <w:sz w:val="18"/>
-              <w:szCs w:val="18"/>
-            </w:rPr>
-            <w:t>{#visible}</w:t>
-          </w:r>
-          <w:r>
-            <w:rPr>
-              <w:rFonts w:ascii="Segoe UI Emoji" w:hAnsi="Segoe UI Emoji" w:cs="Segoe UI Emoji"/>
-              <w:sz w:val="18"/>
-              <w:szCs w:val="18"/>
-            </w:rPr>
-            <w:t>✅</w:t>
-          </w:r>
-          <w:r>
-            <w:rPr>
-              <w:rFonts w:ascii="Arial" w:hAnsi="Arial" w:cs="Arial"/>
-              <w:sz w:val="18"/>
-              <w:szCs w:val="18"/>
-            </w:rPr>
-            <w:t>{/}{#invisible}</w:t>
-          </w:r>
-          <w:r>
-            <w:rPr>
-              <w:rFonts w:ascii="Segoe UI Emoji" w:hAnsi="Segoe UI Emoji" w:cs="Segoe UI Emoji"/>
-              <w:sz w:val="18"/>
-              <w:szCs w:val="18"/>
-            </w:rPr>
-            <w:t>❌</w:t>
-          </w:r>
-          <w:r>
-            <w:rPr>
-              <w:rFonts w:ascii="Arial" w:hAnsi="Arial" w:cs="Arial"/>
-              <w:sz w:val="18"/>
-              <w:szCs w:val="18"/>
-            </w:rPr>
-            <w:t>{/}</w:t>
-          </w:r>
-          <w:r>
-            <w:rPr>
-              <w:rFonts w:ascii="Arial" w:hAnsi="Arial" w:cs="Arial"/>
-              <w:sz w:val="18"/>
-              <w:szCs w:val="18"/>
-            </w:rPr>
-            <w:t xml:space="preserve"> </w:t>
-          </w:r>
-          <w:r>
-            <w:rPr>
-              <w:rFonts w:ascii="Arial" w:hAnsi="Arial" w:cs="Arial"/>
-              <w:b/>
-              <w:bCs/>
-              <w:sz w:val="18"/>
-              <w:szCs w:val="18"/>
-            </w:rPr>
-            <w:t>{/</w:t>
-          </w:r>
-          <w:proofErr w:type="spellStart"/>
-          <w:r>
-            <w:rPr>
-              <w:rFonts w:ascii="Arial" w:hAnsi="Arial" w:cs="Arial"/>
-              <w:b/>
-              <w:bCs/>
-              <w:sz w:val="18"/>
-              <w:szCs w:val="18"/>
-            </w:rPr>
-            <w:t>interestAndDesire</w:t>
-          </w:r>
-          <w:proofErr w:type="spellEnd"/>
-          <w:r>
-            <w:rPr>
-              <w:rFonts w:ascii="Arial" w:hAnsi="Arial" w:cs="Arial"/>
-              <w:b/>
-              <w:bCs/>
-              <w:sz w:val="18"/>
-              <w:szCs w:val="18"/>
-            </w:rPr>
-            <w:t>}</w:t>
-          </w:r>
-          <w:r>
-            <w:rPr>
-              <w:rFonts w:ascii="Arial" w:hAnsi="Arial" w:cs="Arial"/>
-              <w:b/>
-              <w:bCs/>
-              <w:sz w:val="18"/>
-              <w:szCs w:val="18"/>
-            </w:rPr>
-            <w:tab/>
-          </w:r>
-        </w:p>
-        <w:p>
-          <w:pPr>
-            <w:tabs>
-              <w:tab w:val="left" w:pos="5640"/>
-            </w:tabs>
-            <w:rPr>
-              <w:rFonts w:ascii="Arial" w:hAnsi="Arial" w:cs="Arial"/>
-              <w:b/>
-              <w:bCs/>
-              <w:sz w:val="18"/>
-              <w:szCs w:val="18"/>
-            </w:rPr>
-          </w:pPr>
-        </w:p>
-      </w:sdtContent>
-    </w:sdt>
-    <w:p>
-      <w:pPr>
-        <w:rPr>
-          <w:rFonts w:ascii="Arial" w:eastAsia="Arial" w:hAnsi="Arial" w:cs="Arial"/>
-          <w:b/>
-        </w:rPr>
-      </w:pPr>
-      <w:r>
-        <w:rPr>
-          <w:rFonts w:ascii="Arial" w:eastAsia="Arial" w:hAnsi="Arial" w:cs="Arial"/>
-          <w:b/>
-        </w:rPr>
-        <w:t xml:space="preserve">Action </w:t>
-      </w:r>
-    </w:p>
-    <w:p>
-      <w:pPr>
-        <w:tabs>
-          <w:tab w:val="left" w:pos="5640"/>
-        </w:tabs>
-        <w:rPr>
-          <w:rFonts w:ascii="Arial" w:hAnsi="Arial" w:cs="Arial"/>
-          <w:b/>
-          <w:bCs/>
-          <w:sz w:val="18"/>
-          <w:szCs w:val="18"/>
-        </w:rPr>
-      </w:pPr>
-      <w:r>
-        <w:rPr>
-          <w:rFonts w:ascii="Arial" w:hAnsi="Arial" w:cs="Arial"/>
-          <w:b/>
-          <w:bCs/>
-          <w:sz w:val="18"/>
-          <w:szCs w:val="18"/>
-        </w:rPr>
-        <w:t>{#</w:t>
-      </w:r>
-      <w:r>
-        <w:rPr>
-          <w:rFonts w:ascii="Arial" w:hAnsi="Arial" w:cs="Arial"/>
-          <w:b/>
-          <w:bCs/>
-          <w:sz w:val="18"/>
-          <w:szCs w:val="18"/>
-        </w:rPr>
-        <w:t>action</w:t>
-      </w:r>
-      <w:r>
-        <w:rPr>
-          <w:rFonts w:ascii="Arial" w:hAnsi="Arial" w:cs="Arial"/>
-          <w:b/>
-          <w:bCs/>
-          <w:sz w:val="18"/>
-          <w:szCs w:val="18"/>
-        </w:rPr>
-        <w:t xml:space="preserve">} {name}: </w:t>
-      </w:r>
-      <w:r>
-        <w:rPr>
-          <w:rFonts w:ascii="Arial" w:hAnsi="Arial" w:cs="Arial"/>
-          <w:sz w:val="18"/>
-          <w:szCs w:val="18"/>
-        </w:rPr>
-        <w:t>{#visible}</w:t>
-      </w:r>
-      <w:r>
-        <w:rPr>
-          <w:rFonts w:ascii="Segoe UI Emoji" w:hAnsi="Segoe UI Emoji" w:cs="Segoe UI Emoji"/>
-          <w:sz w:val="18"/>
-          <w:szCs w:val="18"/>
-        </w:rPr>
-        <w:t>✅</w:t>
-      </w:r>
-      <w:r>
-        <w:rPr>
-          <w:rFonts w:ascii="Arial" w:hAnsi="Arial" w:cs="Arial"/>
-          <w:sz w:val="18"/>
-          <w:szCs w:val="18"/>
-        </w:rPr>
-        <w:t>{/}{#invisible}</w:t>
-      </w:r>
-      <w:r>
-        <w:rPr>
-          <w:rFonts w:ascii="Segoe UI Emoji" w:hAnsi="Segoe UI Emoji" w:cs="Segoe UI Emoji"/>
-          <w:sz w:val="18"/>
-          <w:szCs w:val="18"/>
-        </w:rPr>
-        <w:t>❌</w:t>
-      </w:r>
-      <w:r>
-        <w:rPr>
-          <w:rFonts w:ascii="Arial" w:hAnsi="Arial" w:cs="Arial"/>
-          <w:sz w:val="18"/>
-          <w:szCs w:val="18"/>
-        </w:rPr>
-        <w:t>{/}</w:t>
-      </w:r>
-      <w:r>
-        <w:rPr>
-          <w:rFonts w:ascii="Arial" w:hAnsi="Arial" w:cs="Arial"/>
-          <w:sz w:val="18"/>
-          <w:szCs w:val="18"/>
-        </w:rPr>
-        <w:t xml:space="preserve"> </w:t>
-      </w:r>
-      <w:r>
-        <w:rPr>
-          <w:rFonts w:ascii="Arial" w:hAnsi="Arial" w:cs="Arial"/>
-          <w:b/>
-          <w:bCs/>
-          <w:sz w:val="18"/>
-          <w:szCs w:val="18"/>
-        </w:rPr>
-        <w:t>{/a</w:t>
-      </w:r>
-      <w:r>
-        <w:rPr>
-          <w:rFonts w:ascii="Arial" w:hAnsi="Arial" w:cs="Arial"/>
-          <w:b/>
-          <w:bCs/>
-          <w:sz w:val="18"/>
-          <w:szCs w:val="18"/>
-        </w:rPr>
-        <w:t>ction</w:t>
-      </w:r>
-      <w:r>
-        <w:rPr>
-          <w:rFonts w:ascii="Arial" w:hAnsi="Arial" w:cs="Arial"/>
-          <w:b/>
-          <w:bCs/>
-          <w:sz w:val="18"/>
-          <w:szCs w:val="18"/>
-        </w:rPr>
-        <w:t>}</w:t>
-      </w:r>
-      <w:r>
-        <w:rPr>
-          <w:rFonts w:ascii="Arial" w:hAnsi="Arial" w:cs="Arial"/>
-          <w:b/>
-          <w:bCs/>
-          <w:sz w:val="18"/>
-          <w:szCs w:val="18"/>
-        </w:rPr>
-        <w:tab/>
-      </w:r>
-    </w:p>
-    <w:p>
-      <w:pPr>
-        <w:tabs>
-          <w:tab w:val="left" w:pos="5640"/>
-        </w:tabs>
-        <w:rPr>
-          <w:rFonts w:ascii="Arial" w:hAnsi="Arial" w:cs="Arial"/>
-          <w:b/>
-          <w:bCs/>
-          <w:sz w:val="18"/>
-          <w:szCs w:val="18"/>
-        </w:rPr>
-      </w:pPr>
-    </w:p>
-    <w:p>
-      <w:pPr>
-        <w:rPr>
-          <w:rFonts w:ascii="Arial" w:eastAsia="Arial" w:hAnsi="Arial" w:cs="Arial"/>
-          <w:b/>
-        </w:rPr>
-      </w:pPr>
-      <w:r>
-        <w:rPr>
-          <w:rFonts w:ascii="Arial" w:eastAsia="Arial" w:hAnsi="Arial" w:cs="Arial"/>
-          <w:b/>
-        </w:rPr>
-        <w:t>Loyalty</w:t>
-      </w:r>
-    </w:p>
-    <w:sdt>
-      <w:sdtPr>
-        <w:tag w:val="goog_rdk_18"/>
-        <w:id w:val="-1654596880"/>
-      </w:sdtPr>
-      <w:sdtContent>
-        <w:p>
-          <w:pPr>
-            <w:tabs>
-              <w:tab w:val="left" w:pos="5640"/>
-            </w:tabs>
-            <w:rPr>
-              <w:rFonts w:ascii="Arial" w:hAnsi="Arial" w:cs="Arial"/>
-              <w:b/>
-              <w:bCs/>
-              <w:sz w:val="18"/>
-              <w:szCs w:val="18"/>
-            </w:rPr>
-          </w:pPr>
-          <w:r>
-            <w:rPr>
-              <w:rFonts w:ascii="Arial" w:hAnsi="Arial" w:cs="Arial"/>
-              <w:b/>
-              <w:bCs/>
-              <w:sz w:val="18"/>
-              <w:szCs w:val="18"/>
-            </w:rPr>
-            <w:t>{#</w:t>
-          </w:r>
-          <w:r>
-            <w:rPr>
-              <w:rFonts w:ascii="Arial" w:hAnsi="Arial" w:cs="Arial"/>
-              <w:b/>
-              <w:bCs/>
-              <w:sz w:val="18"/>
-              <w:szCs w:val="18"/>
-            </w:rPr>
-            <w:t>loyalty</w:t>
-          </w:r>
-          <w:r>
-            <w:rPr>
-              <w:rFonts w:ascii="Arial" w:hAnsi="Arial" w:cs="Arial"/>
-              <w:b/>
-              <w:bCs/>
-              <w:sz w:val="18"/>
-              <w:szCs w:val="18"/>
-            </w:rPr>
-            <w:t xml:space="preserve">} {name}: </w:t>
-          </w:r>
-          <w:r>
-            <w:rPr>
-              <w:rFonts w:ascii="Arial" w:hAnsi="Arial" w:cs="Arial"/>
-              <w:sz w:val="18"/>
-              <w:szCs w:val="18"/>
-            </w:rPr>
-            <w:t>{#visible}</w:t>
-          </w:r>
-          <w:r>
-            <w:rPr>
-              <w:rFonts w:ascii="Segoe UI Emoji" w:hAnsi="Segoe UI Emoji" w:cs="Segoe UI Emoji"/>
-              <w:sz w:val="18"/>
-              <w:szCs w:val="18"/>
-            </w:rPr>
-            <w:t>✅</w:t>
-          </w:r>
-          <w:r>
-            <w:rPr>
-              <w:rFonts w:ascii="Arial" w:hAnsi="Arial" w:cs="Arial"/>
-              <w:sz w:val="18"/>
-              <w:szCs w:val="18"/>
-            </w:rPr>
-            <w:t>{/}{#invisible}</w:t>
-          </w:r>
-          <w:r>
-            <w:rPr>
-              <w:rFonts w:ascii="Segoe UI Emoji" w:hAnsi="Segoe UI Emoji" w:cs="Segoe UI Emoji"/>
-              <w:sz w:val="18"/>
-              <w:szCs w:val="18"/>
-            </w:rPr>
-            <w:t>❌</w:t>
-          </w:r>
-          <w:r>
-            <w:rPr>
-              <w:rFonts w:ascii="Arial" w:hAnsi="Arial" w:cs="Arial"/>
-              <w:sz w:val="18"/>
-              <w:szCs w:val="18"/>
-            </w:rPr>
-            <w:t>{/}</w:t>
-          </w:r>
-          <w:r>
-            <w:rPr>
-              <w:rFonts w:ascii="Arial" w:hAnsi="Arial" w:cs="Arial"/>
-              <w:sz w:val="18"/>
-              <w:szCs w:val="18"/>
-            </w:rPr>
-            <w:t xml:space="preserve"> </w:t>
-          </w:r>
-          <w:r>
-            <w:rPr>
-              <w:rFonts w:ascii="Arial" w:hAnsi="Arial" w:cs="Arial"/>
-              <w:b/>
-              <w:bCs/>
-              <w:sz w:val="18"/>
-              <w:szCs w:val="18"/>
-            </w:rPr>
-            <w:t>{/</w:t>
-          </w:r>
-          <w:r>
-            <w:rPr>
-              <w:rFonts w:ascii="Arial" w:hAnsi="Arial" w:cs="Arial"/>
-              <w:b/>
-              <w:bCs/>
-              <w:sz w:val="18"/>
-              <w:szCs w:val="18"/>
-            </w:rPr>
-            <w:t>loyalty</w:t>
-          </w:r>
-          <w:r>
-            <w:rPr>
-              <w:rFonts w:ascii="Arial" w:hAnsi="Arial" w:cs="Arial"/>
-              <w:b/>
-              <w:bCs/>
-              <w:sz w:val="18"/>
-              <w:szCs w:val="18"/>
-            </w:rPr>
-            <w:t>}</w:t>
-          </w:r>
-          <w:r>
-            <w:rPr>
-              <w:rFonts w:ascii="Arial" w:hAnsi="Arial" w:cs="Arial"/>
-              <w:b/>
-              <w:bCs/>
-              <w:sz w:val="18"/>
-              <w:szCs w:val="18"/>
-            </w:rPr>
-            <w:tab/>
-          </w:r>
-        </w:p>
-      </w:sdtContent>
-    </w:sdt>
-    <w:p>
-      <w:pPr>
-        <w:pStyle w:val="Heading1"/>
-        <w:rPr>
-          <w:rFonts w:ascii="Roboto" w:eastAsia="Roboto" w:hAnsi="Roboto" w:cs="Roboto"/>
-          <w:b/>
-          <w:color w:val="27B0B7"/>
+          <w:rFonts w:asciiTheme="majorHAnsi" w:eastAsiaTheme="majorEastAsia" w:hAnsiTheme="majorHAnsi" w:cstheme="majorBidi"/>
+          <w:color w:val="374C80" w:themeColor="accent1" w:themeShade="BF"/>
+          <w:sz w:val="36"/>
+          <w:szCs w:val="36"/>
         </w:rPr>
       </w:pPr>
       <w:r>
@@ -8605,7 +7833,7 @@
 </file>
 
 <file path=word/endnotes.xml><?xml version="1.0" encoding="utf-8"?>
-<w:endnotes xmlns:wpc="http://schemas.microsoft.com/office/word/2010/wordprocessingCanvas" xmlns:cx="http://schemas.microsoft.com/office/drawing/2014/chartex" xmlns:cx1="http://schemas.microsoft.com/office/drawing/2015/9/8/chartex" xmlns:cx2="http://schemas.microsoft.com/office/drawing/2015/10/21/chartex" xmlns:cx3="http://schemas.microsoft.com/office/drawing/2016/5/9/chartex" xmlns:cx4="http://schemas.microsoft.com/office/drawing/2016/5/10/chartex" xmlns:cx5="http://schemas.microsoft.com/office/drawing/2016/5/11/chartex" xmlns:cx6="http://schemas.microsoft.com/office/drawing/2016/5/12/chartex" xmlns:cx7="http://schemas.microsoft.com/office/drawing/2016/5/13/chartex" xmlns:cx8="http://schemas.microsoft.com/office/drawing/2016/5/14/chartex" xmlns:mc="http://schemas.openxmlformats.org/markup-compatibility/2006" xmlns:aink="http://schemas.microsoft.com/office/drawing/2016/ink" xmlns:am3d="http://schemas.microsoft.com/office/drawing/2017/model3d" xmlns:o="urn:schemas-microsoft-com:office:office" xmlns:oel="http://schemas.microsoft.com/office/2019/extlst" xmlns:r="http://schemas.openxmlformats.org/officeDocument/2006/relationships" xmlns:m="http://schemas.openxmlformats.org/officeDocument/2006/math" xmlns:v="urn:schemas-microsoft-com:vml" xmlns:wp14="http://schemas.microsoft.com/office/word/2010/wordprocessingDrawing" xmlns:wp="http://schemas.openxmlformats.org/drawingml/2006/wordprocessingDrawing" xmlns:w10="urn:schemas-microsoft-com:office:word" xmlns:w="http://schemas.openxmlformats.org/wordprocessingml/2006/main" xmlns:w14="http://schemas.microsoft.com/office/word/2010/wordml" xmlns:w15="http://schemas.microsoft.com/office/word/2012/wordml" xmlns:w16cex="http://schemas.microsoft.com/office/word/2018/wordml/cex" xmlns:w16cid="http://schemas.microsoft.com/office/word/2016/wordml/cid" xmlns:w16="http://schemas.microsoft.com/office/word/2018/wordml" xmlns:w16du="http://schemas.microsoft.com/office/word/2023/wordml/word16du" xmlns:w16sdtdh="http://schemas.microsoft.com/office/word/2020/wordml/sdtdatahash" xmlns:w16se="http://schemas.microsoft.com/office/word/2015/wordml/symex" xmlns:wpg="http://schemas.microsoft.com/office/word/2010/wordprocessingGroup" xmlns:wpi="http://schemas.microsoft.com/office/word/2010/wordprocessingInk" xmlns:wne="http://schemas.microsoft.com/office/word/2006/wordml" xmlns:wps="http://schemas.microsoft.com/office/word/2010/wordprocessingShape" mc:Ignorable="w14 w15 w16se w16cid w16 w16cex w16sdtdh w16du wp14">
+<w:endnotes xmlns:wpc="http://schemas.microsoft.com/office/word/2010/wordprocessingCanvas" xmlns:cx="http://schemas.microsoft.com/office/drawing/2014/chartex" xmlns:cx1="http://schemas.microsoft.com/office/drawing/2015/9/8/chartex" xmlns:cx2="http://schemas.microsoft.com/office/drawing/2015/10/21/chartex" xmlns:cx3="http://schemas.microsoft.com/office/drawing/2016/5/9/chartex" xmlns:cx4="http://schemas.microsoft.com/office/drawing/2016/5/10/chartex" xmlns:cx5="http://schemas.microsoft.com/office/drawing/2016/5/11/chartex" xmlns:cx6="http://schemas.microsoft.com/office/drawing/2016/5/12/chartex" xmlns:cx7="http://schemas.microsoft.com/office/drawing/2016/5/13/chartex" xmlns:cx8="http://schemas.microsoft.com/office/drawing/2016/5/14/chartex" xmlns:mc="http://schemas.openxmlformats.org/markup-compatibility/2006" xmlns:aink="http://schemas.microsoft.com/office/drawing/2016/ink" xmlns:am3d="http://schemas.microsoft.com/office/drawing/2017/model3d" xmlns:o="urn:schemas-microsoft-com:office:office" xmlns:oel="http://schemas.microsoft.com/office/2019/extlst" xmlns:r="http://schemas.openxmlformats.org/officeDocument/2006/relationships" xmlns:m="http://schemas.openxmlformats.org/officeDocument/2006/math" xmlns:v="urn:schemas-microsoft-com:vml" xmlns:wp14="http://schemas.microsoft.com/office/word/2010/wordprocessingDrawing" xmlns:wp="http://schemas.openxmlformats.org/drawingml/2006/wordprocessingDrawing" xmlns:w10="urn:schemas-microsoft-com:office:word" xmlns:w="http://schemas.openxmlformats.org/wordprocessingml/2006/main" xmlns:w14="http://schemas.microsoft.com/office/word/2010/wordml" xmlns:w15="http://schemas.microsoft.com/office/word/2012/wordml" xmlns:w16cex="http://schemas.microsoft.com/office/word/2018/wordml/cex" xmlns:w16cid="http://schemas.microsoft.com/office/word/2016/wordml/cid" xmlns:w16="http://schemas.microsoft.com/office/word/2018/wordml" xmlns:w16du="http://schemas.microsoft.com/office/word/2023/wordml/word16du" xmlns:w16sdtdh="http://schemas.microsoft.com/office/word/2020/wordml/sdtdatahash" xmlns:w16sdtfl="http://schemas.microsoft.com/office/word/2024/wordml/sdtformatlock" xmlns:w16se="http://schemas.microsoft.com/office/word/2015/wordml/symex" xmlns:wpg="http://schemas.microsoft.com/office/word/2010/wordprocessingGroup" xmlns:wpi="http://schemas.microsoft.com/office/word/2010/wordprocessingInk" xmlns:wne="http://schemas.microsoft.com/office/word/2006/wordml" xmlns:wps="http://schemas.microsoft.com/office/word/2010/wordprocessingShape" mc:Ignorable="w14 w15 w16se w16cid w16 w16cex w16sdtdh w16sdtfl w16du wp14">
   <w:endnote w:type="separator" w:id="-1">
     <w:p>
       <w:pPr>
@@ -8630,7 +7858,7 @@
 </file>
 
 <file path=word/footer1.xml><?xml version="1.0" encoding="utf-8"?>
-<w:ftr xmlns:wpc="http://schemas.microsoft.com/office/word/2010/wordprocessingCanvas" xmlns:cx="http://schemas.microsoft.com/office/drawing/2014/chartex" xmlns:cx1="http://schemas.microsoft.com/office/drawing/2015/9/8/chartex" xmlns:cx2="http://schemas.microsoft.com/office/drawing/2015/10/21/chartex" xmlns:cx3="http://schemas.microsoft.com/office/drawing/2016/5/9/chartex" xmlns:cx4="http://schemas.microsoft.com/office/drawing/2016/5/10/chartex" xmlns:cx5="http://schemas.microsoft.com/office/drawing/2016/5/11/chartex" xmlns:cx6="http://schemas.microsoft.com/office/drawing/2016/5/12/chartex" xmlns:cx7="http://schemas.microsoft.com/office/drawing/2016/5/13/chartex" xmlns:cx8="http://schemas.microsoft.com/office/drawing/2016/5/14/chartex" xmlns:mc="http://schemas.openxmlformats.org/markup-compatibility/2006" xmlns:aink="http://schemas.microsoft.com/office/drawing/2016/ink" xmlns:am3d="http://schemas.microsoft.com/office/drawing/2017/model3d" xmlns:o="urn:schemas-microsoft-com:office:office" xmlns:oel="http://schemas.microsoft.com/office/2019/extlst" xmlns:r="http://schemas.openxmlformats.org/officeDocument/2006/relationships" xmlns:m="http://schemas.openxmlformats.org/officeDocument/2006/math" xmlns:v="urn:schemas-microsoft-com:vml" xmlns:wp14="http://schemas.microsoft.com/office/word/2010/wordprocessingDrawing" xmlns:wp="http://schemas.openxmlformats.org/drawingml/2006/wordprocessingDrawing" xmlns:w10="urn:schemas-microsoft-com:office:word" xmlns:w="http://schemas.openxmlformats.org/wordprocessingml/2006/main" xmlns:w14="http://schemas.microsoft.com/office/word/2010/wordml" xmlns:w15="http://schemas.microsoft.com/office/word/2012/wordml" xmlns:w16cex="http://schemas.microsoft.com/office/word/2018/wordml/cex" xmlns:w16cid="http://schemas.microsoft.com/office/word/2016/wordml/cid" xmlns:w16="http://schemas.microsoft.com/office/word/2018/wordml" xmlns:w16du="http://schemas.microsoft.com/office/word/2023/wordml/word16du" xmlns:w16sdtdh="http://schemas.microsoft.com/office/word/2020/wordml/sdtdatahash" xmlns:w16se="http://schemas.microsoft.com/office/word/2015/wordml/symex" xmlns:wpg="http://schemas.microsoft.com/office/word/2010/wordprocessingGroup" xmlns:wpi="http://schemas.microsoft.com/office/word/2010/wordprocessingInk" xmlns:wne="http://schemas.microsoft.com/office/word/2006/wordml" xmlns:wps="http://schemas.microsoft.com/office/word/2010/wordprocessingShape" mc:Ignorable="w14 w15 w16se w16cid w16 w16cex w16sdtdh w16du wp14">
+<w:ftr xmlns:wpc="http://schemas.microsoft.com/office/word/2010/wordprocessingCanvas" xmlns:cx="http://schemas.microsoft.com/office/drawing/2014/chartex" xmlns:cx1="http://schemas.microsoft.com/office/drawing/2015/9/8/chartex" xmlns:cx2="http://schemas.microsoft.com/office/drawing/2015/10/21/chartex" xmlns:cx3="http://schemas.microsoft.com/office/drawing/2016/5/9/chartex" xmlns:cx4="http://schemas.microsoft.com/office/drawing/2016/5/10/chartex" xmlns:cx5="http://schemas.microsoft.com/office/drawing/2016/5/11/chartex" xmlns:cx6="http://schemas.microsoft.com/office/drawing/2016/5/12/chartex" xmlns:cx7="http://schemas.microsoft.com/office/drawing/2016/5/13/chartex" xmlns:cx8="http://schemas.microsoft.com/office/drawing/2016/5/14/chartex" xmlns:mc="http://schemas.openxmlformats.org/markup-compatibility/2006" xmlns:aink="http://schemas.microsoft.com/office/drawing/2016/ink" xmlns:am3d="http://schemas.microsoft.com/office/drawing/2017/model3d" xmlns:o="urn:schemas-microsoft-com:office:office" xmlns:oel="http://schemas.microsoft.com/office/2019/extlst" xmlns:r="http://schemas.openxmlformats.org/officeDocument/2006/relationships" xmlns:m="http://schemas.openxmlformats.org/officeDocument/2006/math" xmlns:v="urn:schemas-microsoft-com:vml" xmlns:wp14="http://schemas.microsoft.com/office/word/2010/wordprocessingDrawing" xmlns:wp="http://schemas.openxmlformats.org/drawingml/2006/wordprocessingDrawing" xmlns:w10="urn:schemas-microsoft-com:office:word" xmlns:w="http://schemas.openxmlformats.org/wordprocessingml/2006/main" xmlns:w14="http://schemas.microsoft.com/office/word/2010/wordml" xmlns:w15="http://schemas.microsoft.com/office/word/2012/wordml" xmlns:w16cex="http://schemas.microsoft.com/office/word/2018/wordml/cex" xmlns:w16cid="http://schemas.microsoft.com/office/word/2016/wordml/cid" xmlns:w16="http://schemas.microsoft.com/office/word/2018/wordml" xmlns:w16du="http://schemas.microsoft.com/office/word/2023/wordml/word16du" xmlns:w16sdtdh="http://schemas.microsoft.com/office/word/2020/wordml/sdtdatahash" xmlns:w16sdtfl="http://schemas.microsoft.com/office/word/2024/wordml/sdtformatlock" xmlns:w16se="http://schemas.microsoft.com/office/word/2015/wordml/symex" xmlns:wpg="http://schemas.microsoft.com/office/word/2010/wordprocessingGroup" xmlns:wpi="http://schemas.microsoft.com/office/word/2010/wordprocessingInk" xmlns:wne="http://schemas.microsoft.com/office/word/2006/wordml" xmlns:wps="http://schemas.microsoft.com/office/word/2010/wordprocessingShape" mc:Ignorable="w14 w15 w16se w16cid w16 w16cex w16sdtdh w16sdtfl w16du wp14">
   <w:p>
     <w:pPr>
       <w:pBdr>
@@ -8733,7 +7961,7 @@
 </file>
 
 <file path=word/footnotes.xml><?xml version="1.0" encoding="utf-8"?>
-<w:footnotes xmlns:wpc="http://schemas.microsoft.com/office/word/2010/wordprocessingCanvas" xmlns:cx="http://schemas.microsoft.com/office/drawing/2014/chartex" xmlns:cx1="http://schemas.microsoft.com/office/drawing/2015/9/8/chartex" xmlns:cx2="http://schemas.microsoft.com/office/drawing/2015/10/21/chartex" xmlns:cx3="http://schemas.microsoft.com/office/drawing/2016/5/9/chartex" xmlns:cx4="http://schemas.microsoft.com/office/drawing/2016/5/10/chartex" xmlns:cx5="http://schemas.microsoft.com/office/drawing/2016/5/11/chartex" xmlns:cx6="http://schemas.microsoft.com/office/drawing/2016/5/12/chartex" xmlns:cx7="http://schemas.microsoft.com/office/drawing/2016/5/13/chartex" xmlns:cx8="http://schemas.microsoft.com/office/drawing/2016/5/14/chartex" xmlns:mc="http://schemas.openxmlformats.org/markup-compatibility/2006" xmlns:aink="http://schemas.microsoft.com/office/drawing/2016/ink" xmlns:am3d="http://schemas.microsoft.com/office/drawing/2017/model3d" xmlns:o="urn:schemas-microsoft-com:office:office" xmlns:oel="http://schemas.microsoft.com/office/2019/extlst" xmlns:r="http://schemas.openxmlformats.org/officeDocument/2006/relationships" xmlns:m="http://schemas.openxmlformats.org/officeDocument/2006/math" xmlns:v="urn:schemas-microsoft-com:vml" xmlns:wp14="http://schemas.microsoft.com/office/word/2010/wordprocessingDrawing" xmlns:wp="http://schemas.openxmlformats.org/drawingml/2006/wordprocessingDrawing" xmlns:w10="urn:schemas-microsoft-com:office:word" xmlns:w="http://schemas.openxmlformats.org/wordprocessingml/2006/main" xmlns:w14="http://schemas.microsoft.com/office/word/2010/wordml" xmlns:w15="http://schemas.microsoft.com/office/word/2012/wordml" xmlns:w16cex="http://schemas.microsoft.com/office/word/2018/wordml/cex" xmlns:w16cid="http://schemas.microsoft.com/office/word/2016/wordml/cid" xmlns:w16="http://schemas.microsoft.com/office/word/2018/wordml" xmlns:w16du="http://schemas.microsoft.com/office/word/2023/wordml/word16du" xmlns:w16sdtdh="http://schemas.microsoft.com/office/word/2020/wordml/sdtdatahash" xmlns:w16se="http://schemas.microsoft.com/office/word/2015/wordml/symex" xmlns:wpg="http://schemas.microsoft.com/office/word/2010/wordprocessingGroup" xmlns:wpi="http://schemas.microsoft.com/office/word/2010/wordprocessingInk" xmlns:wne="http://schemas.microsoft.com/office/word/2006/wordml" xmlns:wps="http://schemas.microsoft.com/office/word/2010/wordprocessingShape" mc:Ignorable="w14 w15 w16se w16cid w16 w16cex w16sdtdh w16du wp14">
+<w:footnotes xmlns:wpc="http://schemas.microsoft.com/office/word/2010/wordprocessingCanvas" xmlns:cx="http://schemas.microsoft.com/office/drawing/2014/chartex" xmlns:cx1="http://schemas.microsoft.com/office/drawing/2015/9/8/chartex" xmlns:cx2="http://schemas.microsoft.com/office/drawing/2015/10/21/chartex" xmlns:cx3="http://schemas.microsoft.com/office/drawing/2016/5/9/chartex" xmlns:cx4="http://schemas.microsoft.com/office/drawing/2016/5/10/chartex" xmlns:cx5="http://schemas.microsoft.com/office/drawing/2016/5/11/chartex" xmlns:cx6="http://schemas.microsoft.com/office/drawing/2016/5/12/chartex" xmlns:cx7="http://schemas.microsoft.com/office/drawing/2016/5/13/chartex" xmlns:cx8="http://schemas.microsoft.com/office/drawing/2016/5/14/chartex" xmlns:mc="http://schemas.openxmlformats.org/markup-compatibility/2006" xmlns:aink="http://schemas.microsoft.com/office/drawing/2016/ink" xmlns:am3d="http://schemas.microsoft.com/office/drawing/2017/model3d" xmlns:o="urn:schemas-microsoft-com:office:office" xmlns:oel="http://schemas.microsoft.com/office/2019/extlst" xmlns:r="http://schemas.openxmlformats.org/officeDocument/2006/relationships" xmlns:m="http://schemas.openxmlformats.org/officeDocument/2006/math" xmlns:v="urn:schemas-microsoft-com:vml" xmlns:wp14="http://schemas.microsoft.com/office/word/2010/wordprocessingDrawing" xmlns:wp="http://schemas.openxmlformats.org/drawingml/2006/wordprocessingDrawing" xmlns:w10="urn:schemas-microsoft-com:office:word" xmlns:w="http://schemas.openxmlformats.org/wordprocessingml/2006/main" xmlns:w14="http://schemas.microsoft.com/office/word/2010/wordml" xmlns:w15="http://schemas.microsoft.com/office/word/2012/wordml" xmlns:w16cex="http://schemas.microsoft.com/office/word/2018/wordml/cex" xmlns:w16cid="http://schemas.microsoft.com/office/word/2016/wordml/cid" xmlns:w16="http://schemas.microsoft.com/office/word/2018/wordml" xmlns:w16du="http://schemas.microsoft.com/office/word/2023/wordml/word16du" xmlns:w16sdtdh="http://schemas.microsoft.com/office/word/2020/wordml/sdtdatahash" xmlns:w16sdtfl="http://schemas.microsoft.com/office/word/2024/wordml/sdtformatlock" xmlns:w16se="http://schemas.microsoft.com/office/word/2015/wordml/symex" xmlns:wpg="http://schemas.microsoft.com/office/word/2010/wordprocessingGroup" xmlns:wpi="http://schemas.microsoft.com/office/word/2010/wordprocessingInk" xmlns:wne="http://schemas.microsoft.com/office/word/2006/wordml" xmlns:wps="http://schemas.microsoft.com/office/word/2010/wordprocessingShape" mc:Ignorable="w14 w15 w16se w16cid w16 w16cex w16sdtdh w16sdtfl w16du wp14">
   <w:footnote w:type="separator" w:id="-1">
     <w:p>
       <w:pPr>
@@ -8758,7 +7986,7 @@
 </file>
 
 <file path=word/header1.xml><?xml version="1.0" encoding="utf-8"?>
-<w:hdr xmlns:wpc="http://schemas.microsoft.com/office/word/2010/wordprocessingCanvas" xmlns:cx="http://schemas.microsoft.com/office/drawing/2014/chartex" xmlns:cx1="http://schemas.microsoft.com/office/drawing/2015/9/8/chartex" xmlns:cx2="http://schemas.microsoft.com/office/drawing/2015/10/21/chartex" xmlns:cx3="http://schemas.microsoft.com/office/drawing/2016/5/9/chartex" xmlns:cx4="http://schemas.microsoft.com/office/drawing/2016/5/10/chartex" xmlns:cx5="http://schemas.microsoft.com/office/drawing/2016/5/11/chartex" xmlns:cx6="http://schemas.microsoft.com/office/drawing/2016/5/12/chartex" xmlns:cx7="http://schemas.microsoft.com/office/drawing/2016/5/13/chartex" xmlns:cx8="http://schemas.microsoft.com/office/drawing/2016/5/14/chartex" xmlns:mc="http://schemas.openxmlformats.org/markup-compatibility/2006" xmlns:aink="http://schemas.microsoft.com/office/drawing/2016/ink" xmlns:am3d="http://schemas.microsoft.com/office/drawing/2017/model3d" xmlns:o="urn:schemas-microsoft-com:office:office" xmlns:oel="http://schemas.microsoft.com/office/2019/extlst" xmlns:r="http://schemas.openxmlformats.org/officeDocument/2006/relationships" xmlns:m="http://schemas.openxmlformats.org/officeDocument/2006/math" xmlns:v="urn:schemas-microsoft-com:vml" xmlns:wp14="http://schemas.microsoft.com/office/word/2010/wordprocessingDrawing" xmlns:wp="http://schemas.openxmlformats.org/drawingml/2006/wordprocessingDrawing" xmlns:w10="urn:schemas-microsoft-com:office:word" xmlns:w="http://schemas.openxmlformats.org/wordprocessingml/2006/main" xmlns:w14="http://schemas.microsoft.com/office/word/2010/wordml" xmlns:w15="http://schemas.microsoft.com/office/word/2012/wordml" xmlns:w16cex="http://schemas.microsoft.com/office/word/2018/wordml/cex" xmlns:w16cid="http://schemas.microsoft.com/office/word/2016/wordml/cid" xmlns:w16="http://schemas.microsoft.com/office/word/2018/wordml" xmlns:w16du="http://schemas.microsoft.com/office/word/2023/wordml/word16du" xmlns:w16sdtdh="http://schemas.microsoft.com/office/word/2020/wordml/sdtdatahash" xmlns:w16se="http://schemas.microsoft.com/office/word/2015/wordml/symex" xmlns:wpg="http://schemas.microsoft.com/office/word/2010/wordprocessingGroup" xmlns:wpi="http://schemas.microsoft.com/office/word/2010/wordprocessingInk" xmlns:wne="http://schemas.microsoft.com/office/word/2006/wordml" xmlns:wps="http://schemas.microsoft.com/office/word/2010/wordprocessingShape" mc:Ignorable="w14 w15 w16se w16cid w16 w16cex w16sdtdh w16du wp14">
+<w:hdr xmlns:wpc="http://schemas.microsoft.com/office/word/2010/wordprocessingCanvas" xmlns:cx="http://schemas.microsoft.com/office/drawing/2014/chartex" xmlns:cx1="http://schemas.microsoft.com/office/drawing/2015/9/8/chartex" xmlns:cx2="http://schemas.microsoft.com/office/drawing/2015/10/21/chartex" xmlns:cx3="http://schemas.microsoft.com/office/drawing/2016/5/9/chartex" xmlns:cx4="http://schemas.microsoft.com/office/drawing/2016/5/10/chartex" xmlns:cx5="http://schemas.microsoft.com/office/drawing/2016/5/11/chartex" xmlns:cx6="http://schemas.microsoft.com/office/drawing/2016/5/12/chartex" xmlns:cx7="http://schemas.microsoft.com/office/drawing/2016/5/13/chartex" xmlns:cx8="http://schemas.microsoft.com/office/drawing/2016/5/14/chartex" xmlns:mc="http://schemas.openxmlformats.org/markup-compatibility/2006" xmlns:aink="http://schemas.microsoft.com/office/drawing/2016/ink" xmlns:am3d="http://schemas.microsoft.com/office/drawing/2017/model3d" xmlns:o="urn:schemas-microsoft-com:office:office" xmlns:oel="http://schemas.microsoft.com/office/2019/extlst" xmlns:r="http://schemas.openxmlformats.org/officeDocument/2006/relationships" xmlns:m="http://schemas.openxmlformats.org/officeDocument/2006/math" xmlns:v="urn:schemas-microsoft-com:vml" xmlns:wp14="http://schemas.microsoft.com/office/word/2010/wordprocessingDrawing" xmlns:wp="http://schemas.openxmlformats.org/drawingml/2006/wordprocessingDrawing" xmlns:w10="urn:schemas-microsoft-com:office:word" xmlns:w="http://schemas.openxmlformats.org/wordprocessingml/2006/main" xmlns:w14="http://schemas.microsoft.com/office/word/2010/wordml" xmlns:w15="http://schemas.microsoft.com/office/word/2012/wordml" xmlns:w16cex="http://schemas.microsoft.com/office/word/2018/wordml/cex" xmlns:w16cid="http://schemas.microsoft.com/office/word/2016/wordml/cid" xmlns:w16="http://schemas.microsoft.com/office/word/2018/wordml" xmlns:w16du="http://schemas.microsoft.com/office/word/2023/wordml/word16du" xmlns:w16sdtdh="http://schemas.microsoft.com/office/word/2020/wordml/sdtdatahash" xmlns:w16sdtfl="http://schemas.microsoft.com/office/word/2024/wordml/sdtformatlock" xmlns:w16se="http://schemas.microsoft.com/office/word/2015/wordml/symex" xmlns:wpg="http://schemas.microsoft.com/office/word/2010/wordprocessingGroup" xmlns:wpi="http://schemas.microsoft.com/office/word/2010/wordprocessingInk" xmlns:wne="http://schemas.microsoft.com/office/word/2006/wordml" xmlns:wps="http://schemas.microsoft.com/office/word/2010/wordprocessingShape" mc:Ignorable="w14 w15 w16se w16cid w16 w16cex w16sdtdh w16sdtfl w16du wp14">
   <w:p>
     <w:pPr>
       <w:pBdr>
@@ -8855,7 +8083,7 @@
 </file>
 
 <file path=word/numbering.xml><?xml version="1.0" encoding="utf-8"?>
-<w:numbering xmlns:wpc="http://schemas.microsoft.com/office/word/2010/wordprocessingCanvas" xmlns:cx="http://schemas.microsoft.com/office/drawing/2014/chartex" xmlns:cx1="http://schemas.microsoft.com/office/drawing/2015/9/8/chartex" xmlns:cx2="http://schemas.microsoft.com/office/drawing/2015/10/21/chartex" xmlns:cx3="http://schemas.microsoft.com/office/drawing/2016/5/9/chartex" xmlns:cx4="http://schemas.microsoft.com/office/drawing/2016/5/10/chartex" xmlns:cx5="http://schemas.microsoft.com/office/drawing/2016/5/11/chartex" xmlns:cx6="http://schemas.microsoft.com/office/drawing/2016/5/12/chartex" xmlns:cx7="http://schemas.microsoft.com/office/drawing/2016/5/13/chartex" xmlns:cx8="http://schemas.microsoft.com/office/drawing/2016/5/14/chartex" xmlns:mc="http://schemas.openxmlformats.org/markup-compatibility/2006" xmlns:aink="http://schemas.microsoft.com/office/drawing/2016/ink" xmlns:am3d="http://schemas.microsoft.com/office/drawing/2017/model3d" xmlns:o="urn:schemas-microsoft-com:office:office" xmlns:oel="http://schemas.microsoft.com/office/2019/extlst" xmlns:r="http://schemas.openxmlformats.org/officeDocument/2006/relationships" xmlns:m="http://schemas.openxmlformats.org/officeDocument/2006/math" xmlns:v="urn:schemas-microsoft-com:vml" xmlns:wp14="http://schemas.microsoft.com/office/word/2010/wordprocessingDrawing" xmlns:wp="http://schemas.openxmlformats.org/drawingml/2006/wordprocessingDrawing" xmlns:w10="urn:schemas-microsoft-com:office:word" xmlns:w="http://schemas.openxmlformats.org/wordprocessingml/2006/main" xmlns:w14="http://schemas.microsoft.com/office/word/2010/wordml" xmlns:w15="http://schemas.microsoft.com/office/word/2012/wordml" xmlns:w16cex="http://schemas.microsoft.com/office/word/2018/wordml/cex" xmlns:w16cid="http://schemas.microsoft.com/office/word/2016/wordml/cid" xmlns:w16="http://schemas.microsoft.com/office/word/2018/wordml" xmlns:w16du="http://schemas.microsoft.com/office/word/2023/wordml/word16du" xmlns:w16sdtdh="http://schemas.microsoft.com/office/word/2020/wordml/sdtdatahash" xmlns:w16se="http://schemas.microsoft.com/office/word/2015/wordml/symex" xmlns:wpg="http://schemas.microsoft.com/office/word/2010/wordprocessingGroup" xmlns:wpi="http://schemas.microsoft.com/office/word/2010/wordprocessingInk" xmlns:wne="http://schemas.microsoft.com/office/word/2006/wordml" xmlns:wps="http://schemas.microsoft.com/office/word/2010/wordprocessingShape" mc:Ignorable="w14 w15 w16se w16cid w16 w16cex w16sdtdh w16du wp14">
+<w:numbering xmlns:wpc="http://schemas.microsoft.com/office/word/2010/wordprocessingCanvas" xmlns:cx="http://schemas.microsoft.com/office/drawing/2014/chartex" xmlns:cx1="http://schemas.microsoft.com/office/drawing/2015/9/8/chartex" xmlns:cx2="http://schemas.microsoft.com/office/drawing/2015/10/21/chartex" xmlns:cx3="http://schemas.microsoft.com/office/drawing/2016/5/9/chartex" xmlns:cx4="http://schemas.microsoft.com/office/drawing/2016/5/10/chartex" xmlns:cx5="http://schemas.microsoft.com/office/drawing/2016/5/11/chartex" xmlns:cx6="http://schemas.microsoft.com/office/drawing/2016/5/12/chartex" xmlns:cx7="http://schemas.microsoft.com/office/drawing/2016/5/13/chartex" xmlns:cx8="http://schemas.microsoft.com/office/drawing/2016/5/14/chartex" xmlns:mc="http://schemas.openxmlformats.org/markup-compatibility/2006" xmlns:aink="http://schemas.microsoft.com/office/drawing/2016/ink" xmlns:am3d="http://schemas.microsoft.com/office/drawing/2017/model3d" xmlns:o="urn:schemas-microsoft-com:office:office" xmlns:oel="http://schemas.microsoft.com/office/2019/extlst" xmlns:r="http://schemas.openxmlformats.org/officeDocument/2006/relationships" xmlns:m="http://schemas.openxmlformats.org/officeDocument/2006/math" xmlns:v="urn:schemas-microsoft-com:vml" xmlns:wp14="http://schemas.microsoft.com/office/word/2010/wordprocessingDrawing" xmlns:wp="http://schemas.openxmlformats.org/drawingml/2006/wordprocessingDrawing" xmlns:w10="urn:schemas-microsoft-com:office:word" xmlns:w="http://schemas.openxmlformats.org/wordprocessingml/2006/main" xmlns:w14="http://schemas.microsoft.com/office/word/2010/wordml" xmlns:w15="http://schemas.microsoft.com/office/word/2012/wordml" xmlns:w16cex="http://schemas.microsoft.com/office/word/2018/wordml/cex" xmlns:w16cid="http://schemas.microsoft.com/office/word/2016/wordml/cid" xmlns:w16="http://schemas.microsoft.com/office/word/2018/wordml" xmlns:w16du="http://schemas.microsoft.com/office/word/2023/wordml/word16du" xmlns:w16sdtdh="http://schemas.microsoft.com/office/word/2020/wordml/sdtdatahash" xmlns:w16sdtfl="http://schemas.microsoft.com/office/word/2024/wordml/sdtformatlock" xmlns:w16se="http://schemas.microsoft.com/office/word/2015/wordml/symex" xmlns:wpg="http://schemas.microsoft.com/office/word/2010/wordprocessingGroup" xmlns:wpi="http://schemas.microsoft.com/office/word/2010/wordprocessingInk" xmlns:wne="http://schemas.microsoft.com/office/word/2006/wordml" xmlns:wps="http://schemas.microsoft.com/office/word/2010/wordprocessingShape" mc:Ignorable="w14 w15 w16se w16cid w16 w16cex w16sdtdh w16sdtfl w16du wp14">
   <w:abstractNum w:abstractNumId="0" w15:restartNumberingAfterBreak="0">
     <w:nsid w:val="05DF73BC"/>
     <w:multiLevelType w:val="hybridMultilevel"/>
@@ -14952,7 +14180,7 @@
 </file>
 
 <file path=word/styles.xml><?xml version="1.0" encoding="utf-8"?>
-<w:styles xmlns:mc="http://schemas.openxmlformats.org/markup-compatibility/2006" xmlns:r="http://schemas.openxmlformats.org/officeDocument/2006/relationships" xmlns:w="http://schemas.openxmlformats.org/wordprocessingml/2006/main" xmlns:w14="http://schemas.microsoft.com/office/word/2010/wordml" xmlns:w15="http://schemas.microsoft.com/office/word/2012/wordml" xmlns:w16cex="http://schemas.microsoft.com/office/word/2018/wordml/cex" xmlns:w16cid="http://schemas.microsoft.com/office/word/2016/wordml/cid" xmlns:w16="http://schemas.microsoft.com/office/word/2018/wordml" xmlns:w16du="http://schemas.microsoft.com/office/word/2023/wordml/word16du" xmlns:w16sdtdh="http://schemas.microsoft.com/office/word/2020/wordml/sdtdatahash" xmlns:w16se="http://schemas.microsoft.com/office/word/2015/wordml/symex" mc:Ignorable="w14 w15 w16se w16cid w16 w16cex w16sdtdh w16du">
+<w:styles xmlns:mc="http://schemas.openxmlformats.org/markup-compatibility/2006" xmlns:r="http://schemas.openxmlformats.org/officeDocument/2006/relationships" xmlns:w="http://schemas.openxmlformats.org/wordprocessingml/2006/main" xmlns:w14="http://schemas.microsoft.com/office/word/2010/wordml" xmlns:w15="http://schemas.microsoft.com/office/word/2012/wordml" xmlns:w16cex="http://schemas.microsoft.com/office/word/2018/wordml/cex" xmlns:w16cid="http://schemas.microsoft.com/office/word/2016/wordml/cid" xmlns:w16="http://schemas.microsoft.com/office/word/2018/wordml" xmlns:w16du="http://schemas.microsoft.com/office/word/2023/wordml/word16du" xmlns:w16sdtdh="http://schemas.microsoft.com/office/word/2020/wordml/sdtdatahash" xmlns:w16sdtfl="http://schemas.microsoft.com/office/word/2024/wordml/sdtformatlock" xmlns:w16se="http://schemas.microsoft.com/office/word/2015/wordml/symex" mc:Ignorable="w14 w15 w16se w16cid w16 w16cex w16sdtdh w16sdtfl w16du">
   <w:docDefaults>
     <w:rPrDefault>
       <w:rPr>
@@ -15558,7 +14786,6 @@
   <w:style w:type="character" w:default="1" w:styleId="DefaultParagraphFont">
     <w:name w:val="Default Paragraph Font"/>
     <w:uiPriority w:val="1"/>
-    <w:semiHidden/>
     <w:unhideWhenUsed/>
   </w:style>
   <w:style w:type="table" w:default="1" w:styleId="TableNormal">
@@ -16738,28 +15965,28 @@
 </file>
 
 <file path=customXml/item1.xml><?xml version="1.0" encoding="utf-8"?>
-<b:Sources xmlns:b="http://schemas.openxmlformats.org/officeDocument/2006/bibliography" xmlns="http://schemas.openxmlformats.org/officeDocument/2006/bibliography" SelectedStyle="\APASixthEditionOfficeOnline.xsl" StyleName="APA" Version="6"/>
-</file>
-
-<file path=customXml/item2.xml><?xml version="1.0" encoding="utf-8"?>
 <go:gDocsCustomXmlDataStorage xmlns:go="http://customooxmlschemas.google.com/" xmlns:r="http://schemas.openxmlformats.org/officeDocument/2006/relationships" uri="GoogleDocsCustomDataVersion2">
   <go:docsCustomData xmlns:go="http://customooxmlschemas.google.com/" roundtripDataSignature="AMtx7miN5zp79VN2I1yQsC5joR/yx1Ag3Q==">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</go:docsCustomData>
 </go:gDocsCustomXmlDataStorage>
 </file>
 
-<file path=customXml/itemProps1.xml><?xml version="1.0" encoding="utf-8"?>
-<ds:datastoreItem xmlns:ds="http://schemas.openxmlformats.org/officeDocument/2006/customXml" ds:itemID="{D24315F3-2745-4C87-A3CE-8B8272A3F92B}">
-  <ds:schemaRefs>
-    <ds:schemaRef ds:uri="http://schemas.openxmlformats.org/officeDocument/2006/bibliography"/>
-  </ds:schemaRefs>
-</ds:datastoreItem>
+<file path=customXml/item2.xml><?xml version="1.0" encoding="utf-8"?>
+<b:Sources xmlns:b="http://schemas.openxmlformats.org/officeDocument/2006/bibliography" xmlns="http://schemas.openxmlformats.org/officeDocument/2006/bibliography" SelectedStyle="\APASixthEditionOfficeOnline.xsl" StyleName="APA" Version="6"/>
 </file>
 
-<file path=customXml/itemProps2.xml><?xml version="1.0" encoding="utf-8"?>
+<file path=customXml/itemProps1.xml><?xml version="1.0" encoding="utf-8"?>
 <ds:datastoreItem xmlns:ds="http://schemas.openxmlformats.org/officeDocument/2006/customXml" ds:itemID="{11111111-1234-1234-1234-123412341234}">
   <ds:schemaRefs>
     <ds:schemaRef ds:uri="http://customooxmlschemas.google.com/"/>
     <ds:schemaRef ds:uri="http://schemas.openxmlformats.org/officeDocument/2006/relationships"/>
   </ds:schemaRefs>
 </ds:datastoreItem>
+</file>
+
+<file path=customXml/itemProps2.xml><?xml version="1.0" encoding="utf-8"?>
+<ds:datastoreItem xmlns:ds="http://schemas.openxmlformats.org/officeDocument/2006/customXml" ds:itemID="{D24315F3-2745-4C87-A3CE-8B8272A3F92B}">
+  <ds:schemaRefs>
+    <ds:schemaRef ds:uri="http://schemas.openxmlformats.org/officeDocument/2006/bibliography"/>
+  </ds:schemaRefs>
+</ds:datastoreItem>
 </file>
--- a/src/lib/templates/web-report-template.docx
+++ b/src/lib/templates/web-report-template.docx
@@ -35,16 +35,16 @@
           <w:szCs w:val="24"/>
         </w:rPr>
         <w:drawing>
-          <wp:anchor distT="0" distB="0" distL="114300" distR="114300" simplePos="0" relativeHeight="251658240" behindDoc="1" locked="0" layoutInCell="1" allowOverlap="1" wp14:anchorId="42D4E09D" wp14:editId="0893C08E">
+          <wp:anchor distT="0" distB="0" distL="114300" distR="114300" simplePos="0" relativeHeight="251658240" behindDoc="1" locked="0" layoutInCell="1" allowOverlap="1" wp14:anchorId="42D4E09D" wp14:editId="538D9400">
             <wp:simplePos x="0" y="0"/>
-            <wp:positionH relativeFrom="page">
-              <wp:posOffset>-275921</wp:posOffset>
+            <wp:positionH relativeFrom="margin">
+              <wp:posOffset>-3841310</wp:posOffset>
             </wp:positionH>
-            <wp:positionV relativeFrom="page">
-              <wp:posOffset>1080770</wp:posOffset>
+            <wp:positionV relativeFrom="margin">
+              <wp:posOffset>71755</wp:posOffset>
             </wp:positionV>
-            <wp:extent cx="8174107" cy="9082095"/>
-            <wp:effectExtent l="95250" t="95250" r="151130" b="157480"/>
+            <wp:extent cx="15414301" cy="7965163"/>
+            <wp:effectExtent l="38100" t="38100" r="92710" b="93345"/>
             <wp:wrapNone/>
             <wp:docPr id="1750679561" name="Picture 1"/>
             <wp:cNvGraphicFramePr>
@@ -72,15 +72,13 @@
                   <pic:spPr>
                     <a:xfrm>
                       <a:off x="0" y="0"/>
-                      <a:ext cx="8174107" cy="9082095"/>
+                      <a:ext cx="15414301" cy="7965163"/>
                     </a:xfrm>
                     <a:prstGeom prst="rect">
                       <a:avLst/>
                     </a:prstGeom>
                     <a:ln w="57150" cap="sq">
-                      <a:solidFill>
-                        <a:srgbClr val="002060"/>
-                      </a:solidFill>
+                      <a:noFill/>
                       <a:miter lim="800000"/>
                     </a:ln>
                     <a:effectLst>
@@ -288,6 +286,7 @@
           <w:tab w:val="left" w:pos="3882"/>
           <w:tab w:val="left" w:pos="3920"/>
         </w:tabs>
+        <w:ind w:firstLine="720"/>
         <w:rPr>
           <w:rFonts w:ascii="Roboto" w:eastAsia="Roboto" w:hAnsi="Roboto" w:cs="Roboto"/>
           <w:color w:val="35372D"/>
@@ -339,7 +338,7 @@
       <w:pPr>
         <w:widowControl w:val="0"/>
         <w:tabs>
-          <w:tab w:val="left" w:pos="3920"/>
+          <w:tab w:val="left" w:pos="8430"/>
         </w:tabs>
         <w:rPr>
           <w:rFonts w:ascii="Roboto" w:eastAsia="Roboto" w:hAnsi="Roboto" w:cs="Roboto"/>
@@ -358,91 +357,131 @@
         <w:jc w:val="center"/>
         <w:rPr>
           <w:rFonts w:ascii="Roboto" w:eastAsia="Roboto" w:hAnsi="Roboto" w:cs="Roboto"/>
+          <w:color w:val="35372D"/>
+          <w:sz w:val="24"/>
+          <w:szCs w:val="24"/>
+        </w:rPr>
+      </w:pPr>
+      <w:r>
+        <w:rPr>
+          <w:rFonts w:ascii="Roboto" w:eastAsia="Roboto" w:hAnsi="Roboto" w:cs="Roboto"/>
           <w:b/>
           <w:color w:val="FFFFFF" w:themeColor="background1"/>
           <w:sz w:val="24"/>
           <w:szCs w:val="24"/>
         </w:rPr>
-      </w:pPr>
+        <w:t>{</w:t>
+      </w:r>
+      <w:proofErr w:type="spellStart"/>
+      <w:r>
+        <w:rPr>
+          <w:rFonts w:ascii="Roboto" w:eastAsia="Roboto" w:hAnsi="Roboto" w:cs="Roboto"/>
+          <w:b/>
+          <w:color w:val="FFFFFF" w:themeColor="background1"/>
+          <w:sz w:val="24"/>
+          <w:szCs w:val="24"/>
+        </w:rPr>
+        <w:t>brand_name</w:t>
+      </w:r>
+      <w:proofErr w:type="spellEnd"/>
+      <w:r>
+        <w:rPr>
+          <w:rFonts w:ascii="Roboto" w:eastAsia="Roboto" w:hAnsi="Roboto" w:cs="Roboto"/>
+          <w:b/>
+          <w:color w:val="FFFFFF" w:themeColor="background1"/>
+          <w:sz w:val="24"/>
+          <w:szCs w:val="24"/>
+        </w:rPr>
+        <w:t>}</w:t>
+      </w:r>
     </w:p>
     <w:p>
       <w:pPr>
         <w:widowControl w:val="0"/>
         <w:tabs>
+          <w:tab w:val="left" w:pos="560"/>
+          <w:tab w:val="left" w:pos="1120"/>
+          <w:tab w:val="left" w:pos="1680"/>
+          <w:tab w:val="left" w:pos="2240"/>
+          <w:tab w:val="left" w:pos="2800"/>
+          <w:tab w:val="left" w:pos="3360"/>
           <w:tab w:val="left" w:pos="3920"/>
+          <w:tab w:val="left" w:pos="4480"/>
+          <w:tab w:val="center" w:pos="4680"/>
+          <w:tab w:val="left" w:pos="5040"/>
+          <w:tab w:val="left" w:pos="5600"/>
+          <w:tab w:val="left" w:pos="6160"/>
+          <w:tab w:val="left" w:pos="6720"/>
+          <w:tab w:val="left" w:pos="7660"/>
         </w:tabs>
         <w:jc w:val="center"/>
         <w:rPr>
           <w:rFonts w:ascii="Roboto" w:eastAsia="Roboto" w:hAnsi="Roboto" w:cs="Roboto"/>
-          <w:b/>
           <w:color w:val="FFFFFF" w:themeColor="background1"/>
-          <w:sz w:val="24"/>
-          <w:szCs w:val="24"/>
-        </w:rPr>
-      </w:pPr>
-    </w:p>
-    <w:p>
-      <w:pPr>
-        <w:widowControl w:val="0"/>
-        <w:tabs>
-          <w:tab w:val="left" w:pos="3920"/>
-        </w:tabs>
+        </w:rPr>
+      </w:pPr>
+      <w:r>
+        <w:rPr>
+          <w:rFonts w:ascii="Roboto" w:eastAsia="Roboto" w:hAnsi="Roboto" w:cs="Roboto"/>
+          <w:b/>
+          <w:color w:val="FFFFFF" w:themeColor="background1"/>
+          <w:sz w:val="24"/>
+          <w:szCs w:val="24"/>
+        </w:rPr>
+        <w:t>{</w:t>
+      </w:r>
+      <w:r>
+        <w:rPr>
+          <w:rFonts w:ascii="Roboto" w:eastAsia="Roboto" w:hAnsi="Roboto" w:cs="Roboto"/>
+          <w:b/>
+          <w:color w:val="FFFFFF" w:themeColor="background1"/>
+          <w:sz w:val="24"/>
+          <w:szCs w:val="24"/>
+        </w:rPr>
+        <w:t>domain</w:t>
+      </w:r>
+      <w:r>
+        <w:rPr>
+          <w:rFonts w:ascii="Roboto" w:eastAsia="Roboto" w:hAnsi="Roboto" w:cs="Roboto"/>
+          <w:b/>
+          <w:color w:val="FFFFFF" w:themeColor="background1"/>
+          <w:sz w:val="24"/>
+          <w:szCs w:val="24"/>
+        </w:rPr>
+        <w:t>}</w:t>
+      </w:r>
+    </w:p>
+    <w:p>
+      <w:pPr>
+        <w:pStyle w:val="Heading1"/>
         <w:jc w:val="center"/>
         <w:rPr>
-          <w:rFonts w:ascii="Roboto" w:eastAsia="Roboto" w:hAnsi="Roboto" w:cs="Roboto"/>
+          <w:rFonts w:ascii="Univers Condensed" w:eastAsia="Roboto" w:hAnsi="Univers Condensed" w:cs="ADLaM Display"/>
           <w:b/>
           <w:color w:val="FFFFFF" w:themeColor="background1"/>
-          <w:sz w:val="24"/>
-          <w:szCs w:val="24"/>
-        </w:rPr>
-      </w:pPr>
-    </w:p>
-    <w:p>
-      <w:pPr>
-        <w:widowControl w:val="0"/>
-        <w:tabs>
-          <w:tab w:val="left" w:pos="3920"/>
-        </w:tabs>
-        <w:jc w:val="center"/>
-        <w:rPr>
-          <w:rFonts w:ascii="Roboto" w:eastAsia="Roboto" w:hAnsi="Roboto" w:cs="Roboto"/>
-          <w:color w:val="35372D"/>
-          <w:sz w:val="24"/>
-          <w:szCs w:val="24"/>
-        </w:rPr>
-      </w:pPr>
-      <w:r>
-        <w:rPr>
-          <w:rFonts w:ascii="Roboto" w:eastAsia="Roboto" w:hAnsi="Roboto" w:cs="Roboto"/>
+          <w:sz w:val="52"/>
+          <w:szCs w:val="52"/>
+        </w:rPr>
+      </w:pPr>
+      <w:bookmarkStart w:id="8" w:name="_heading=h.uut6sfc6ijeh" w:colFirst="0" w:colLast="0"/>
+      <w:bookmarkEnd w:id="8"/>
+      <w:r>
+        <w:rPr>
+          <w:rFonts w:ascii="Univers Condensed" w:eastAsia="Roboto" w:hAnsi="Univers Condensed" w:cs="ADLaM Display"/>
           <w:b/>
           <w:color w:val="FFFFFF" w:themeColor="background1"/>
-          <w:sz w:val="24"/>
-          <w:szCs w:val="24"/>
-        </w:rPr>
-        <w:t>{</w:t>
-      </w:r>
-      <w:proofErr w:type="spellStart"/>
-      <w:r>
-        <w:rPr>
-          <w:rFonts w:ascii="Roboto" w:eastAsia="Roboto" w:hAnsi="Roboto" w:cs="Roboto"/>
-          <w:b/>
-          <w:color w:val="FFFFFF" w:themeColor="background1"/>
-          <w:sz w:val="24"/>
-          <w:szCs w:val="24"/>
-        </w:rPr>
-        <w:t>brand_name</w:t>
-      </w:r>
-      <w:proofErr w:type="spellEnd"/>
-      <w:r>
-        <w:rPr>
-          <w:rFonts w:ascii="Roboto" w:eastAsia="Roboto" w:hAnsi="Roboto" w:cs="Roboto"/>
-          <w:b/>
-          <w:color w:val="FFFFFF" w:themeColor="background1"/>
-          <w:sz w:val="24"/>
-          <w:szCs w:val="24"/>
-        </w:rPr>
-        <w:t>}</w:t>
-      </w:r>
+          <w:sz w:val="52"/>
+          <w:szCs w:val="52"/>
+        </w:rPr>
+        <w:t>Digital Experience Report</w:t>
+      </w:r>
+    </w:p>
+    <w:p>
+      <w:pPr>
+        <w:rPr>
+          <w:rFonts w:ascii="Roboto" w:eastAsia="Roboto" w:hAnsi="Roboto" w:cs="Roboto"/>
+        </w:rPr>
+      </w:pPr>
     </w:p>
     <w:p>
       <w:pPr>
@@ -463,72 +502,38 @@
         </w:tabs>
         <w:jc w:val="center"/>
         <w:rPr>
-          <w:rFonts w:ascii="Roboto" w:eastAsia="Roboto" w:hAnsi="Roboto" w:cs="Roboto"/>
+          <w:rFonts w:ascii="Arial" w:eastAsia="Roboto" w:hAnsi="Arial" w:cs="Arial"/>
+          <w:b/>
+          <w:bCs/>
           <w:color w:val="FFFFFF" w:themeColor="background1"/>
-        </w:rPr>
-      </w:pPr>
-      <w:r>
-        <w:rPr>
-          <w:rFonts w:ascii="Roboto" w:eastAsia="Roboto" w:hAnsi="Roboto" w:cs="Roboto"/>
-          <w:b/>
+          <w:sz w:val="24"/>
+          <w:szCs w:val="24"/>
+        </w:rPr>
+      </w:pPr>
+      <w:bookmarkStart w:id="9" w:name="_heading=h.gjdgxs" w:colFirst="0" w:colLast="0"/>
+      <w:bookmarkEnd w:id="9"/>
+      <w:r>
+        <w:rPr>
+          <w:rFonts w:ascii="Arial" w:eastAsia="Roboto" w:hAnsi="Arial" w:cs="Arial"/>
+          <w:b/>
+          <w:bCs/>
           <w:color w:val="FFFFFF" w:themeColor="background1"/>
           <w:sz w:val="24"/>
           <w:szCs w:val="24"/>
         </w:rPr>
-        <w:t>{</w:t>
-      </w:r>
-      <w:r>
-        <w:rPr>
-          <w:rFonts w:ascii="Roboto" w:eastAsia="Roboto" w:hAnsi="Roboto" w:cs="Roboto"/>
-          <w:b/>
+        <w:t xml:space="preserve">This is a full report of your current digital experience </w:t>
+      </w:r>
+      <w:r>
+        <w:rPr>
+          <w:rFonts w:ascii="Arial" w:eastAsia="Roboto" w:hAnsi="Arial" w:cs="Arial"/>
+          <w:b/>
+          <w:bCs/>
           <w:color w:val="FFFFFF" w:themeColor="background1"/>
           <w:sz w:val="24"/>
           <w:szCs w:val="24"/>
         </w:rPr>
-        <w:t>domain</w:t>
-      </w:r>
-      <w:r>
-        <w:rPr>
-          <w:rFonts w:ascii="Roboto" w:eastAsia="Roboto" w:hAnsi="Roboto" w:cs="Roboto"/>
-          <w:b/>
-          <w:color w:val="FFFFFF" w:themeColor="background1"/>
-          <w:sz w:val="24"/>
-          <w:szCs w:val="24"/>
-        </w:rPr>
-        <w:t>}</w:t>
-      </w:r>
-    </w:p>
-    <w:p>
-      <w:pPr>
-        <w:pStyle w:val="Heading1"/>
-        <w:jc w:val="center"/>
-        <w:rPr>
-          <w:rFonts w:ascii="Univers Condensed" w:eastAsia="Roboto" w:hAnsi="Univers Condensed" w:cs="ADLaM Display"/>
-          <w:b/>
-          <w:color w:val="FFFFFF" w:themeColor="background1"/>
-          <w:sz w:val="52"/>
-          <w:szCs w:val="52"/>
-        </w:rPr>
-      </w:pPr>
-      <w:bookmarkStart w:id="8" w:name="_heading=h.uut6sfc6ijeh" w:colFirst="0" w:colLast="0"/>
-      <w:bookmarkEnd w:id="8"/>
-      <w:r>
-        <w:rPr>
-          <w:rFonts w:ascii="Univers Condensed" w:eastAsia="Roboto" w:hAnsi="Univers Condensed" w:cs="ADLaM Display"/>
-          <w:b/>
-          <w:color w:val="FFFFFF" w:themeColor="background1"/>
-          <w:sz w:val="52"/>
-          <w:szCs w:val="52"/>
-        </w:rPr>
-        <w:t>Digital Experience Report</w:t>
-      </w:r>
-    </w:p>
-    <w:p>
-      <w:pPr>
-        <w:rPr>
-          <w:rFonts w:ascii="Roboto" w:eastAsia="Roboto" w:hAnsi="Roboto" w:cs="Roboto"/>
-        </w:rPr>
-      </w:pPr>
+        <w:t xml:space="preserve">&amp; </w:t>
+      </w:r>
     </w:p>
     <w:p>
       <w:pPr>
@@ -557,8 +562,6 @@
           <w:szCs w:val="24"/>
         </w:rPr>
       </w:pPr>
-      <w:bookmarkStart w:id="9" w:name="_heading=h.gjdgxs" w:colFirst="0" w:colLast="0"/>
-      <w:bookmarkEnd w:id="9"/>
       <w:r>
         <w:rPr>
           <w:rFonts w:ascii="Arial" w:eastAsia="Roboto" w:hAnsi="Arial" w:cs="Arial"/>
@@ -568,7 +571,7 @@
           <w:sz w:val="24"/>
           <w:szCs w:val="24"/>
         </w:rPr>
-        <w:t xml:space="preserve">This is a full report of your current digital experience </w:t>
+        <w:t xml:space="preserve">recommendations </w:t>
       </w:r>
       <w:r>
         <w:rPr>
@@ -579,7 +582,29 @@
           <w:sz w:val="24"/>
           <w:szCs w:val="24"/>
         </w:rPr>
-        <w:t xml:space="preserve">&amp; </w:t>
+        <w:t xml:space="preserve">for </w:t>
+      </w:r>
+      <w:r>
+        <w:rPr>
+          <w:rFonts w:ascii="Arial" w:eastAsia="Roboto" w:hAnsi="Arial" w:cs="Arial"/>
+          <w:b/>
+          <w:bCs/>
+          <w:color w:val="FFFFFF" w:themeColor="background1"/>
+          <w:sz w:val="24"/>
+          <w:szCs w:val="24"/>
+        </w:rPr>
+        <w:t xml:space="preserve">your </w:t>
+      </w:r>
+      <w:r>
+        <w:rPr>
+          <w:rFonts w:ascii="Arial" w:eastAsia="Roboto" w:hAnsi="Arial" w:cs="Arial"/>
+          <w:b/>
+          <w:bCs/>
+          <w:color w:val="FFFFFF" w:themeColor="background1"/>
+          <w:sz w:val="24"/>
+          <w:szCs w:val="24"/>
+        </w:rPr>
+        <w:t>website.</w:t>
       </w:r>
     </w:p>
     <w:p>
@@ -601,58 +626,14 @@
         </w:tabs>
         <w:jc w:val="center"/>
         <w:rPr>
-          <w:rFonts w:ascii="Arial" w:eastAsia="Roboto" w:hAnsi="Arial" w:cs="Arial"/>
-          <w:b/>
-          <w:bCs/>
+          <w:rFonts w:ascii="Roboto" w:eastAsia="Roboto" w:hAnsi="Roboto" w:cs="Roboto"/>
           <w:color w:val="FFFFFF" w:themeColor="background1"/>
           <w:sz w:val="24"/>
           <w:szCs w:val="24"/>
         </w:rPr>
       </w:pPr>
-      <w:r>
-        <w:rPr>
-          <w:rFonts w:ascii="Arial" w:eastAsia="Roboto" w:hAnsi="Arial" w:cs="Arial"/>
-          <w:b/>
-          <w:bCs/>
-          <w:color w:val="FFFFFF" w:themeColor="background1"/>
-          <w:sz w:val="24"/>
-          <w:szCs w:val="24"/>
-        </w:rPr>
-        <w:t xml:space="preserve">recommendations </w:t>
-      </w:r>
-      <w:r>
-        <w:rPr>
-          <w:rFonts w:ascii="Arial" w:eastAsia="Roboto" w:hAnsi="Arial" w:cs="Arial"/>
-          <w:b/>
-          <w:bCs/>
-          <w:color w:val="FFFFFF" w:themeColor="background1"/>
-          <w:sz w:val="24"/>
-          <w:szCs w:val="24"/>
-        </w:rPr>
-        <w:t xml:space="preserve">for </w:t>
-      </w:r>
-      <w:r>
-        <w:rPr>
-          <w:rFonts w:ascii="Arial" w:eastAsia="Roboto" w:hAnsi="Arial" w:cs="Arial"/>
-          <w:b/>
-          <w:bCs/>
-          <w:color w:val="FFFFFF" w:themeColor="background1"/>
-          <w:sz w:val="24"/>
-          <w:szCs w:val="24"/>
-        </w:rPr>
-        <w:t xml:space="preserve">your </w:t>
-      </w:r>
-      <w:r>
-        <w:rPr>
-          <w:rFonts w:ascii="Arial" w:eastAsia="Roboto" w:hAnsi="Arial" w:cs="Arial"/>
-          <w:b/>
-          <w:bCs/>
-          <w:color w:val="FFFFFF" w:themeColor="background1"/>
-          <w:sz w:val="24"/>
-          <w:szCs w:val="24"/>
-        </w:rPr>
-        <w:t>website.</w:t>
-      </w:r>
+      <w:bookmarkStart w:id="10" w:name="_heading=h.ng3cla577rtb" w:colFirst="0" w:colLast="0"/>
+      <w:bookmarkEnd w:id="10"/>
     </w:p>
     <w:p>
       <w:pPr>
@@ -673,14 +654,31 @@
         </w:tabs>
         <w:jc w:val="center"/>
         <w:rPr>
-          <w:rFonts w:ascii="Roboto" w:eastAsia="Roboto" w:hAnsi="Roboto" w:cs="Roboto"/>
+          <w:rFonts w:ascii="Arial" w:eastAsia="Roboto" w:hAnsi="Arial" w:cs="Arial"/>
+          <w:b/>
+          <w:bCs/>
           <w:color w:val="FFFFFF" w:themeColor="background1"/>
           <w:sz w:val="24"/>
           <w:szCs w:val="24"/>
-        </w:rPr>
-      </w:pPr>
-      <w:bookmarkStart w:id="10" w:name="_heading=h.ng3cla577rtb" w:colFirst="0" w:colLast="0"/>
-      <w:bookmarkEnd w:id="10"/>
+          <w:u w:val="single"/>
+        </w:rPr>
+      </w:pPr>
+      <w:bookmarkStart w:id="11" w:name="_heading=h.i6snngz8zlrg" w:colFirst="0" w:colLast="0"/>
+      <w:bookmarkEnd w:id="11"/>
+      <w:r>
+        <w:rPr>
+          <w:rFonts w:ascii="Arial" w:eastAsia="Roboto" w:hAnsi="Arial" w:cs="Arial"/>
+          <w:b/>
+          <w:bCs/>
+          <w:color w:val="FFFFFF" w:themeColor="background1"/>
+          <w:sz w:val="24"/>
+          <w:szCs w:val="24"/>
+          <w:u w:val="single"/>
+        </w:rPr>
+        <w:t>Table of Contents</w:t>
+      </w:r>
+      <w:bookmarkStart w:id="12" w:name="_heading=h.wtzx16lbkh26" w:colFirst="0" w:colLast="0"/>
+      <w:bookmarkEnd w:id="12"/>
     </w:p>
     <w:p>
       <w:pPr>
@@ -710,8 +708,6 @@
           <w:u w:val="single"/>
         </w:rPr>
       </w:pPr>
-      <w:bookmarkStart w:id="11" w:name="_heading=h.i6snngz8zlrg" w:colFirst="0" w:colLast="0"/>
-      <w:bookmarkEnd w:id="11"/>
       <w:r>
         <w:rPr>
           <w:rFonts w:ascii="Arial" w:eastAsia="Roboto" w:hAnsi="Arial" w:cs="Arial"/>
@@ -720,12 +716,11 @@
           <w:color w:val="FFFFFF" w:themeColor="background1"/>
           <w:sz w:val="24"/>
           <w:szCs w:val="24"/>
-          <w:u w:val="single"/>
-        </w:rPr>
-        <w:t>Table of Contents</w:t>
-      </w:r>
-      <w:bookmarkStart w:id="12" w:name="_heading=h.wtzx16lbkh26" w:colFirst="0" w:colLast="0"/>
-      <w:bookmarkEnd w:id="12"/>
+        </w:rPr>
+        <w:t>Overview</w:t>
+      </w:r>
+      <w:bookmarkStart w:id="13" w:name="_heading=h.c9fdpf9ywag3" w:colFirst="0" w:colLast="0"/>
+      <w:bookmarkEnd w:id="13"/>
     </w:p>
     <w:p>
       <w:pPr>
@@ -764,10 +759,10 @@
           <w:sz w:val="24"/>
           <w:szCs w:val="24"/>
         </w:rPr>
-        <w:t>Overview</w:t>
-      </w:r>
-      <w:bookmarkStart w:id="13" w:name="_heading=h.c9fdpf9ywag3" w:colFirst="0" w:colLast="0"/>
-      <w:bookmarkEnd w:id="13"/>
+        <w:t>Detailed Report</w:t>
+      </w:r>
+      <w:bookmarkStart w:id="14" w:name="_heading=h.guzhayip5tqa" w:colFirst="0" w:colLast="0"/>
+      <w:bookmarkEnd w:id="14"/>
     </w:p>
     <w:p>
       <w:pPr>
@@ -806,54 +801,13 @@
           <w:sz w:val="24"/>
           <w:szCs w:val="24"/>
         </w:rPr>
-        <w:t>Detailed Report</w:t>
-      </w:r>
-      <w:bookmarkStart w:id="14" w:name="_heading=h.guzhayip5tqa" w:colFirst="0" w:colLast="0"/>
-      <w:bookmarkEnd w:id="14"/>
-    </w:p>
-    <w:p>
-      <w:pPr>
-        <w:widowControl w:val="0"/>
-        <w:tabs>
-          <w:tab w:val="left" w:pos="560"/>
-          <w:tab w:val="left" w:pos="1120"/>
-          <w:tab w:val="left" w:pos="1680"/>
-          <w:tab w:val="left" w:pos="2240"/>
-          <w:tab w:val="left" w:pos="2800"/>
-          <w:tab w:val="left" w:pos="3360"/>
-          <w:tab w:val="left" w:pos="3920"/>
-          <w:tab w:val="left" w:pos="4480"/>
-          <w:tab w:val="left" w:pos="5040"/>
-          <w:tab w:val="left" w:pos="5600"/>
-          <w:tab w:val="left" w:pos="6160"/>
-          <w:tab w:val="left" w:pos="6720"/>
-        </w:tabs>
-        <w:jc w:val="center"/>
-        <w:rPr>
-          <w:rFonts w:ascii="Arial" w:eastAsia="Roboto" w:hAnsi="Arial" w:cs="Arial"/>
-          <w:b/>
-          <w:bCs/>
-          <w:color w:val="FFFFFF" w:themeColor="background1"/>
-          <w:sz w:val="24"/>
-          <w:szCs w:val="24"/>
-          <w:u w:val="single"/>
-        </w:rPr>
-      </w:pPr>
-      <w:r>
-        <w:rPr>
-          <w:rFonts w:ascii="Arial" w:eastAsia="Roboto" w:hAnsi="Arial" w:cs="Arial"/>
-          <w:b/>
-          <w:bCs/>
-          <w:color w:val="FFFFFF" w:themeColor="background1"/>
-          <w:sz w:val="24"/>
-          <w:szCs w:val="24"/>
-        </w:rPr>
         <w:t>Recommendations</w:t>
       </w:r>
     </w:p>
     <w:p>
       <w:pPr>
         <w:pStyle w:val="Heading1"/>
+        <w:jc w:val="right"/>
         <w:rPr>
           <w:rFonts w:ascii="Roboto" w:eastAsia="Roboto" w:hAnsi="Roboto" w:cs="Roboto"/>
           <w:b/>
@@ -890,7 +844,15 @@
           <w:color w:val="27B0B7"/>
         </w:rPr>
         <w:lastRenderedPageBreak/>
-        <w:t>Brand Review</w:t>
+        <w:t>SEO &amp; Discoverability</w:t>
+      </w:r>
+      <w:r>
+        <w:rPr>
+          <w:rFonts w:ascii="Roboto" w:eastAsia="Roboto" w:hAnsi="Roboto" w:cs="Roboto"/>
+          <w:b/>
+          <w:color w:val="27B0B7"/>
+        </w:rPr>
+        <w:t xml:space="preserve"> Review</w:t>
       </w:r>
     </w:p>
     <w:p>
@@ -905,7 +867,7 @@
           <w:rFonts w:ascii="Arial" w:eastAsia="Arial" w:hAnsi="Arial" w:cs="Arial"/>
           <w:bCs/>
         </w:rPr>
-        <w:t>This brand review section is designed to give you an overview of your brand from a digital standpoint &amp; assist with fine tuning campaign focuses with target audiences.</w:t>
+        <w:t>This review section is designed to give you an overview of your brand from a digital standpoint &amp; assist with fine tuning campaign focuses with target audiences.</w:t>
       </w:r>
     </w:p>
     <w:p>
@@ -1149,6 +1111,7 @@
         <w:t>{</w:t>
       </w:r>
       <w:proofErr w:type="spellStart"/>
+      <w:proofErr w:type="gramStart"/>
       <w:r>
         <w:rPr>
           <w:rFonts w:ascii="Arial" w:eastAsia="Arial" w:hAnsi="Arial" w:cs="Arial"/>
@@ -1168,6 +1131,7 @@
         <w:t>directSearch</w:t>
       </w:r>
       <w:proofErr w:type="spellEnd"/>
+      <w:proofErr w:type="gramEnd"/>
       <w:r>
         <w:rPr>
           <w:rFonts w:ascii="Arial" w:eastAsia="Arial" w:hAnsi="Arial" w:cs="Arial"/>
@@ -1265,6 +1229,7 @@
         <w:t>{</w:t>
       </w:r>
       <w:proofErr w:type="spellStart"/>
+      <w:proofErr w:type="gramStart"/>
       <w:r>
         <w:rPr>
           <w:rFonts w:ascii="Arial" w:eastAsia="Arial" w:hAnsi="Arial" w:cs="Arial"/>
@@ -1275,6 +1240,7 @@
         <w:t>detailedReports.keywords.contextual</w:t>
       </w:r>
       <w:proofErr w:type="spellEnd"/>
+      <w:proofErr w:type="gramEnd"/>
       <w:r>
         <w:rPr>
           <w:rFonts w:ascii="Arial" w:eastAsia="Arial" w:hAnsi="Arial" w:cs="Arial"/>
@@ -1774,7 +1740,29 @@
           <w:sz w:val="24"/>
           <w:szCs w:val="24"/>
         </w:rPr>
-        <w:t xml:space="preserve">Each criteria section we will provide a numerical score from 1 to 5:. </w:t>
+        <w:t xml:space="preserve">Each criteria section we will provide a numerical score from 1 to </w:t>
+      </w:r>
+      <w:proofErr w:type="gramStart"/>
+      <w:r>
+        <w:rPr>
+          <w:rFonts w:ascii="Roboto" w:eastAsia="Roboto" w:hAnsi="Roboto" w:cs="Roboto"/>
+          <w:b/>
+          <w:color w:val="35372D"/>
+          <w:sz w:val="24"/>
+          <w:szCs w:val="24"/>
+        </w:rPr>
+        <w:t>5:.</w:t>
+      </w:r>
+      <w:proofErr w:type="gramEnd"/>
+      <w:r>
+        <w:rPr>
+          <w:rFonts w:ascii="Roboto" w:eastAsia="Roboto" w:hAnsi="Roboto" w:cs="Roboto"/>
+          <w:b/>
+          <w:color w:val="35372D"/>
+          <w:sz w:val="24"/>
+          <w:szCs w:val="24"/>
+        </w:rPr>
+        <w:t xml:space="preserve"> </w:t>
       </w:r>
     </w:p>
     <w:p>
@@ -2051,7 +2039,7 @@
           <w:headerReference w:type="default" r:id="rId10"/>
           <w:footerReference w:type="default" r:id="rId11"/>
           <w:pgSz w:w="12240" w:h="15840"/>
-          <w:pgMar w:top="1440" w:right="1440" w:bottom="1440" w:left="1440" w:header="709" w:footer="720" w:gutter="0"/>
+          <w:pgMar w:top="1440" w:right="1440" w:bottom="1440" w:left="1440" w:header="706" w:footer="720" w:gutter="0"/>
           <w:pgNumType w:start="1"/>
           <w:cols w:space="720"/>
           <w:docGrid w:linePitch="286"/>
@@ -2859,7 +2847,6 @@
         <w:tc>
           <w:tcPr>
             <w:tcW w:w="4850" w:type="dxa"/>
-            <w:shd w:val="clear" w:color="auto" w:fill="auto"/>
             <w:tcMar>
               <w:top w:w="100" w:type="dxa"/>
               <w:left w:w="100" w:type="dxa"/>
@@ -2888,7 +2875,6 @@
         <w:tc>
           <w:tcPr>
             <w:tcW w:w="4540" w:type="dxa"/>
-            <w:shd w:val="clear" w:color="auto" w:fill="auto"/>
             <w:tcMar>
               <w:top w:w="100" w:type="dxa"/>
               <w:left w:w="100" w:type="dxa"/>
@@ -2919,7 +2905,6 @@
         <w:tc>
           <w:tcPr>
             <w:tcW w:w="4850" w:type="dxa"/>
-            <w:shd w:val="clear" w:color="auto" w:fill="auto"/>
             <w:tcMar>
               <w:top w:w="100" w:type="dxa"/>
               <w:left w:w="100" w:type="dxa"/>
@@ -2973,6 +2958,7 @@
               <w:t>{</w:t>
             </w:r>
             <w:proofErr w:type="spellStart"/>
+            <w:proofErr w:type="gramStart"/>
             <w:r>
               <w:rPr>
                 <w:rFonts w:ascii="Roboto" w:eastAsia="Roboto" w:hAnsi="Roboto" w:cs="Roboto"/>
@@ -2990,6 +2976,7 @@
               <w:t>beauty.score</w:t>
             </w:r>
             <w:proofErr w:type="spellEnd"/>
+            <w:proofErr w:type="gramEnd"/>
             <w:r>
               <w:rPr>
                 <w:rFonts w:ascii="Roboto" w:eastAsia="Roboto" w:hAnsi="Roboto" w:cs="Roboto"/>
@@ -3005,7 +2992,6 @@
         <w:tc>
           <w:tcPr>
             <w:tcW w:w="4850" w:type="dxa"/>
-            <w:shd w:val="clear" w:color="auto" w:fill="auto"/>
             <w:tcMar>
               <w:top w:w="100" w:type="dxa"/>
               <w:left w:w="100" w:type="dxa"/>
@@ -3059,6 +3045,7 @@
               <w:t>{</w:t>
             </w:r>
             <w:proofErr w:type="spellStart"/>
+            <w:proofErr w:type="gramStart"/>
             <w:r>
               <w:rPr>
                 <w:rFonts w:ascii="Roboto" w:eastAsia="Roboto" w:hAnsi="Roboto" w:cs="Roboto"/>
@@ -3092,6 +3079,7 @@
               <w:t>score</w:t>
             </w:r>
             <w:proofErr w:type="spellEnd"/>
+            <w:proofErr w:type="gramEnd"/>
             <w:r>
               <w:rPr>
                 <w:rFonts w:ascii="Roboto" w:eastAsia="Roboto" w:hAnsi="Roboto" w:cs="Roboto"/>
@@ -3107,7 +3095,6 @@
         <w:tc>
           <w:tcPr>
             <w:tcW w:w="4850" w:type="dxa"/>
-            <w:shd w:val="clear" w:color="auto" w:fill="auto"/>
             <w:tcMar>
               <w:top w:w="100" w:type="dxa"/>
               <w:left w:w="100" w:type="dxa"/>
@@ -3161,6 +3148,7 @@
               <w:t>{</w:t>
             </w:r>
             <w:proofErr w:type="spellStart"/>
+            <w:proofErr w:type="gramStart"/>
             <w:r>
               <w:rPr>
                 <w:rFonts w:ascii="Roboto" w:eastAsia="Roboto" w:hAnsi="Roboto" w:cs="Roboto"/>
@@ -3194,6 +3182,7 @@
               <w:t>score</w:t>
             </w:r>
             <w:proofErr w:type="spellEnd"/>
+            <w:proofErr w:type="gramEnd"/>
             <w:r>
               <w:rPr>
                 <w:rFonts w:ascii="Roboto" w:eastAsia="Roboto" w:hAnsi="Roboto" w:cs="Roboto"/>
@@ -3209,7 +3198,6 @@
         <w:tc>
           <w:tcPr>
             <w:tcW w:w="4850" w:type="dxa"/>
-            <w:shd w:val="clear" w:color="auto" w:fill="auto"/>
             <w:tcMar>
               <w:top w:w="100" w:type="dxa"/>
               <w:left w:w="100" w:type="dxa"/>
@@ -3263,6 +3251,7 @@
               <w:t>{</w:t>
             </w:r>
             <w:proofErr w:type="spellStart"/>
+            <w:proofErr w:type="gramStart"/>
             <w:r>
               <w:rPr>
                 <w:rFonts w:ascii="Roboto" w:eastAsia="Roboto" w:hAnsi="Roboto" w:cs="Roboto"/>
@@ -3296,6 +3285,7 @@
               <w:t>score</w:t>
             </w:r>
             <w:proofErr w:type="spellEnd"/>
+            <w:proofErr w:type="gramEnd"/>
             <w:r>
               <w:rPr>
                 <w:rFonts w:ascii="Roboto" w:eastAsia="Roboto" w:hAnsi="Roboto" w:cs="Roboto"/>
@@ -3311,7 +3301,6 @@
         <w:tc>
           <w:tcPr>
             <w:tcW w:w="4850" w:type="dxa"/>
-            <w:shd w:val="clear" w:color="auto" w:fill="auto"/>
             <w:tcMar>
               <w:top w:w="100" w:type="dxa"/>
               <w:left w:w="100" w:type="dxa"/>
@@ -3365,6 +3354,7 @@
               <w:t>{</w:t>
             </w:r>
             <w:proofErr w:type="spellStart"/>
+            <w:proofErr w:type="gramStart"/>
             <w:r>
               <w:rPr>
                 <w:rFonts w:ascii="Roboto" w:eastAsia="Roboto" w:hAnsi="Roboto" w:cs="Roboto"/>
@@ -3398,6 +3388,7 @@
               <w:t>score</w:t>
             </w:r>
             <w:proofErr w:type="spellEnd"/>
+            <w:proofErr w:type="gramEnd"/>
             <w:r>
               <w:rPr>
                 <w:rFonts w:ascii="Roboto" w:eastAsia="Roboto" w:hAnsi="Roboto" w:cs="Roboto"/>
@@ -3413,7 +3404,6 @@
         <w:tc>
           <w:tcPr>
             <w:tcW w:w="4850" w:type="dxa"/>
-            <w:shd w:val="clear" w:color="auto" w:fill="auto"/>
             <w:tcMar>
               <w:top w:w="100" w:type="dxa"/>
               <w:left w:w="100" w:type="dxa"/>
@@ -3499,7 +3489,6 @@
         <w:tc>
           <w:tcPr>
             <w:tcW w:w="4850" w:type="dxa"/>
-            <w:shd w:val="clear" w:color="auto" w:fill="auto"/>
             <w:tcMar>
               <w:top w:w="100" w:type="dxa"/>
               <w:left w:w="100" w:type="dxa"/>
@@ -3553,6 +3542,7 @@
               <w:t>{</w:t>
             </w:r>
             <w:proofErr w:type="spellStart"/>
+            <w:proofErr w:type="gramStart"/>
             <w:r>
               <w:rPr>
                 <w:rFonts w:ascii="Roboto" w:eastAsia="Roboto" w:hAnsi="Roboto" w:cs="Roboto"/>
@@ -3586,6 +3576,7 @@
               <w:t>score</w:t>
             </w:r>
             <w:proofErr w:type="spellEnd"/>
+            <w:proofErr w:type="gramEnd"/>
             <w:r>
               <w:rPr>
                 <w:rFonts w:ascii="Roboto" w:eastAsia="Roboto" w:hAnsi="Roboto" w:cs="Roboto"/>
@@ -3601,7 +3592,6 @@
         <w:tc>
           <w:tcPr>
             <w:tcW w:w="4850" w:type="dxa"/>
-            <w:shd w:val="clear" w:color="auto" w:fill="auto"/>
             <w:tcMar>
               <w:top w:w="100" w:type="dxa"/>
               <w:left w:w="100" w:type="dxa"/>
@@ -3655,6 +3645,7 @@
               <w:t>{</w:t>
             </w:r>
             <w:proofErr w:type="spellStart"/>
+            <w:proofErr w:type="gramStart"/>
             <w:r>
               <w:rPr>
                 <w:rFonts w:ascii="Roboto" w:eastAsia="Roboto" w:hAnsi="Roboto" w:cs="Roboto"/>
@@ -3688,6 +3679,7 @@
               <w:t>score</w:t>
             </w:r>
             <w:proofErr w:type="spellEnd"/>
+            <w:proofErr w:type="gramEnd"/>
             <w:r>
               <w:rPr>
                 <w:rFonts w:ascii="Roboto" w:eastAsia="Roboto" w:hAnsi="Roboto" w:cs="Roboto"/>
@@ -3703,7 +3695,6 @@
         <w:tc>
           <w:tcPr>
             <w:tcW w:w="4850" w:type="dxa"/>
-            <w:shd w:val="clear" w:color="auto" w:fill="auto"/>
             <w:tcMar>
               <w:top w:w="100" w:type="dxa"/>
               <w:left w:w="100" w:type="dxa"/>
@@ -3758,6 +3749,7 @@
               <w:t>{</w:t>
             </w:r>
             <w:proofErr w:type="spellStart"/>
+            <w:proofErr w:type="gramStart"/>
             <w:r>
               <w:rPr>
                 <w:rFonts w:ascii="Roboto" w:eastAsia="Roboto" w:hAnsi="Roboto" w:cs="Roboto"/>
@@ -3791,6 +3783,7 @@
               <w:t>score</w:t>
             </w:r>
             <w:proofErr w:type="spellEnd"/>
+            <w:proofErr w:type="gramEnd"/>
             <w:r>
               <w:rPr>
                 <w:rFonts w:ascii="Roboto" w:eastAsia="Roboto" w:hAnsi="Roboto" w:cs="Roboto"/>
@@ -3820,7 +3813,21 @@
           <w:rFonts w:ascii="Roboto" w:eastAsia="Roboto" w:hAnsi="Roboto" w:cs="Roboto"/>
         </w:rPr>
         <w:br/>
-        <w:t>To view a more detailed breakdown of what each section’s feedback consists of, you will find crucial feedback below in the details section.</w:t>
+        <w:t xml:space="preserve">To view a more detailed breakdown of what each section’s feedback consists </w:t>
+      </w:r>
+      <w:proofErr w:type="gramStart"/>
+      <w:r>
+        <w:rPr>
+          <w:rFonts w:ascii="Roboto" w:eastAsia="Roboto" w:hAnsi="Roboto" w:cs="Roboto"/>
+        </w:rPr>
+        <w:t>of,</w:t>
+      </w:r>
+      <w:proofErr w:type="gramEnd"/>
+      <w:r>
+        <w:rPr>
+          <w:rFonts w:ascii="Roboto" w:eastAsia="Roboto" w:hAnsi="Roboto" w:cs="Roboto"/>
+        </w:rPr>
+        <w:t xml:space="preserve"> you will find crucial feedback below in the details section.</w:t>
       </w:r>
     </w:p>
     <w:p>
@@ -3845,11 +3852,12 @@
     </w:p>
     <w:p>
       <w:pPr>
-        <w:pStyle w:val="Heading1"/>
         <w:rPr>
           <w:rFonts w:ascii="Roboto" w:eastAsia="Roboto" w:hAnsi="Roboto" w:cs="Roboto"/>
           <w:b/>
           <w:color w:val="27B0B7"/>
+          <w:sz w:val="36"/>
+          <w:szCs w:val="36"/>
         </w:rPr>
       </w:pPr>
       <w:bookmarkStart w:id="17" w:name="_heading=h.ht7e5sm5gj47" w:colFirst="0" w:colLast="0"/>
@@ -3859,6 +3867,25 @@
     </w:p>
     <w:p>
       <w:pPr>
+        <w:rPr>
+          <w:rFonts w:ascii="Roboto" w:eastAsia="Roboto" w:hAnsi="Roboto" w:cs="Roboto"/>
+          <w:b/>
+          <w:color w:val="27B0B7"/>
+          <w:sz w:val="36"/>
+          <w:szCs w:val="36"/>
+        </w:rPr>
+      </w:pPr>
+      <w:r>
+        <w:rPr>
+          <w:rFonts w:ascii="Roboto" w:eastAsia="Roboto" w:hAnsi="Roboto" w:cs="Roboto"/>
+          <w:b/>
+          <w:color w:val="27B0B7"/>
+        </w:rPr>
+        <w:br w:type="page"/>
+      </w:r>
+    </w:p>
+    <w:p>
+      <w:pPr>
         <w:pStyle w:val="Heading1"/>
         <w:rPr>
           <w:rFonts w:ascii="Roboto" w:eastAsia="Roboto" w:hAnsi="Roboto" w:cs="Roboto"/>
@@ -3872,6 +3899,7 @@
           <w:b/>
           <w:color w:val="27B0B7"/>
         </w:rPr>
+        <w:lastRenderedPageBreak/>
         <w:t>Beauty</w:t>
       </w:r>
     </w:p>
@@ -3992,26 +4020,25 @@
           <w:sz w:val="32"/>
           <w:szCs w:val="32"/>
         </w:rPr>
-        <w:t xml:space="preserve">Your Beauty SCORE (1 - 5) :  </w:t>
-      </w:r>
-      <w:r>
-        <w:rPr>
-          <w:rFonts w:ascii="Roboto" w:eastAsia="Roboto" w:hAnsi="Roboto" w:cs="Roboto"/>
-          <w:b/>
+        <w:t>Your Beauty SCORE (1 - 5</w:t>
+      </w:r>
+      <w:proofErr w:type="gramStart"/>
+      <w:r>
+        <w:rPr>
+          <w:rFonts w:ascii="Roboto" w:eastAsia="Roboto" w:hAnsi="Roboto" w:cs="Roboto"/>
           <w:sz w:val="32"/>
           <w:szCs w:val="32"/>
         </w:rPr>
-        <w:t>{</w:t>
-      </w:r>
-      <w:proofErr w:type="spellStart"/>
-      <w:r>
-        <w:rPr>
-          <w:rFonts w:ascii="Roboto" w:eastAsia="Roboto" w:hAnsi="Roboto" w:cs="Roboto"/>
-          <w:b/>
+        <w:t>) :</w:t>
+      </w:r>
+      <w:proofErr w:type="gramEnd"/>
+      <w:r>
+        <w:rPr>
+          <w:rFonts w:ascii="Roboto" w:eastAsia="Roboto" w:hAnsi="Roboto" w:cs="Roboto"/>
           <w:sz w:val="32"/>
           <w:szCs w:val="32"/>
         </w:rPr>
-        <w:t>sectionGrades.</w:t>
+        <w:t xml:space="preserve">  </w:t>
       </w:r>
       <w:r>
         <w:rPr>
@@ -4020,8 +4047,10 @@
           <w:sz w:val="32"/>
           <w:szCs w:val="32"/>
         </w:rPr>
-        <w:t>beauty</w:t>
-      </w:r>
+        <w:t>{</w:t>
+      </w:r>
+      <w:proofErr w:type="spellStart"/>
+      <w:proofErr w:type="gramStart"/>
       <w:r>
         <w:rPr>
           <w:rFonts w:ascii="Roboto" w:eastAsia="Roboto" w:hAnsi="Roboto" w:cs="Roboto"/>
@@ -4029,7 +4058,7 @@
           <w:sz w:val="32"/>
           <w:szCs w:val="32"/>
         </w:rPr>
-        <w:t>.</w:t>
+        <w:t>sectionGrades.</w:t>
       </w:r>
       <w:r>
         <w:rPr>
@@ -4038,9 +4067,28 @@
           <w:sz w:val="32"/>
           <w:szCs w:val="32"/>
         </w:rPr>
+        <w:t>beauty</w:t>
+      </w:r>
+      <w:r>
+        <w:rPr>
+          <w:rFonts w:ascii="Roboto" w:eastAsia="Roboto" w:hAnsi="Roboto" w:cs="Roboto"/>
+          <w:b/>
+          <w:sz w:val="32"/>
+          <w:szCs w:val="32"/>
+        </w:rPr>
+        <w:t>.</w:t>
+      </w:r>
+      <w:r>
+        <w:rPr>
+          <w:rFonts w:ascii="Roboto" w:eastAsia="Roboto" w:hAnsi="Roboto" w:cs="Roboto"/>
+          <w:b/>
+          <w:sz w:val="32"/>
+          <w:szCs w:val="32"/>
+        </w:rPr>
         <w:t>score</w:t>
       </w:r>
       <w:proofErr w:type="spellEnd"/>
+      <w:proofErr w:type="gramEnd"/>
       <w:r>
         <w:rPr>
           <w:rFonts w:ascii="Roboto" w:eastAsia="Roboto" w:hAnsi="Roboto" w:cs="Roboto"/>
@@ -4101,7 +4149,6 @@
               <w:bottom w:val="single" w:sz="8" w:space="0" w:color="27B0B7"/>
               <w:right w:val="single" w:sz="8" w:space="0" w:color="27B0B7"/>
             </w:tcBorders>
-            <w:shd w:val="clear" w:color="auto" w:fill="auto"/>
             <w:tcMar>
               <w:top w:w="100" w:type="dxa"/>
               <w:left w:w="100" w:type="dxa"/>
@@ -4143,6 +4190,7 @@
               <w:t>{</w:t>
             </w:r>
             <w:proofErr w:type="spellStart"/>
+            <w:proofErr w:type="gramStart"/>
             <w:r>
               <w:rPr>
                 <w:rFonts w:ascii="Roboto" w:eastAsia="Roboto" w:hAnsi="Roboto" w:cs="Roboto"/>
@@ -4180,6 +4228,7 @@
               <w:t>description</w:t>
             </w:r>
             <w:proofErr w:type="spellEnd"/>
+            <w:proofErr w:type="gramEnd"/>
             <w:r>
               <w:rPr>
                 <w:rFonts w:ascii="Roboto" w:eastAsia="Roboto" w:hAnsi="Roboto" w:cs="Roboto"/>
@@ -4416,26 +4465,25 @@
           <w:sz w:val="32"/>
           <w:szCs w:val="32"/>
         </w:rPr>
-        <w:t xml:space="preserve">Your Content SCORE (1 - 5) :  </w:t>
-      </w:r>
-      <w:r>
-        <w:rPr>
-          <w:rFonts w:ascii="Roboto" w:eastAsia="Roboto" w:hAnsi="Roboto" w:cs="Roboto"/>
-          <w:b/>
+        <w:t>Your Content SCORE (1 - 5</w:t>
+      </w:r>
+      <w:proofErr w:type="gramStart"/>
+      <w:r>
+        <w:rPr>
+          <w:rFonts w:ascii="Roboto" w:eastAsia="Roboto" w:hAnsi="Roboto" w:cs="Roboto"/>
           <w:sz w:val="32"/>
           <w:szCs w:val="32"/>
         </w:rPr>
-        <w:t>{</w:t>
-      </w:r>
-      <w:proofErr w:type="spellStart"/>
-      <w:r>
-        <w:rPr>
-          <w:rFonts w:ascii="Roboto" w:eastAsia="Roboto" w:hAnsi="Roboto" w:cs="Roboto"/>
-          <w:b/>
+        <w:t>) :</w:t>
+      </w:r>
+      <w:proofErr w:type="gramEnd"/>
+      <w:r>
+        <w:rPr>
+          <w:rFonts w:ascii="Roboto" w:eastAsia="Roboto" w:hAnsi="Roboto" w:cs="Roboto"/>
           <w:sz w:val="32"/>
           <w:szCs w:val="32"/>
         </w:rPr>
-        <w:t>sectionGrades.</w:t>
+        <w:t xml:space="preserve">  </w:t>
       </w:r>
       <w:r>
         <w:rPr>
@@ -4444,8 +4492,10 @@
           <w:sz w:val="32"/>
           <w:szCs w:val="32"/>
         </w:rPr>
-        <w:t>content</w:t>
-      </w:r>
+        <w:t>{</w:t>
+      </w:r>
+      <w:proofErr w:type="spellStart"/>
+      <w:proofErr w:type="gramStart"/>
       <w:r>
         <w:rPr>
           <w:rFonts w:ascii="Roboto" w:eastAsia="Roboto" w:hAnsi="Roboto" w:cs="Roboto"/>
@@ -4453,7 +4503,7 @@
           <w:sz w:val="32"/>
           <w:szCs w:val="32"/>
         </w:rPr>
-        <w:t>.</w:t>
+        <w:t>sectionGrades.</w:t>
       </w:r>
       <w:r>
         <w:rPr>
@@ -4462,9 +4512,28 @@
           <w:sz w:val="32"/>
           <w:szCs w:val="32"/>
         </w:rPr>
+        <w:t>content</w:t>
+      </w:r>
+      <w:r>
+        <w:rPr>
+          <w:rFonts w:ascii="Roboto" w:eastAsia="Roboto" w:hAnsi="Roboto" w:cs="Roboto"/>
+          <w:b/>
+          <w:sz w:val="32"/>
+          <w:szCs w:val="32"/>
+        </w:rPr>
+        <w:t>.</w:t>
+      </w:r>
+      <w:r>
+        <w:rPr>
+          <w:rFonts w:ascii="Roboto" w:eastAsia="Roboto" w:hAnsi="Roboto" w:cs="Roboto"/>
+          <w:b/>
+          <w:sz w:val="32"/>
+          <w:szCs w:val="32"/>
+        </w:rPr>
         <w:t>score</w:t>
       </w:r>
       <w:proofErr w:type="spellEnd"/>
+      <w:proofErr w:type="gramEnd"/>
       <w:r>
         <w:rPr>
           <w:rFonts w:ascii="Roboto" w:eastAsia="Roboto" w:hAnsi="Roboto" w:cs="Roboto"/>
@@ -4525,7 +4594,6 @@
               <w:bottom w:val="single" w:sz="8" w:space="0" w:color="27B0B7"/>
               <w:right w:val="single" w:sz="8" w:space="0" w:color="27B0B7"/>
             </w:tcBorders>
-            <w:shd w:val="clear" w:color="auto" w:fill="auto"/>
             <w:tcMar>
               <w:top w:w="100" w:type="dxa"/>
               <w:left w:w="100" w:type="dxa"/>
@@ -4558,6 +4626,7 @@
               <w:t>{</w:t>
             </w:r>
             <w:proofErr w:type="spellStart"/>
+            <w:proofErr w:type="gramStart"/>
             <w:r>
               <w:rPr>
                 <w:rFonts w:ascii="Roboto" w:eastAsia="Roboto" w:hAnsi="Roboto" w:cs="Roboto"/>
@@ -4595,6 +4664,7 @@
               <w:t>description</w:t>
             </w:r>
             <w:proofErr w:type="spellEnd"/>
+            <w:proofErr w:type="gramEnd"/>
             <w:r>
               <w:rPr>
                 <w:rFonts w:ascii="Roboto" w:eastAsia="Roboto" w:hAnsi="Roboto" w:cs="Roboto"/>
@@ -4957,26 +5027,25 @@
           <w:sz w:val="32"/>
           <w:szCs w:val="32"/>
         </w:rPr>
-        <w:t xml:space="preserve">Your Design SCORE (1 - 5) : </w:t>
-      </w:r>
-      <w:r>
-        <w:rPr>
-          <w:rFonts w:ascii="Roboto" w:eastAsia="Roboto" w:hAnsi="Roboto" w:cs="Roboto"/>
-          <w:b/>
+        <w:t>Your Design SCORE (1 - 5</w:t>
+      </w:r>
+      <w:proofErr w:type="gramStart"/>
+      <w:r>
+        <w:rPr>
+          <w:rFonts w:ascii="Roboto" w:eastAsia="Roboto" w:hAnsi="Roboto" w:cs="Roboto"/>
           <w:sz w:val="32"/>
           <w:szCs w:val="32"/>
         </w:rPr>
-        <w:t>{</w:t>
-      </w:r>
-      <w:proofErr w:type="spellStart"/>
-      <w:r>
-        <w:rPr>
-          <w:rFonts w:ascii="Roboto" w:eastAsia="Roboto" w:hAnsi="Roboto" w:cs="Roboto"/>
-          <w:b/>
+        <w:t>) :</w:t>
+      </w:r>
+      <w:proofErr w:type="gramEnd"/>
+      <w:r>
+        <w:rPr>
+          <w:rFonts w:ascii="Roboto" w:eastAsia="Roboto" w:hAnsi="Roboto" w:cs="Roboto"/>
           <w:sz w:val="32"/>
           <w:szCs w:val="32"/>
         </w:rPr>
-        <w:t>sectionGrades.</w:t>
+        <w:t xml:space="preserve"> </w:t>
       </w:r>
       <w:r>
         <w:rPr>
@@ -4985,8 +5054,10 @@
           <w:sz w:val="32"/>
           <w:szCs w:val="32"/>
         </w:rPr>
-        <w:t>design</w:t>
-      </w:r>
+        <w:t>{</w:t>
+      </w:r>
+      <w:proofErr w:type="spellStart"/>
+      <w:proofErr w:type="gramStart"/>
       <w:r>
         <w:rPr>
           <w:rFonts w:ascii="Roboto" w:eastAsia="Roboto" w:hAnsi="Roboto" w:cs="Roboto"/>
@@ -4994,7 +5065,7 @@
           <w:sz w:val="32"/>
           <w:szCs w:val="32"/>
         </w:rPr>
-        <w:t>.</w:t>
+        <w:t>sectionGrades.</w:t>
       </w:r>
       <w:r>
         <w:rPr>
@@ -5003,9 +5074,28 @@
           <w:sz w:val="32"/>
           <w:szCs w:val="32"/>
         </w:rPr>
+        <w:t>design</w:t>
+      </w:r>
+      <w:r>
+        <w:rPr>
+          <w:rFonts w:ascii="Roboto" w:eastAsia="Roboto" w:hAnsi="Roboto" w:cs="Roboto"/>
+          <w:b/>
+          <w:sz w:val="32"/>
+          <w:szCs w:val="32"/>
+        </w:rPr>
+        <w:t>.</w:t>
+      </w:r>
+      <w:r>
+        <w:rPr>
+          <w:rFonts w:ascii="Roboto" w:eastAsia="Roboto" w:hAnsi="Roboto" w:cs="Roboto"/>
+          <w:b/>
+          <w:sz w:val="32"/>
+          <w:szCs w:val="32"/>
+        </w:rPr>
         <w:t>score</w:t>
       </w:r>
       <w:proofErr w:type="spellEnd"/>
+      <w:proofErr w:type="gramEnd"/>
       <w:r>
         <w:rPr>
           <w:rFonts w:ascii="Roboto" w:eastAsia="Roboto" w:hAnsi="Roboto" w:cs="Roboto"/>
@@ -5066,7 +5156,6 @@
               <w:bottom w:val="single" w:sz="8" w:space="0" w:color="27B0B7"/>
               <w:right w:val="single" w:sz="8" w:space="0" w:color="27B0B7"/>
             </w:tcBorders>
-            <w:shd w:val="clear" w:color="auto" w:fill="auto"/>
             <w:tcMar>
               <w:top w:w="100" w:type="dxa"/>
               <w:left w:w="100" w:type="dxa"/>
@@ -5099,6 +5188,7 @@
               <w:t>{</w:t>
             </w:r>
             <w:proofErr w:type="spellStart"/>
+            <w:proofErr w:type="gramStart"/>
             <w:r>
               <w:rPr>
                 <w:rFonts w:ascii="Roboto" w:eastAsia="Roboto" w:hAnsi="Roboto" w:cs="Roboto"/>
@@ -5136,6 +5226,7 @@
               <w:t>description</w:t>
             </w:r>
             <w:proofErr w:type="spellEnd"/>
+            <w:proofErr w:type="gramEnd"/>
             <w:r>
               <w:rPr>
                 <w:rFonts w:ascii="Roboto" w:eastAsia="Roboto" w:hAnsi="Roboto" w:cs="Roboto"/>
@@ -5447,26 +5538,25 @@
           <w:sz w:val="32"/>
           <w:szCs w:val="32"/>
         </w:rPr>
-        <w:t xml:space="preserve">Your Performance SCORE (1 - 5) :   </w:t>
-      </w:r>
-      <w:r>
-        <w:rPr>
-          <w:rFonts w:ascii="Roboto" w:eastAsia="Roboto" w:hAnsi="Roboto" w:cs="Roboto"/>
-          <w:b/>
+        <w:t>Your Performance SCORE (1 - 5</w:t>
+      </w:r>
+      <w:proofErr w:type="gramStart"/>
+      <w:r>
+        <w:rPr>
+          <w:rFonts w:ascii="Roboto" w:eastAsia="Roboto" w:hAnsi="Roboto" w:cs="Roboto"/>
           <w:sz w:val="32"/>
           <w:szCs w:val="32"/>
         </w:rPr>
-        <w:t>{</w:t>
-      </w:r>
-      <w:proofErr w:type="spellStart"/>
-      <w:r>
-        <w:rPr>
-          <w:rFonts w:ascii="Roboto" w:eastAsia="Roboto" w:hAnsi="Roboto" w:cs="Roboto"/>
-          <w:b/>
+        <w:t>) :</w:t>
+      </w:r>
+      <w:proofErr w:type="gramEnd"/>
+      <w:r>
+        <w:rPr>
+          <w:rFonts w:ascii="Roboto" w:eastAsia="Roboto" w:hAnsi="Roboto" w:cs="Roboto"/>
           <w:sz w:val="32"/>
           <w:szCs w:val="32"/>
         </w:rPr>
-        <w:t>sectionGrades.performance.</w:t>
+        <w:t xml:space="preserve">   </w:t>
       </w:r>
       <w:r>
         <w:rPr>
@@ -5475,9 +5565,30 @@
           <w:sz w:val="32"/>
           <w:szCs w:val="32"/>
         </w:rPr>
+        <w:t>{</w:t>
+      </w:r>
+      <w:proofErr w:type="spellStart"/>
+      <w:proofErr w:type="gramStart"/>
+      <w:r>
+        <w:rPr>
+          <w:rFonts w:ascii="Roboto" w:eastAsia="Roboto" w:hAnsi="Roboto" w:cs="Roboto"/>
+          <w:b/>
+          <w:sz w:val="32"/>
+          <w:szCs w:val="32"/>
+        </w:rPr>
+        <w:t>sectionGrades.performance.</w:t>
+      </w:r>
+      <w:r>
+        <w:rPr>
+          <w:rFonts w:ascii="Roboto" w:eastAsia="Roboto" w:hAnsi="Roboto" w:cs="Roboto"/>
+          <w:b/>
+          <w:sz w:val="32"/>
+          <w:szCs w:val="32"/>
+        </w:rPr>
         <w:t>score</w:t>
       </w:r>
       <w:proofErr w:type="spellEnd"/>
+      <w:proofErr w:type="gramEnd"/>
       <w:r>
         <w:rPr>
           <w:rFonts w:ascii="Roboto" w:eastAsia="Roboto" w:hAnsi="Roboto" w:cs="Roboto"/>
@@ -5538,7 +5649,6 @@
               <w:bottom w:val="single" w:sz="8" w:space="0" w:color="27B0B7"/>
               <w:right w:val="single" w:sz="8" w:space="0" w:color="27B0B7"/>
             </w:tcBorders>
-            <w:shd w:val="clear" w:color="auto" w:fill="auto"/>
             <w:tcMar>
               <w:top w:w="100" w:type="dxa"/>
               <w:left w:w="100" w:type="dxa"/>
@@ -5571,6 +5681,7 @@
               <w:t>{</w:t>
             </w:r>
             <w:proofErr w:type="spellStart"/>
+            <w:proofErr w:type="gramStart"/>
             <w:r>
               <w:rPr>
                 <w:rFonts w:ascii="Roboto" w:eastAsia="Roboto" w:hAnsi="Roboto" w:cs="Roboto"/>
@@ -5599,6 +5710,7 @@
               <w:t>.description</w:t>
             </w:r>
             <w:proofErr w:type="spellEnd"/>
+            <w:proofErr w:type="gramEnd"/>
             <w:r>
               <w:rPr>
                 <w:rFonts w:ascii="Roboto" w:eastAsia="Roboto" w:hAnsi="Roboto" w:cs="Roboto"/>
@@ -5864,26 +5976,25 @@
           <w:sz w:val="32"/>
           <w:szCs w:val="32"/>
         </w:rPr>
-        <w:t xml:space="preserve">Your Performance SCORE (1 - 5) :  </w:t>
-      </w:r>
-      <w:r>
-        <w:rPr>
-          <w:rFonts w:ascii="Roboto" w:eastAsia="Roboto" w:hAnsi="Roboto" w:cs="Roboto"/>
-          <w:b/>
+        <w:t>Your Performance SCORE (1 - 5</w:t>
+      </w:r>
+      <w:proofErr w:type="gramStart"/>
+      <w:r>
+        <w:rPr>
+          <w:rFonts w:ascii="Roboto" w:eastAsia="Roboto" w:hAnsi="Roboto" w:cs="Roboto"/>
           <w:sz w:val="32"/>
           <w:szCs w:val="32"/>
         </w:rPr>
-        <w:t>{</w:t>
-      </w:r>
-      <w:proofErr w:type="spellStart"/>
-      <w:r>
-        <w:rPr>
-          <w:rFonts w:ascii="Roboto" w:eastAsia="Roboto" w:hAnsi="Roboto" w:cs="Roboto"/>
-          <w:b/>
+        <w:t>) :</w:t>
+      </w:r>
+      <w:proofErr w:type="gramEnd"/>
+      <w:r>
+        <w:rPr>
+          <w:rFonts w:ascii="Roboto" w:eastAsia="Roboto" w:hAnsi="Roboto" w:cs="Roboto"/>
           <w:sz w:val="32"/>
           <w:szCs w:val="32"/>
         </w:rPr>
-        <w:t>sectionGrades.</w:t>
+        <w:t xml:space="preserve">  </w:t>
       </w:r>
       <w:r>
         <w:rPr>
@@ -5892,8 +6003,10 @@
           <w:sz w:val="32"/>
           <w:szCs w:val="32"/>
         </w:rPr>
-        <w:t>security</w:t>
-      </w:r>
+        <w:t>{</w:t>
+      </w:r>
+      <w:proofErr w:type="spellStart"/>
+      <w:proofErr w:type="gramStart"/>
       <w:r>
         <w:rPr>
           <w:rFonts w:ascii="Roboto" w:eastAsia="Roboto" w:hAnsi="Roboto" w:cs="Roboto"/>
@@ -5901,7 +6014,7 @@
           <w:sz w:val="32"/>
           <w:szCs w:val="32"/>
         </w:rPr>
-        <w:t>.</w:t>
+        <w:t>sectionGrades.</w:t>
       </w:r>
       <w:r>
         <w:rPr>
@@ -5910,9 +6023,28 @@
           <w:sz w:val="32"/>
           <w:szCs w:val="32"/>
         </w:rPr>
+        <w:t>security</w:t>
+      </w:r>
+      <w:r>
+        <w:rPr>
+          <w:rFonts w:ascii="Roboto" w:eastAsia="Roboto" w:hAnsi="Roboto" w:cs="Roboto"/>
+          <w:b/>
+          <w:sz w:val="32"/>
+          <w:szCs w:val="32"/>
+        </w:rPr>
+        <w:t>.</w:t>
+      </w:r>
+      <w:r>
+        <w:rPr>
+          <w:rFonts w:ascii="Roboto" w:eastAsia="Roboto" w:hAnsi="Roboto" w:cs="Roboto"/>
+          <w:b/>
+          <w:sz w:val="32"/>
+          <w:szCs w:val="32"/>
+        </w:rPr>
         <w:t>score</w:t>
       </w:r>
       <w:proofErr w:type="spellEnd"/>
+      <w:proofErr w:type="gramEnd"/>
       <w:r>
         <w:rPr>
           <w:rFonts w:ascii="Roboto" w:eastAsia="Roboto" w:hAnsi="Roboto" w:cs="Roboto"/>
@@ -5973,7 +6105,6 @@
               <w:bottom w:val="single" w:sz="8" w:space="0" w:color="27B0B7"/>
               <w:right w:val="single" w:sz="8" w:space="0" w:color="27B0B7"/>
             </w:tcBorders>
-            <w:shd w:val="clear" w:color="auto" w:fill="auto"/>
             <w:tcMar>
               <w:top w:w="100" w:type="dxa"/>
               <w:left w:w="100" w:type="dxa"/>
@@ -6006,6 +6137,7 @@
               <w:t>{</w:t>
             </w:r>
             <w:proofErr w:type="spellStart"/>
+            <w:proofErr w:type="gramStart"/>
             <w:r>
               <w:rPr>
                 <w:rFonts w:ascii="Roboto" w:eastAsia="Roboto" w:hAnsi="Roboto" w:cs="Roboto"/>
@@ -6043,6 +6175,7 @@
               <w:t>description</w:t>
             </w:r>
             <w:proofErr w:type="spellEnd"/>
+            <w:proofErr w:type="gramEnd"/>
             <w:r>
               <w:rPr>
                 <w:rFonts w:ascii="Roboto" w:eastAsia="Roboto" w:hAnsi="Roboto" w:cs="Roboto"/>
@@ -6345,7 +6478,25 @@
           <w:sz w:val="32"/>
           <w:szCs w:val="32"/>
         </w:rPr>
-        <w:t xml:space="preserve">SCORE (1 - 5) : </w:t>
+        <w:t>SCORE (1 - 5</w:t>
+      </w:r>
+      <w:proofErr w:type="gramStart"/>
+      <w:r>
+        <w:rPr>
+          <w:rFonts w:ascii="Roboto" w:eastAsia="Roboto" w:hAnsi="Roboto" w:cs="Roboto"/>
+          <w:sz w:val="32"/>
+          <w:szCs w:val="32"/>
+        </w:rPr>
+        <w:t>) :</w:t>
+      </w:r>
+      <w:proofErr w:type="gramEnd"/>
+      <w:r>
+        <w:rPr>
+          <w:rFonts w:ascii="Roboto" w:eastAsia="Roboto" w:hAnsi="Roboto" w:cs="Roboto"/>
+          <w:sz w:val="32"/>
+          <w:szCs w:val="32"/>
+        </w:rPr>
+        <w:t xml:space="preserve"> </w:t>
       </w:r>
       <w:r>
         <w:rPr>
@@ -6454,7 +6605,6 @@
               <w:bottom w:val="single" w:sz="8" w:space="0" w:color="27B0B7"/>
               <w:right w:val="single" w:sz="8" w:space="0" w:color="27B0B7"/>
             </w:tcBorders>
-            <w:shd w:val="clear" w:color="auto" w:fill="auto"/>
             <w:tcMar>
               <w:top w:w="100" w:type="dxa"/>
               <w:left w:w="100" w:type="dxa"/>
@@ -6590,7 +6740,25 @@
           <w:sz w:val="24"/>
           <w:szCs w:val="24"/>
         </w:rPr>
-        <w:t>Quality websites adhere to coding standards for HTML, CSS, JavaScript, and other languages. Following web standards will optimize performance, and increase compatibility. HTML and CSS code should pass validation by the W3C standards body. Ensuring valid, semantic markup enhances accessibility, SEO, and compliance across multiple browsers, and a variety of devices, and screen sizes.</w:t>
+        <w:t xml:space="preserve">Quality websites adhere to coding standards for HTML, CSS, JavaScript, and other languages. Following web standards will optimize </w:t>
+      </w:r>
+      <w:proofErr w:type="gramStart"/>
+      <w:r>
+        <w:rPr>
+          <w:rFonts w:ascii="Roboto" w:eastAsia="Roboto" w:hAnsi="Roboto" w:cs="Roboto"/>
+          <w:sz w:val="24"/>
+          <w:szCs w:val="24"/>
+        </w:rPr>
+        <w:t>performance, and</w:t>
+      </w:r>
+      <w:proofErr w:type="gramEnd"/>
+      <w:r>
+        <w:rPr>
+          <w:rFonts w:ascii="Roboto" w:eastAsia="Roboto" w:hAnsi="Roboto" w:cs="Roboto"/>
+          <w:sz w:val="24"/>
+          <w:szCs w:val="24"/>
+        </w:rPr>
+        <w:t xml:space="preserve"> increase compatibility. HTML and CSS code should pass validation by the W3C standards body. Ensuring valid, semantic markup enhances accessibility, SEO, and compliance across multiple browsers, and a variety of devices, and screen sizes.</w:t>
       </w:r>
     </w:p>
     <w:p>
@@ -6736,26 +6904,25 @@
           <w:sz w:val="32"/>
           <w:szCs w:val="32"/>
         </w:rPr>
-        <w:t xml:space="preserve">Your Web Standards SCORE (1 - 5) : </w:t>
-      </w:r>
-      <w:r>
-        <w:rPr>
-          <w:rFonts w:ascii="Roboto" w:eastAsia="Roboto" w:hAnsi="Roboto" w:cs="Roboto"/>
-          <w:b/>
+        <w:t>Your Web Standards SCORE (1 - 5</w:t>
+      </w:r>
+      <w:proofErr w:type="gramStart"/>
+      <w:r>
+        <w:rPr>
+          <w:rFonts w:ascii="Roboto" w:eastAsia="Roboto" w:hAnsi="Roboto" w:cs="Roboto"/>
           <w:sz w:val="32"/>
           <w:szCs w:val="32"/>
         </w:rPr>
-        <w:t>{</w:t>
-      </w:r>
-      <w:proofErr w:type="spellStart"/>
-      <w:r>
-        <w:rPr>
-          <w:rFonts w:ascii="Roboto" w:eastAsia="Roboto" w:hAnsi="Roboto" w:cs="Roboto"/>
-          <w:b/>
+        <w:t>) :</w:t>
+      </w:r>
+      <w:proofErr w:type="gramEnd"/>
+      <w:r>
+        <w:rPr>
+          <w:rFonts w:ascii="Roboto" w:eastAsia="Roboto" w:hAnsi="Roboto" w:cs="Roboto"/>
           <w:sz w:val="32"/>
           <w:szCs w:val="32"/>
         </w:rPr>
-        <w:t>sectionGrades</w:t>
+        <w:t xml:space="preserve"> </w:t>
       </w:r>
       <w:r>
         <w:rPr>
@@ -6764,9 +6931,30 @@
           <w:sz w:val="32"/>
           <w:szCs w:val="32"/>
         </w:rPr>
+        <w:t>{</w:t>
+      </w:r>
+      <w:proofErr w:type="spellStart"/>
+      <w:proofErr w:type="gramStart"/>
+      <w:r>
+        <w:rPr>
+          <w:rFonts w:ascii="Roboto" w:eastAsia="Roboto" w:hAnsi="Roboto" w:cs="Roboto"/>
+          <w:b/>
+          <w:sz w:val="32"/>
+          <w:szCs w:val="32"/>
+        </w:rPr>
+        <w:t>sectionGrades</w:t>
+      </w:r>
+      <w:r>
+        <w:rPr>
+          <w:rFonts w:ascii="Roboto" w:eastAsia="Roboto" w:hAnsi="Roboto" w:cs="Roboto"/>
+          <w:b/>
+          <w:sz w:val="32"/>
+          <w:szCs w:val="32"/>
+        </w:rPr>
         <w:t>.webStandards.score</w:t>
       </w:r>
       <w:proofErr w:type="spellEnd"/>
+      <w:proofErr w:type="gramEnd"/>
       <w:r>
         <w:rPr>
           <w:rFonts w:ascii="Roboto" w:eastAsia="Roboto" w:hAnsi="Roboto" w:cs="Roboto"/>
@@ -6827,7 +7015,6 @@
               <w:bottom w:val="single" w:sz="8" w:space="0" w:color="27B0B7"/>
               <w:right w:val="single" w:sz="8" w:space="0" w:color="27B0B7"/>
             </w:tcBorders>
-            <w:shd w:val="clear" w:color="auto" w:fill="auto"/>
             <w:tcMar>
               <w:top w:w="100" w:type="dxa"/>
               <w:left w:w="100" w:type="dxa"/>
@@ -6860,6 +7047,7 @@
               <w:t>{</w:t>
             </w:r>
             <w:proofErr w:type="spellStart"/>
+            <w:proofErr w:type="gramStart"/>
             <w:r>
               <w:rPr>
                 <w:rFonts w:ascii="Roboto" w:eastAsia="Roboto" w:hAnsi="Roboto" w:cs="Roboto"/>
@@ -6879,6 +7067,7 @@
               <w:t>.webStandards.description</w:t>
             </w:r>
             <w:proofErr w:type="spellEnd"/>
+            <w:proofErr w:type="gramEnd"/>
             <w:r>
               <w:rPr>
                 <w:rFonts w:ascii="Roboto" w:eastAsia="Roboto" w:hAnsi="Roboto" w:cs="Roboto"/>
@@ -6992,7 +7181,25 @@
           <w:sz w:val="24"/>
           <w:szCs w:val="24"/>
         </w:rPr>
-        <w:t xml:space="preserve">Perceivable -  Provide text alternatives for any non-text content so that it can be changed into other forms people need, such as large print, braille, speech, symbols or simpler language. </w:t>
+        <w:t xml:space="preserve">Perceivable </w:t>
+      </w:r>
+      <w:proofErr w:type="gramStart"/>
+      <w:r>
+        <w:rPr>
+          <w:rFonts w:ascii="Roboto" w:eastAsia="Roboto" w:hAnsi="Roboto" w:cs="Roboto"/>
+          <w:sz w:val="24"/>
+          <w:szCs w:val="24"/>
+        </w:rPr>
+        <w:t>-  Provide</w:t>
+      </w:r>
+      <w:proofErr w:type="gramEnd"/>
+      <w:r>
+        <w:rPr>
+          <w:rFonts w:ascii="Roboto" w:eastAsia="Roboto" w:hAnsi="Roboto" w:cs="Roboto"/>
+          <w:sz w:val="24"/>
+          <w:szCs w:val="24"/>
+        </w:rPr>
+        <w:t xml:space="preserve"> text alternatives for any non-text content so that it can be changed into other forms people need, such as large print, braille, speech, symbols or simpler language. </w:t>
       </w:r>
     </w:p>
     <w:p>
@@ -7088,26 +7295,25 @@
           <w:sz w:val="32"/>
           <w:szCs w:val="32"/>
         </w:rPr>
-        <w:t xml:space="preserve">Your Accessibility SCORE (1 - 5) :  </w:t>
-      </w:r>
-      <w:r>
-        <w:rPr>
-          <w:rFonts w:ascii="Roboto" w:eastAsia="Roboto" w:hAnsi="Roboto" w:cs="Roboto"/>
-          <w:b/>
+        <w:t>Your Accessibility SCORE (1 - 5</w:t>
+      </w:r>
+      <w:proofErr w:type="gramStart"/>
+      <w:r>
+        <w:rPr>
+          <w:rFonts w:ascii="Roboto" w:eastAsia="Roboto" w:hAnsi="Roboto" w:cs="Roboto"/>
           <w:sz w:val="32"/>
           <w:szCs w:val="32"/>
         </w:rPr>
-        <w:t>{</w:t>
-      </w:r>
-      <w:proofErr w:type="spellStart"/>
-      <w:r>
-        <w:rPr>
-          <w:rFonts w:ascii="Roboto" w:eastAsia="Roboto" w:hAnsi="Roboto" w:cs="Roboto"/>
-          <w:b/>
+        <w:t>) :</w:t>
+      </w:r>
+      <w:proofErr w:type="gramEnd"/>
+      <w:r>
+        <w:rPr>
+          <w:rFonts w:ascii="Roboto" w:eastAsia="Roboto" w:hAnsi="Roboto" w:cs="Roboto"/>
           <w:sz w:val="32"/>
           <w:szCs w:val="32"/>
         </w:rPr>
-        <w:t>sectionGrades</w:t>
+        <w:t xml:space="preserve">  </w:t>
       </w:r>
       <w:r>
         <w:rPr>
@@ -7116,8 +7322,10 @@
           <w:sz w:val="32"/>
           <w:szCs w:val="32"/>
         </w:rPr>
-        <w:t>.a</w:t>
-      </w:r>
+        <w:t>{</w:t>
+      </w:r>
+      <w:proofErr w:type="spellStart"/>
+      <w:proofErr w:type="gramStart"/>
       <w:r>
         <w:rPr>
           <w:rFonts w:ascii="Roboto" w:eastAsia="Roboto" w:hAnsi="Roboto" w:cs="Roboto"/>
@@ -7125,7 +7333,7 @@
           <w:sz w:val="32"/>
           <w:szCs w:val="32"/>
         </w:rPr>
-        <w:t>ccessibility</w:t>
+        <w:t>sectionGrades</w:t>
       </w:r>
       <w:r>
         <w:rPr>
@@ -7134,9 +7342,28 @@
           <w:sz w:val="32"/>
           <w:szCs w:val="32"/>
         </w:rPr>
+        <w:t>.a</w:t>
+      </w:r>
+      <w:r>
+        <w:rPr>
+          <w:rFonts w:ascii="Roboto" w:eastAsia="Roboto" w:hAnsi="Roboto" w:cs="Roboto"/>
+          <w:b/>
+          <w:sz w:val="32"/>
+          <w:szCs w:val="32"/>
+        </w:rPr>
+        <w:t>ccessibility</w:t>
+      </w:r>
+      <w:r>
+        <w:rPr>
+          <w:rFonts w:ascii="Roboto" w:eastAsia="Roboto" w:hAnsi="Roboto" w:cs="Roboto"/>
+          <w:b/>
+          <w:sz w:val="32"/>
+          <w:szCs w:val="32"/>
+        </w:rPr>
         <w:t>.score</w:t>
       </w:r>
       <w:proofErr w:type="spellEnd"/>
+      <w:proofErr w:type="gramEnd"/>
       <w:r>
         <w:rPr>
           <w:rFonts w:ascii="Roboto" w:eastAsia="Roboto" w:hAnsi="Roboto" w:cs="Roboto"/>
@@ -7197,7 +7424,6 @@
               <w:bottom w:val="single" w:sz="8" w:space="0" w:color="27B0B7"/>
               <w:right w:val="single" w:sz="8" w:space="0" w:color="27B0B7"/>
             </w:tcBorders>
-            <w:shd w:val="clear" w:color="auto" w:fill="auto"/>
             <w:tcMar>
               <w:top w:w="100" w:type="dxa"/>
               <w:left w:w="100" w:type="dxa"/>
@@ -7230,6 +7456,7 @@
               <w:t>{</w:t>
             </w:r>
             <w:proofErr w:type="spellStart"/>
+            <w:proofErr w:type="gramStart"/>
             <w:r>
               <w:rPr>
                 <w:rFonts w:ascii="Roboto" w:eastAsia="Roboto" w:hAnsi="Roboto" w:cs="Roboto"/>
@@ -7267,6 +7494,7 @@
               <w:t>.description</w:t>
             </w:r>
             <w:proofErr w:type="spellEnd"/>
+            <w:proofErr w:type="gramEnd"/>
             <w:r>
               <w:rPr>
                 <w:rFonts w:ascii="Roboto" w:eastAsia="Roboto" w:hAnsi="Roboto" w:cs="Roboto"/>
@@ -7375,7 +7603,21 @@
         <w:rPr>
           <w:rFonts w:ascii="Roboto" w:eastAsia="Roboto" w:hAnsi="Roboto" w:cs="Roboto"/>
         </w:rPr>
-        <w:t xml:space="preserve"> Make the content more concise and engaging, and proofread for grammatical errors.</w:t>
+        <w:t xml:space="preserve"> Make the content more concise and </w:t>
+      </w:r>
+      <w:proofErr w:type="gramStart"/>
+      <w:r>
+        <w:rPr>
+          <w:rFonts w:ascii="Roboto" w:eastAsia="Roboto" w:hAnsi="Roboto" w:cs="Roboto"/>
+        </w:rPr>
+        <w:t>engaging, and</w:t>
+      </w:r>
+      <w:proofErr w:type="gramEnd"/>
+      <w:r>
+        <w:rPr>
+          <w:rFonts w:ascii="Roboto" w:eastAsia="Roboto" w:hAnsi="Roboto" w:cs="Roboto"/>
+        </w:rPr>
+        <w:t xml:space="preserve"> proofread for grammatical errors.</w:t>
       </w:r>
     </w:p>
     <w:p>
@@ -7860,28 +8102,6 @@
 <file path=word/footer1.xml><?xml version="1.0" encoding="utf-8"?>
 <w:ftr xmlns:wpc="http://schemas.microsoft.com/office/word/2010/wordprocessingCanvas" xmlns:cx="http://schemas.microsoft.com/office/drawing/2014/chartex" xmlns:cx1="http://schemas.microsoft.com/office/drawing/2015/9/8/chartex" xmlns:cx2="http://schemas.microsoft.com/office/drawing/2015/10/21/chartex" xmlns:cx3="http://schemas.microsoft.com/office/drawing/2016/5/9/chartex" xmlns:cx4="http://schemas.microsoft.com/office/drawing/2016/5/10/chartex" xmlns:cx5="http://schemas.microsoft.com/office/drawing/2016/5/11/chartex" xmlns:cx6="http://schemas.microsoft.com/office/drawing/2016/5/12/chartex" xmlns:cx7="http://schemas.microsoft.com/office/drawing/2016/5/13/chartex" xmlns:cx8="http://schemas.microsoft.com/office/drawing/2016/5/14/chartex" xmlns:mc="http://schemas.openxmlformats.org/markup-compatibility/2006" xmlns:aink="http://schemas.microsoft.com/office/drawing/2016/ink" xmlns:am3d="http://schemas.microsoft.com/office/drawing/2017/model3d" xmlns:o="urn:schemas-microsoft-com:office:office" xmlns:oel="http://schemas.microsoft.com/office/2019/extlst" xmlns:r="http://schemas.openxmlformats.org/officeDocument/2006/relationships" xmlns:m="http://schemas.openxmlformats.org/officeDocument/2006/math" xmlns:v="urn:schemas-microsoft-com:vml" xmlns:wp14="http://schemas.microsoft.com/office/word/2010/wordprocessingDrawing" xmlns:wp="http://schemas.openxmlformats.org/drawingml/2006/wordprocessingDrawing" xmlns:w10="urn:schemas-microsoft-com:office:word" xmlns:w="http://schemas.openxmlformats.org/wordprocessingml/2006/main" xmlns:w14="http://schemas.microsoft.com/office/word/2010/wordml" xmlns:w15="http://schemas.microsoft.com/office/word/2012/wordml" xmlns:w16cex="http://schemas.microsoft.com/office/word/2018/wordml/cex" xmlns:w16cid="http://schemas.microsoft.com/office/word/2016/wordml/cid" xmlns:w16="http://schemas.microsoft.com/office/word/2018/wordml" xmlns:w16du="http://schemas.microsoft.com/office/word/2023/wordml/word16du" xmlns:w16sdtdh="http://schemas.microsoft.com/office/word/2020/wordml/sdtdatahash" xmlns:w16sdtfl="http://schemas.microsoft.com/office/word/2024/wordml/sdtformatlock" xmlns:w16se="http://schemas.microsoft.com/office/word/2015/wordml/symex" xmlns:wpg="http://schemas.microsoft.com/office/word/2010/wordprocessingGroup" xmlns:wpi="http://schemas.microsoft.com/office/word/2010/wordprocessingInk" xmlns:wne="http://schemas.microsoft.com/office/word/2006/wordml" xmlns:wps="http://schemas.microsoft.com/office/word/2010/wordprocessingShape" mc:Ignorable="w14 w15 w16se w16cid w16 w16cex w16sdtdh w16sdtfl w16du wp14">
   <w:p>
-    <w:pPr>
-      <w:pBdr>
-        <w:top w:val="nil"/>
-        <w:left w:val="nil"/>
-        <w:bottom w:val="nil"/>
-        <w:right w:val="nil"/>
-        <w:between w:val="nil"/>
-      </w:pBdr>
-      <w:tabs>
-        <w:tab w:val="center" w:pos="4320"/>
-        <w:tab w:val="right" w:pos="8640"/>
-      </w:tabs>
-      <w:rPr>
-        <w:rFonts w:ascii="Tahoma" w:eastAsia="Tahoma" w:hAnsi="Tahoma" w:cs="Tahoma"/>
-        <w:color w:val="0E57C5"/>
-      </w:rPr>
-    </w:pPr>
-  </w:p>
-  <w:p>
-    <w:pPr>
-      <w:jc w:val="right"/>
-    </w:pPr>
     <w:r>
       <w:rPr>
         <w:rFonts w:ascii="Century Gothic" w:eastAsia="Century Gothic" w:hAnsi="Century Gothic" w:cs="Century Gothic"/>
@@ -7955,6 +8175,55 @@
         <w:rFonts w:ascii="Century Gothic" w:eastAsia="Century Gothic" w:hAnsi="Century Gothic" w:cs="Century Gothic"/>
       </w:rPr>
       <w:fldChar w:fldCharType="end"/>
+    </w:r>
+    <w:r>
+      <w:rPr>
+        <w:rFonts w:ascii="Century Gothic" w:eastAsia="Century Gothic" w:hAnsi="Century Gothic" w:cs="Century Gothic"/>
+      </w:rPr>
+      <w:t xml:space="preserve"> </w:t>
+    </w:r>
+    <w:r>
+      <w:rPr>
+        <w:rFonts w:ascii="Century Gothic" w:eastAsia="Century Gothic" w:hAnsi="Century Gothic" w:cs="Century Gothic"/>
+      </w:rPr>
+      <w:tab/>
+    </w:r>
+    <w:r>
+      <w:rPr>
+        <w:rFonts w:ascii="Century Gothic" w:eastAsia="Century Gothic" w:hAnsi="Century Gothic" w:cs="Century Gothic"/>
+      </w:rPr>
+      <w:tab/>
+    </w:r>
+    <w:r>
+      <w:rPr>
+        <w:rFonts w:ascii="Century Gothic" w:eastAsia="Century Gothic" w:hAnsi="Century Gothic" w:cs="Century Gothic"/>
+      </w:rPr>
+      <w:tab/>
+    </w:r>
+    <w:r>
+      <w:rPr>
+        <w:rFonts w:ascii="Century Gothic" w:eastAsia="Century Gothic" w:hAnsi="Century Gothic" w:cs="Century Gothic"/>
+      </w:rPr>
+      <w:tab/>
+    </w:r>
+    <w:r>
+      <w:rPr>
+        <w:rFonts w:ascii="Century Gothic" w:eastAsia="Century Gothic" w:hAnsi="Century Gothic" w:cs="Century Gothic"/>
+      </w:rPr>
+      <w:tab/>
+    </w:r>
+    <w:r>
+      <w:rPr>
+        <w:rFonts w:ascii="Century Gothic" w:eastAsia="Century Gothic" w:hAnsi="Century Gothic" w:cs="Century Gothic"/>
+      </w:rPr>
+      <w:tab/>
+    </w:r>
+    <w:r>
+      <w:rPr>
+        <w:rFonts w:ascii="Century Gothic" w:eastAsia="Century Gothic" w:hAnsi="Century Gothic" w:cs="Century Gothic"/>
+      </w:rPr>
+      <w:tab/>
+      <w:t>Copyright 2026 © UX Brite</w:t>
     </w:r>
   </w:p>
 </w:ftr>
@@ -14786,6 +15055,7 @@
   <w:style w:type="character" w:default="1" w:styleId="DefaultParagraphFont">
     <w:name w:val="Default Paragraph Font"/>
     <w:uiPriority w:val="1"/>
+    <w:semiHidden/>
     <w:unhideWhenUsed/>
   </w:style>
   <w:style w:type="table" w:default="1" w:styleId="TableNormal">

--- a/src/lib/templates/web-report-template.docx
+++ b/src/lib/templates/web-report-template.docx
@@ -370,29 +370,7 @@
           <w:sz w:val="24"/>
           <w:szCs w:val="24"/>
         </w:rPr>
-        <w:t>{</w:t>
-      </w:r>
-      <w:proofErr w:type="spellStart"/>
-      <w:r>
-        <w:rPr>
-          <w:rFonts w:ascii="Roboto" w:eastAsia="Roboto" w:hAnsi="Roboto" w:cs="Roboto"/>
-          <w:b/>
-          <w:color w:val="FFFFFF" w:themeColor="background1"/>
-          <w:sz w:val="24"/>
-          <w:szCs w:val="24"/>
-        </w:rPr>
-        <w:t>brand_name</w:t>
-      </w:r>
-      <w:proofErr w:type="spellEnd"/>
-      <w:r>
-        <w:rPr>
-          <w:rFonts w:ascii="Roboto" w:eastAsia="Roboto" w:hAnsi="Roboto" w:cs="Roboto"/>
-          <w:b/>
-          <w:color w:val="FFFFFF" w:themeColor="background1"/>
-          <w:sz w:val="24"/>
-          <w:szCs w:val="24"/>
-        </w:rPr>
-        <w:t>}</w:t>
+        <w:t>{brand_name}</w:t>
       </w:r>
     </w:p>
     <w:p>
@@ -830,30 +808,12 @@
     </w:p>
     <w:p>
       <w:pPr>
-        <w:pStyle w:val="Heading1"/>
-        <w:rPr>
-          <w:rFonts w:ascii="Roboto" w:eastAsia="Roboto" w:hAnsi="Roboto" w:cs="Roboto"/>
-          <w:b/>
-          <w:color w:val="27B0B7"/>
-        </w:rPr>
-      </w:pPr>
-      <w:r>
-        <w:rPr>
-          <w:rFonts w:ascii="Roboto" w:eastAsia="Roboto" w:hAnsi="Roboto" w:cs="Roboto"/>
-          <w:b/>
-          <w:color w:val="27B0B7"/>
-        </w:rPr>
+        <w:pStyle w:val="Style1"/>
+      </w:pPr>
+      <w:r>
         <w:lastRenderedPageBreak/>
         <w:t>SEO &amp; Discoverability</w:t>
       </w:r>
-      <w:r>
-        <w:rPr>
-          <w:rFonts w:ascii="Roboto" w:eastAsia="Roboto" w:hAnsi="Roboto" w:cs="Roboto"/>
-          <w:b/>
-          <w:color w:val="27B0B7"/>
-        </w:rPr>
-        <w:t xml:space="preserve"> Review</w:t>
-      </w:r>
     </w:p>
     <w:p>
       <w:pPr>
@@ -879,180 +839,44 @@
       </w:pPr>
     </w:p>
     <w:p>
-      <w:pPr>
+      <w:r>
         <w:rPr>
           <w:rFonts w:ascii="Arial" w:eastAsia="Arial" w:hAnsi="Arial" w:cs="Arial"/>
-        </w:rPr>
-      </w:pPr>
+          <w:b/>
+        </w:rPr>
+        <w:t>Domain</w:t>
+      </w:r>
       <w:r>
         <w:rPr>
           <w:rFonts w:ascii="Arial" w:eastAsia="Arial" w:hAnsi="Arial" w:cs="Arial"/>
-          <w:b/>
-        </w:rPr>
-        <w:t>Brand</w:t>
+        </w:rPr>
+        <w:t>:</w:t>
       </w:r>
       <w:r>
         <w:rPr>
           <w:rFonts w:ascii="Arial" w:eastAsia="Arial" w:hAnsi="Arial" w:cs="Arial"/>
         </w:rPr>
-        <w:t xml:space="preserve">: </w:t>
-      </w:r>
-      <w:r>
-        <w:rPr>
-          <w:rFonts w:ascii="Arial" w:eastAsia="Arial" w:hAnsi="Arial" w:cs="Arial"/>
-        </w:rPr>
-        <w:t>{</w:t>
-      </w:r>
-      <w:proofErr w:type="spellStart"/>
-      <w:r>
-        <w:rPr>
-          <w:rFonts w:ascii="Arial" w:eastAsia="Arial" w:hAnsi="Arial" w:cs="Arial"/>
-        </w:rPr>
-        <w:t>brand_name</w:t>
-      </w:r>
-      <w:proofErr w:type="spellEnd"/>
-      <w:r>
-        <w:rPr>
-          <w:rFonts w:ascii="Arial" w:eastAsia="Arial" w:hAnsi="Arial" w:cs="Arial"/>
-        </w:rPr>
-        <w:t>}</w:t>
-      </w:r>
-    </w:p>
-    <w:p>
-      <w:pPr>
-        <w:rPr>
-          <w:rFonts w:ascii="Arial" w:eastAsia="Arial" w:hAnsi="Arial" w:cs="Arial"/>
-        </w:rPr>
-      </w:pPr>
-      <w:r>
-        <w:rPr>
-          <w:rFonts w:ascii="Arial" w:eastAsia="Arial" w:hAnsi="Arial" w:cs="Arial"/>
-          <w:b/>
-        </w:rPr>
-        <w:t>Slogan</w:t>
-      </w:r>
-      <w:r>
-        <w:rPr>
-          <w:rFonts w:ascii="Arial" w:eastAsia="Arial" w:hAnsi="Arial" w:cs="Arial"/>
-        </w:rPr>
-        <w:t xml:space="preserve">: </w:t>
-      </w:r>
-      <w:r>
-        <w:rPr>
-          <w:rFonts w:ascii="Arial" w:eastAsia="Arial" w:hAnsi="Arial" w:cs="Arial"/>
-        </w:rPr>
-        <w:t>{</w:t>
-      </w:r>
-      <w:proofErr w:type="spellStart"/>
-      <w:r>
-        <w:rPr>
-          <w:rFonts w:ascii="Arial" w:eastAsia="Arial" w:hAnsi="Arial" w:cs="Arial"/>
-        </w:rPr>
-        <w:t>brand_slogan</w:t>
-      </w:r>
-      <w:proofErr w:type="spellEnd"/>
-      <w:r>
-        <w:rPr>
-          <w:rFonts w:ascii="Arial" w:eastAsia="Arial" w:hAnsi="Arial" w:cs="Arial"/>
-        </w:rPr>
-        <w:t>}</w:t>
-      </w:r>
-    </w:p>
-    <w:p>
-      <w:r>
-        <w:rPr>
-          <w:rFonts w:ascii="Arial" w:eastAsia="Arial" w:hAnsi="Arial" w:cs="Arial"/>
-          <w:b/>
-        </w:rPr>
-        <w:t>Domain</w:t>
-      </w:r>
-      <w:r>
-        <w:rPr>
-          <w:rFonts w:ascii="Arial" w:eastAsia="Arial" w:hAnsi="Arial" w:cs="Arial"/>
-        </w:rPr>
-        <w:t>:</w:t>
-      </w:r>
-      <w:r>
-        <w:rPr>
-          <w:rFonts w:ascii="Arial" w:eastAsia="Arial" w:hAnsi="Arial" w:cs="Arial"/>
-        </w:rPr>
         <w:t xml:space="preserve"> {domain}</w:t>
       </w:r>
     </w:p>
     <w:p/>
     <w:p>
       <w:pPr>
-        <w:rPr>
-          <w:rFonts w:ascii="Arial" w:eastAsia="Arial" w:hAnsi="Arial" w:cs="Arial"/>
-        </w:rPr>
-      </w:pPr>
-      <w:r>
-        <w:rPr>
-          <w:rFonts w:ascii="Arial" w:eastAsia="Arial" w:hAnsi="Arial" w:cs="Arial"/>
-          <w:b/>
-        </w:rPr>
-        <w:t>Industry</w:t>
-      </w:r>
-      <w:r>
-        <w:rPr>
-          <w:rFonts w:ascii="Arial" w:eastAsia="Arial" w:hAnsi="Arial" w:cs="Arial"/>
-        </w:rPr>
-        <w:t>: {industry}</w:t>
-      </w:r>
-    </w:p>
-    <w:p>
-      <w:pPr>
-        <w:rPr>
-          <w:rFonts w:ascii="Arial" w:eastAsia="Arial" w:hAnsi="Arial" w:cs="Arial"/>
-        </w:rPr>
-      </w:pPr>
-      <w:r>
-        <w:rPr>
-          <w:rFonts w:ascii="Arial" w:eastAsia="Arial" w:hAnsi="Arial" w:cs="Arial"/>
-          <w:b/>
-        </w:rPr>
-        <w:t>Specific Niche</w:t>
-      </w:r>
-      <w:r>
-        <w:rPr>
-          <w:rFonts w:ascii="Arial" w:eastAsia="Arial" w:hAnsi="Arial" w:cs="Arial"/>
-        </w:rPr>
-        <w:t>: {</w:t>
-      </w:r>
-      <w:proofErr w:type="spellStart"/>
-      <w:r>
-        <w:rPr>
-          <w:rFonts w:ascii="Arial" w:eastAsia="Arial" w:hAnsi="Arial" w:cs="Arial"/>
-        </w:rPr>
-        <w:t>targetPersona</w:t>
-      </w:r>
-      <w:proofErr w:type="spellEnd"/>
-      <w:r>
-        <w:rPr>
-          <w:rFonts w:ascii="Arial" w:eastAsia="Arial" w:hAnsi="Arial" w:cs="Arial"/>
-        </w:rPr>
-        <w:t>}</w:t>
-      </w:r>
-    </w:p>
-    <w:p>
-      <w:pPr>
-        <w:rPr>
-          <w:rFonts w:ascii="Arial" w:eastAsia="Arial" w:hAnsi="Arial" w:cs="Arial"/>
-        </w:rPr>
-      </w:pPr>
-    </w:p>
-    <w:p>
-      <w:pPr>
-        <w:rPr>
-          <w:rFonts w:ascii="Arial" w:eastAsia="Arial" w:hAnsi="Arial" w:cs="Arial"/>
-          <w:b/>
+        <w:pStyle w:val="Heading2"/>
+        <w:rPr>
+          <w:rFonts w:ascii="Roboto" w:eastAsia="Arial" w:hAnsi="Roboto"/>
+          <w:b/>
+          <w:bCs/>
+          <w:color w:val="27B0B7"/>
           <w:u w:val="single"/>
         </w:rPr>
       </w:pPr>
       <w:r>
         <w:rPr>
-          <w:rFonts w:ascii="Arial" w:eastAsia="Arial" w:hAnsi="Arial" w:cs="Arial"/>
-          <w:b/>
+          <w:rFonts w:ascii="Roboto" w:eastAsia="Arial" w:hAnsi="Roboto"/>
+          <w:b/>
+          <w:bCs/>
+          <w:color w:val="27B0B7"/>
           <w:u w:val="single"/>
         </w:rPr>
         <w:t>Top Competitive Keywords (Direct):</w:t>
@@ -1061,7 +885,7 @@
     <w:p>
       <w:pPr>
         <w:rPr>
-          <w:rFonts w:ascii="Arial" w:eastAsia="Arial" w:hAnsi="Arial" w:cs="Arial"/>
+          <w:rFonts w:ascii="Roboto" w:eastAsia="Arial" w:hAnsi="Roboto" w:cs="Arial"/>
           <w:bCs/>
           <w:i/>
           <w:iCs/>
@@ -1071,196 +895,161 @@
       </w:pPr>
       <w:r>
         <w:rPr>
-          <w:rFonts w:ascii="Arial" w:eastAsia="Arial" w:hAnsi="Arial" w:cs="Arial"/>
+          <w:rFonts w:ascii="Roboto" w:eastAsia="Arial" w:hAnsi="Roboto" w:cs="Arial"/>
           <w:bCs/>
           <w:i/>
           <w:iCs/>
           <w:sz w:val="18"/>
           <w:szCs w:val="18"/>
         </w:rPr>
-        <w:t>Direct keywords are what people are exactly searching for</w:t>
-      </w:r>
-      <w:r>
-        <w:rPr>
-          <w:rFonts w:ascii="Arial" w:eastAsia="Arial" w:hAnsi="Arial" w:cs="Arial"/>
+        <w:t>Direct keywords are what people are exactly searching for.</w:t>
+      </w:r>
+    </w:p>
+    <w:p>
+      <w:pPr>
+        <w:rPr>
+          <w:rFonts w:ascii="Roboto" w:eastAsia="Arial" w:hAnsi="Roboto" w:cs="Arial"/>
+          <w:b/>
+          <w:sz w:val="24"/>
+          <w:szCs w:val="24"/>
+        </w:rPr>
+      </w:pPr>
+      <w:r>
+        <w:rPr>
+          <w:rFonts w:ascii="Roboto" w:eastAsia="Arial" w:hAnsi="Roboto" w:cs="Arial"/>
+          <w:b/>
+          <w:sz w:val="24"/>
+          <w:szCs w:val="24"/>
+        </w:rPr>
+        <w:t>{detailedReports.keywords.directSearch }</w:t>
+      </w:r>
+    </w:p>
+    <w:p>
+      <w:pPr>
+        <w:rPr>
+          <w:rFonts w:ascii="Roboto" w:eastAsia="Arial" w:hAnsi="Roboto" w:cs="Arial"/>
+        </w:rPr>
+      </w:pPr>
+    </w:p>
+    <w:p>
+      <w:pPr>
+        <w:pStyle w:val="Heading2"/>
+        <w:rPr>
+          <w:rFonts w:ascii="Roboto" w:eastAsia="Arial" w:hAnsi="Roboto"/>
+          <w:color w:val="27B0B7"/>
+          <w:u w:val="single"/>
+        </w:rPr>
+      </w:pPr>
+      <w:r>
+        <w:rPr>
+          <w:rFonts w:ascii="Roboto" w:eastAsia="Arial" w:hAnsi="Roboto"/>
+          <w:color w:val="27B0B7"/>
+          <w:u w:val="single"/>
+        </w:rPr>
+        <w:t>Top Competitive Keywords</w:t>
+      </w:r>
+      <w:r>
+        <w:rPr>
+          <w:rFonts w:ascii="Roboto" w:eastAsia="Arial" w:hAnsi="Roboto"/>
+          <w:color w:val="27B0B7"/>
+          <w:u w:val="single"/>
+        </w:rPr>
+        <w:t xml:space="preserve"> (Contextual)</w:t>
+      </w:r>
+      <w:r>
+        <w:rPr>
+          <w:rFonts w:ascii="Roboto" w:eastAsia="Arial" w:hAnsi="Roboto"/>
+          <w:color w:val="27B0B7"/>
+          <w:u w:val="single"/>
+        </w:rPr>
+        <w:t>:</w:t>
+      </w:r>
+      <w:r>
+        <w:rPr>
+          <w:rFonts w:ascii="Roboto" w:eastAsia="Arial" w:hAnsi="Roboto"/>
+          <w:color w:val="27B0B7"/>
+          <w:u w:val="single"/>
+        </w:rPr>
+        <w:t xml:space="preserve"> </w:t>
+      </w:r>
+    </w:p>
+    <w:p>
+      <w:pPr>
+        <w:rPr>
+          <w:rFonts w:ascii="Roboto" w:eastAsia="Arial" w:hAnsi="Roboto" w:cs="Arial"/>
+          <w:b/>
+          <w:u w:val="single"/>
+        </w:rPr>
+      </w:pPr>
+      <w:r>
+        <w:rPr>
+          <w:rFonts w:ascii="Roboto" w:eastAsia="Arial" w:hAnsi="Roboto" w:cs="Arial"/>
           <w:bCs/>
           <w:i/>
           <w:iCs/>
           <w:sz w:val="18"/>
           <w:szCs w:val="18"/>
         </w:rPr>
-        <w:t>.</w:t>
-      </w:r>
-    </w:p>
-    <w:p>
-      <w:pPr>
-        <w:rPr>
-          <w:rFonts w:ascii="Arial" w:eastAsia="Arial" w:hAnsi="Arial" w:cs="Arial"/>
-          <w:b/>
-          <w:sz w:val="18"/>
-          <w:szCs w:val="18"/>
-        </w:rPr>
-      </w:pPr>
-      <w:r>
-        <w:rPr>
-          <w:rFonts w:ascii="Arial" w:eastAsia="Arial" w:hAnsi="Arial" w:cs="Arial"/>
-          <w:b/>
-          <w:sz w:val="18"/>
-          <w:szCs w:val="18"/>
-        </w:rPr>
-        <w:t>{</w:t>
-      </w:r>
-      <w:proofErr w:type="spellStart"/>
-      <w:proofErr w:type="gramStart"/>
-      <w:r>
-        <w:rPr>
-          <w:rFonts w:ascii="Arial" w:eastAsia="Arial" w:hAnsi="Arial" w:cs="Arial"/>
-          <w:b/>
-          <w:sz w:val="18"/>
-          <w:szCs w:val="18"/>
-        </w:rPr>
-        <w:t>detailedReports.keywords.</w:t>
-      </w:r>
-      <w:r>
-        <w:rPr>
-          <w:rFonts w:ascii="Arial" w:eastAsia="Arial" w:hAnsi="Arial" w:cs="Arial"/>
-          <w:b/>
-          <w:sz w:val="18"/>
-          <w:szCs w:val="18"/>
-        </w:rPr>
-        <w:t>directSearch</w:t>
-      </w:r>
-      <w:proofErr w:type="spellEnd"/>
-      <w:proofErr w:type="gramEnd"/>
-      <w:r>
-        <w:rPr>
-          <w:rFonts w:ascii="Arial" w:eastAsia="Arial" w:hAnsi="Arial" w:cs="Arial"/>
-          <w:b/>
-          <w:sz w:val="18"/>
-          <w:szCs w:val="18"/>
-        </w:rPr>
-        <w:t xml:space="preserve"> }</w:t>
-      </w:r>
-    </w:p>
-    <w:p>
-      <w:pPr>
-        <w:rPr>
-          <w:rFonts w:ascii="Arial" w:eastAsia="Arial" w:hAnsi="Arial" w:cs="Arial"/>
-        </w:rPr>
-      </w:pPr>
-    </w:p>
-    <w:p>
-      <w:pPr>
-        <w:rPr>
-          <w:rFonts w:ascii="Arial" w:eastAsia="Arial" w:hAnsi="Arial" w:cs="Arial"/>
-          <w:b/>
-          <w:u w:val="single"/>
-        </w:rPr>
-      </w:pPr>
-      <w:r>
-        <w:rPr>
-          <w:rFonts w:ascii="Arial" w:eastAsia="Arial" w:hAnsi="Arial" w:cs="Arial"/>
-          <w:b/>
-          <w:u w:val="single"/>
-        </w:rPr>
-        <w:t>Top Competitive Keywords</w:t>
-      </w:r>
-      <w:r>
-        <w:rPr>
-          <w:rFonts w:ascii="Arial" w:eastAsia="Arial" w:hAnsi="Arial" w:cs="Arial"/>
-          <w:b/>
-          <w:u w:val="single"/>
-        </w:rPr>
-        <w:t xml:space="preserve"> (Contextual)</w:t>
-      </w:r>
-      <w:r>
-        <w:rPr>
-          <w:rFonts w:ascii="Arial" w:eastAsia="Arial" w:hAnsi="Arial" w:cs="Arial"/>
-          <w:b/>
-          <w:u w:val="single"/>
-        </w:rPr>
-        <w:t>:</w:t>
-      </w:r>
-      <w:r>
-        <w:rPr>
-          <w:rFonts w:ascii="Arial" w:eastAsia="Arial" w:hAnsi="Arial" w:cs="Arial"/>
-          <w:b/>
-          <w:u w:val="single"/>
-        </w:rPr>
-        <w:t xml:space="preserve"> </w:t>
-      </w:r>
-    </w:p>
-    <w:p>
-      <w:pPr>
-        <w:rPr>
-          <w:rFonts w:ascii="Arial" w:eastAsia="Arial" w:hAnsi="Arial" w:cs="Arial"/>
-          <w:b/>
-          <w:u w:val="single"/>
-        </w:rPr>
-      </w:pPr>
-      <w:r>
-        <w:rPr>
-          <w:rFonts w:ascii="Arial" w:eastAsia="Arial" w:hAnsi="Arial" w:cs="Arial"/>
+        <w:t>Contextual keywords are more informative</w:t>
+      </w:r>
+      <w:r>
+        <w:rPr>
+          <w:rFonts w:ascii="Roboto" w:eastAsia="Arial" w:hAnsi="Roboto" w:cs="Arial"/>
           <w:bCs/>
           <w:i/>
           <w:iCs/>
           <w:sz w:val="18"/>
           <w:szCs w:val="18"/>
         </w:rPr>
-        <w:t>Contextual keywords are more informative phrases that leads to direct inquiries.</w:t>
-      </w:r>
-    </w:p>
-    <w:p>
-      <w:pPr>
-        <w:rPr>
-          <w:rFonts w:ascii="Arial" w:eastAsia="Arial" w:hAnsi="Arial" w:cs="Arial"/>
-          <w:b/>
+        <w:t>/consideration</w:t>
+      </w:r>
+      <w:r>
+        <w:rPr>
+          <w:rFonts w:ascii="Roboto" w:eastAsia="Arial" w:hAnsi="Roboto" w:cs="Arial"/>
+          <w:bCs/>
+          <w:i/>
+          <w:iCs/>
           <w:sz w:val="18"/>
           <w:szCs w:val="18"/>
         </w:rPr>
-      </w:pPr>
-      <w:r>
-        <w:rPr>
-          <w:rFonts w:ascii="Arial" w:eastAsia="Arial" w:hAnsi="Arial" w:cs="Arial"/>
-          <w:b/>
-          <w:sz w:val="18"/>
-          <w:szCs w:val="18"/>
-        </w:rPr>
-        <w:t>{</w:t>
-      </w:r>
-      <w:proofErr w:type="spellStart"/>
-      <w:proofErr w:type="gramStart"/>
-      <w:r>
-        <w:rPr>
-          <w:rFonts w:ascii="Arial" w:eastAsia="Arial" w:hAnsi="Arial" w:cs="Arial"/>
-          <w:b/>
-          <w:sz w:val="18"/>
-          <w:szCs w:val="18"/>
-        </w:rPr>
-        <w:t>detailedReports.keywords.contextual</w:t>
-      </w:r>
-      <w:proofErr w:type="spellEnd"/>
-      <w:proofErr w:type="gramEnd"/>
-      <w:r>
-        <w:rPr>
-          <w:rFonts w:ascii="Arial" w:eastAsia="Arial" w:hAnsi="Arial" w:cs="Arial"/>
-          <w:b/>
-          <w:sz w:val="18"/>
-          <w:szCs w:val="18"/>
-        </w:rPr>
-        <w:t>}</w:t>
-      </w:r>
-    </w:p>
-    <w:p>
-      <w:pPr>
-        <w:rPr>
-          <w:rFonts w:asciiTheme="majorHAnsi" w:eastAsiaTheme="majorEastAsia" w:hAnsiTheme="majorHAnsi" w:cstheme="majorBidi"/>
-          <w:color w:val="374C80" w:themeColor="accent1" w:themeShade="BF"/>
+        <w:t xml:space="preserve"> phrases that leads to direct inquiries.</w:t>
+      </w:r>
+    </w:p>
+    <w:p>
+      <w:pPr>
+        <w:rPr>
+          <w:rFonts w:ascii="Roboto" w:eastAsia="Arial" w:hAnsi="Roboto" w:cs="Arial"/>
+          <w:b/>
+          <w:sz w:val="24"/>
+          <w:szCs w:val="24"/>
+        </w:rPr>
+      </w:pPr>
+      <w:r>
+        <w:rPr>
+          <w:rFonts w:ascii="Roboto" w:eastAsia="Arial" w:hAnsi="Roboto" w:cs="Arial"/>
+          <w:b/>
+          <w:sz w:val="24"/>
+          <w:szCs w:val="24"/>
+        </w:rPr>
+        <w:t>{detailedReports.keywords.contextual}</w:t>
+      </w:r>
+    </w:p>
+    <w:p>
+      <w:pPr>
+        <w:rPr>
+          <w:rFonts w:ascii="Roboto" w:eastAsia="Roboto" w:hAnsi="Roboto" w:cs="Roboto"/>
+          <w:b/>
+          <w:color w:val="27B0B7"/>
           <w:sz w:val="36"/>
           <w:szCs w:val="36"/>
         </w:rPr>
       </w:pPr>
       <w:r>
+        <w:rPr>
+          <w:rFonts w:ascii="Roboto" w:eastAsia="Roboto" w:hAnsi="Roboto" w:cs="Roboto"/>
+          <w:b/>
+          <w:color w:val="27B0B7"/>
+        </w:rPr>
         <w:br w:type="page"/>
       </w:r>
     </w:p>
@@ -1740,29 +1529,7 @@
           <w:sz w:val="24"/>
           <w:szCs w:val="24"/>
         </w:rPr>
-        <w:t xml:space="preserve">Each criteria section we will provide a numerical score from 1 to </w:t>
-      </w:r>
-      <w:proofErr w:type="gramStart"/>
-      <w:r>
-        <w:rPr>
-          <w:rFonts w:ascii="Roboto" w:eastAsia="Roboto" w:hAnsi="Roboto" w:cs="Roboto"/>
-          <w:b/>
-          <w:color w:val="35372D"/>
-          <w:sz w:val="24"/>
-          <w:szCs w:val="24"/>
-        </w:rPr>
-        <w:t>5:.</w:t>
-      </w:r>
-      <w:proofErr w:type="gramEnd"/>
-      <w:r>
-        <w:rPr>
-          <w:rFonts w:ascii="Roboto" w:eastAsia="Roboto" w:hAnsi="Roboto" w:cs="Roboto"/>
-          <w:b/>
-          <w:color w:val="35372D"/>
-          <w:sz w:val="24"/>
-          <w:szCs w:val="24"/>
-        </w:rPr>
-        <w:t xml:space="preserve"> </w:t>
+        <w:t xml:space="preserve">Each criteria section we will provide a numerical score from 1 to 5:. </w:t>
       </w:r>
     </w:p>
     <w:p>
@@ -2753,7 +2520,6 @@
         </w:rPr>
         <w:t>{</w:t>
       </w:r>
-      <w:proofErr w:type="spellStart"/>
       <w:r>
         <w:rPr>
           <w:rFonts w:ascii="Roboto" w:eastAsia="Roboto" w:hAnsi="Roboto" w:cs="Roboto"/>
@@ -2765,7 +2531,6 @@
         </w:rPr>
         <w:t>overallGrade</w:t>
       </w:r>
-      <w:proofErr w:type="spellEnd"/>
       <w:r>
         <w:rPr>
           <w:rFonts w:ascii="Roboto" w:eastAsia="Roboto" w:hAnsi="Roboto" w:cs="Roboto"/>
@@ -2957,8 +2722,6 @@
               </w:rPr>
               <w:t>{</w:t>
             </w:r>
-            <w:proofErr w:type="spellStart"/>
-            <w:proofErr w:type="gramStart"/>
             <w:r>
               <w:rPr>
                 <w:rFonts w:ascii="Roboto" w:eastAsia="Roboto" w:hAnsi="Roboto" w:cs="Roboto"/>
@@ -2973,17 +2736,7 @@
                 <w:b/>
                 <w:shd w:val="clear" w:color="auto" w:fill="D9D9D9"/>
               </w:rPr>
-              <w:t>beauty.score</w:t>
-            </w:r>
-            <w:proofErr w:type="spellEnd"/>
-            <w:proofErr w:type="gramEnd"/>
-            <w:r>
-              <w:rPr>
-                <w:rFonts w:ascii="Roboto" w:eastAsia="Roboto" w:hAnsi="Roboto" w:cs="Roboto"/>
-                <w:b/>
-                <w:shd w:val="clear" w:color="auto" w:fill="D9D9D9"/>
-              </w:rPr>
-              <w:t>}</w:t>
+              <w:t>beauty.score}</w:t>
             </w:r>
           </w:p>
         </w:tc>
@@ -3044,8 +2797,6 @@
               </w:rPr>
               <w:t>{</w:t>
             </w:r>
-            <w:proofErr w:type="spellStart"/>
-            <w:proofErr w:type="gramStart"/>
             <w:r>
               <w:rPr>
                 <w:rFonts w:ascii="Roboto" w:eastAsia="Roboto" w:hAnsi="Roboto" w:cs="Roboto"/>
@@ -3076,17 +2827,7 @@
                 <w:b/>
                 <w:shd w:val="clear" w:color="auto" w:fill="D9D9D9"/>
               </w:rPr>
-              <w:t>score</w:t>
-            </w:r>
-            <w:proofErr w:type="spellEnd"/>
-            <w:proofErr w:type="gramEnd"/>
-            <w:r>
-              <w:rPr>
-                <w:rFonts w:ascii="Roboto" w:eastAsia="Roboto" w:hAnsi="Roboto" w:cs="Roboto"/>
-                <w:b/>
-                <w:shd w:val="clear" w:color="auto" w:fill="D9D9D9"/>
-              </w:rPr>
-              <w:t>}</w:t>
+              <w:t>score}</w:t>
             </w:r>
           </w:p>
         </w:tc>
@@ -3147,8 +2888,6 @@
               </w:rPr>
               <w:t>{</w:t>
             </w:r>
-            <w:proofErr w:type="spellStart"/>
-            <w:proofErr w:type="gramStart"/>
             <w:r>
               <w:rPr>
                 <w:rFonts w:ascii="Roboto" w:eastAsia="Roboto" w:hAnsi="Roboto" w:cs="Roboto"/>
@@ -3179,17 +2918,7 @@
                 <w:b/>
                 <w:shd w:val="clear" w:color="auto" w:fill="D9D9D9"/>
               </w:rPr>
-              <w:t>score</w:t>
-            </w:r>
-            <w:proofErr w:type="spellEnd"/>
-            <w:proofErr w:type="gramEnd"/>
-            <w:r>
-              <w:rPr>
-                <w:rFonts w:ascii="Roboto" w:eastAsia="Roboto" w:hAnsi="Roboto" w:cs="Roboto"/>
-                <w:b/>
-                <w:shd w:val="clear" w:color="auto" w:fill="D9D9D9"/>
-              </w:rPr>
-              <w:t>}</w:t>
+              <w:t>score}</w:t>
             </w:r>
           </w:p>
         </w:tc>
@@ -3250,8 +2979,6 @@
               </w:rPr>
               <w:t>{</w:t>
             </w:r>
-            <w:proofErr w:type="spellStart"/>
-            <w:proofErr w:type="gramStart"/>
             <w:r>
               <w:rPr>
                 <w:rFonts w:ascii="Roboto" w:eastAsia="Roboto" w:hAnsi="Roboto" w:cs="Roboto"/>
@@ -3282,17 +3009,7 @@
                 <w:b/>
                 <w:shd w:val="clear" w:color="auto" w:fill="D9D9D9"/>
               </w:rPr>
-              <w:t>score</w:t>
-            </w:r>
-            <w:proofErr w:type="spellEnd"/>
-            <w:proofErr w:type="gramEnd"/>
-            <w:r>
-              <w:rPr>
-                <w:rFonts w:ascii="Roboto" w:eastAsia="Roboto" w:hAnsi="Roboto" w:cs="Roboto"/>
-                <w:b/>
-                <w:shd w:val="clear" w:color="auto" w:fill="D9D9D9"/>
-              </w:rPr>
-              <w:t>}</w:t>
+              <w:t>score}</w:t>
             </w:r>
           </w:p>
         </w:tc>
@@ -3353,8 +3070,6 @@
               </w:rPr>
               <w:t>{</w:t>
             </w:r>
-            <w:proofErr w:type="spellStart"/>
-            <w:proofErr w:type="gramStart"/>
             <w:r>
               <w:rPr>
                 <w:rFonts w:ascii="Roboto" w:eastAsia="Roboto" w:hAnsi="Roboto" w:cs="Roboto"/>
@@ -3385,17 +3100,7 @@
                 <w:b/>
                 <w:shd w:val="clear" w:color="auto" w:fill="D9D9D9"/>
               </w:rPr>
-              <w:t>score</w:t>
-            </w:r>
-            <w:proofErr w:type="spellEnd"/>
-            <w:proofErr w:type="gramEnd"/>
-            <w:r>
-              <w:rPr>
-                <w:rFonts w:ascii="Roboto" w:eastAsia="Roboto" w:hAnsi="Roboto" w:cs="Roboto"/>
-                <w:b/>
-                <w:shd w:val="clear" w:color="auto" w:fill="D9D9D9"/>
-              </w:rPr>
-              <w:t>}</w:t>
+              <w:t>score}</w:t>
             </w:r>
           </w:p>
         </w:tc>
@@ -3456,7 +3161,6 @@
               </w:rPr>
               <w:t>{</w:t>
             </w:r>
-            <w:proofErr w:type="spellStart"/>
             <w:r>
               <w:rPr>
                 <w:rFonts w:ascii="Roboto" w:eastAsia="Roboto" w:hAnsi="Roboto" w:cs="Roboto"/>
@@ -3471,16 +3175,7 @@
                 <w:b/>
                 <w:shd w:val="clear" w:color="auto" w:fill="D9D9D9"/>
               </w:rPr>
-              <w:t>seo.score</w:t>
-            </w:r>
-            <w:proofErr w:type="spellEnd"/>
-            <w:r>
-              <w:rPr>
-                <w:rFonts w:ascii="Roboto" w:eastAsia="Roboto" w:hAnsi="Roboto" w:cs="Roboto"/>
-                <w:b/>
-                <w:shd w:val="clear" w:color="auto" w:fill="D9D9D9"/>
-              </w:rPr>
-              <w:t>}</w:t>
+              <w:t>seo.score}</w:t>
             </w:r>
           </w:p>
         </w:tc>
@@ -3541,8 +3236,6 @@
               </w:rPr>
               <w:t>{</w:t>
             </w:r>
-            <w:proofErr w:type="spellStart"/>
-            <w:proofErr w:type="gramStart"/>
             <w:r>
               <w:rPr>
                 <w:rFonts w:ascii="Roboto" w:eastAsia="Roboto" w:hAnsi="Roboto" w:cs="Roboto"/>
@@ -3573,17 +3266,7 @@
                 <w:b/>
                 <w:shd w:val="clear" w:color="auto" w:fill="D9D9D9"/>
               </w:rPr>
-              <w:t>score</w:t>
-            </w:r>
-            <w:proofErr w:type="spellEnd"/>
-            <w:proofErr w:type="gramEnd"/>
-            <w:r>
-              <w:rPr>
-                <w:rFonts w:ascii="Roboto" w:eastAsia="Roboto" w:hAnsi="Roboto" w:cs="Roboto"/>
-                <w:b/>
-                <w:shd w:val="clear" w:color="auto" w:fill="D9D9D9"/>
-              </w:rPr>
-              <w:t>}</w:t>
+              <w:t>score}</w:t>
             </w:r>
           </w:p>
         </w:tc>
@@ -3644,8 +3327,6 @@
               </w:rPr>
               <w:t>{</w:t>
             </w:r>
-            <w:proofErr w:type="spellStart"/>
-            <w:proofErr w:type="gramStart"/>
             <w:r>
               <w:rPr>
                 <w:rFonts w:ascii="Roboto" w:eastAsia="Roboto" w:hAnsi="Roboto" w:cs="Roboto"/>
@@ -3676,17 +3357,7 @@
                 <w:b/>
                 <w:shd w:val="clear" w:color="auto" w:fill="D9D9D9"/>
               </w:rPr>
-              <w:t>score</w:t>
-            </w:r>
-            <w:proofErr w:type="spellEnd"/>
-            <w:proofErr w:type="gramEnd"/>
-            <w:r>
-              <w:rPr>
-                <w:rFonts w:ascii="Roboto" w:eastAsia="Roboto" w:hAnsi="Roboto" w:cs="Roboto"/>
-                <w:b/>
-                <w:shd w:val="clear" w:color="auto" w:fill="D9D9D9"/>
-              </w:rPr>
-              <w:t>}</w:t>
+              <w:t>score}</w:t>
             </w:r>
           </w:p>
         </w:tc>
@@ -3748,8 +3419,6 @@
               </w:rPr>
               <w:t>{</w:t>
             </w:r>
-            <w:proofErr w:type="spellStart"/>
-            <w:proofErr w:type="gramStart"/>
             <w:r>
               <w:rPr>
                 <w:rFonts w:ascii="Roboto" w:eastAsia="Roboto" w:hAnsi="Roboto" w:cs="Roboto"/>
@@ -3780,17 +3449,7 @@
                 <w:b/>
                 <w:shd w:val="clear" w:color="auto" w:fill="D9D9D9"/>
               </w:rPr>
-              <w:t>score</w:t>
-            </w:r>
-            <w:proofErr w:type="spellEnd"/>
-            <w:proofErr w:type="gramEnd"/>
-            <w:r>
-              <w:rPr>
-                <w:rFonts w:ascii="Roboto" w:eastAsia="Roboto" w:hAnsi="Roboto" w:cs="Roboto"/>
-                <w:b/>
-                <w:shd w:val="clear" w:color="auto" w:fill="D9D9D9"/>
-              </w:rPr>
-              <w:t>}</w:t>
+              <w:t>score}</w:t>
             </w:r>
           </w:p>
         </w:tc>
@@ -3813,21 +3472,7 @@
           <w:rFonts w:ascii="Roboto" w:eastAsia="Roboto" w:hAnsi="Roboto" w:cs="Roboto"/>
         </w:rPr>
         <w:br/>
-        <w:t xml:space="preserve">To view a more detailed breakdown of what each section’s feedback consists </w:t>
-      </w:r>
-      <w:proofErr w:type="gramStart"/>
-      <w:r>
-        <w:rPr>
-          <w:rFonts w:ascii="Roboto" w:eastAsia="Roboto" w:hAnsi="Roboto" w:cs="Roboto"/>
-        </w:rPr>
-        <w:t>of,</w:t>
-      </w:r>
-      <w:proofErr w:type="gramEnd"/>
-      <w:r>
-        <w:rPr>
-          <w:rFonts w:ascii="Roboto" w:eastAsia="Roboto" w:hAnsi="Roboto" w:cs="Roboto"/>
-        </w:rPr>
-        <w:t xml:space="preserve"> you will find crucial feedback below in the details section.</w:t>
+        <w:t>To view a more detailed breakdown of what each section’s feedback consists of, you will find crucial feedback below in the details section.</w:t>
       </w:r>
     </w:p>
     <w:p>
@@ -4020,25 +3665,25 @@
           <w:sz w:val="32"/>
           <w:szCs w:val="32"/>
         </w:rPr>
-        <w:t>Your Beauty SCORE (1 - 5</w:t>
-      </w:r>
-      <w:proofErr w:type="gramStart"/>
-      <w:r>
-        <w:rPr>
-          <w:rFonts w:ascii="Roboto" w:eastAsia="Roboto" w:hAnsi="Roboto" w:cs="Roboto"/>
+        <w:t xml:space="preserve">Your Beauty SCORE (1 - 5) :  </w:t>
+      </w:r>
+      <w:r>
+        <w:rPr>
+          <w:rFonts w:ascii="Roboto" w:eastAsia="Roboto" w:hAnsi="Roboto" w:cs="Roboto"/>
+          <w:b/>
           <w:sz w:val="32"/>
           <w:szCs w:val="32"/>
         </w:rPr>
-        <w:t>) :</w:t>
-      </w:r>
-      <w:proofErr w:type="gramEnd"/>
-      <w:r>
-        <w:rPr>
-          <w:rFonts w:ascii="Roboto" w:eastAsia="Roboto" w:hAnsi="Roboto" w:cs="Roboto"/>
+        <w:t>{sectionGrades.</w:t>
+      </w:r>
+      <w:r>
+        <w:rPr>
+          <w:rFonts w:ascii="Roboto" w:eastAsia="Roboto" w:hAnsi="Roboto" w:cs="Roboto"/>
+          <w:b/>
           <w:sz w:val="32"/>
           <w:szCs w:val="32"/>
         </w:rPr>
-        <w:t xml:space="preserve">  </w:t>
+        <w:t>beauty</w:t>
       </w:r>
       <w:r>
         <w:rPr>
@@ -4047,10 +3692,8 @@
           <w:sz w:val="32"/>
           <w:szCs w:val="32"/>
         </w:rPr>
-        <w:t>{</w:t>
-      </w:r>
-      <w:proofErr w:type="spellStart"/>
-      <w:proofErr w:type="gramStart"/>
+        <w:t>.</w:t>
+      </w:r>
       <w:r>
         <w:rPr>
           <w:rFonts w:ascii="Roboto" w:eastAsia="Roboto" w:hAnsi="Roboto" w:cs="Roboto"/>
@@ -4058,37 +3701,8 @@
           <w:sz w:val="32"/>
           <w:szCs w:val="32"/>
         </w:rPr>
-        <w:t>sectionGrades.</w:t>
-      </w:r>
-      <w:r>
-        <w:rPr>
-          <w:rFonts w:ascii="Roboto" w:eastAsia="Roboto" w:hAnsi="Roboto" w:cs="Roboto"/>
-          <w:b/>
-          <w:sz w:val="32"/>
-          <w:szCs w:val="32"/>
-        </w:rPr>
-        <w:t>beauty</w:t>
-      </w:r>
-      <w:r>
-        <w:rPr>
-          <w:rFonts w:ascii="Roboto" w:eastAsia="Roboto" w:hAnsi="Roboto" w:cs="Roboto"/>
-          <w:b/>
-          <w:sz w:val="32"/>
-          <w:szCs w:val="32"/>
-        </w:rPr>
-        <w:t>.</w:t>
-      </w:r>
-      <w:r>
-        <w:rPr>
-          <w:rFonts w:ascii="Roboto" w:eastAsia="Roboto" w:hAnsi="Roboto" w:cs="Roboto"/>
-          <w:b/>
-          <w:sz w:val="32"/>
-          <w:szCs w:val="32"/>
-        </w:rPr>
         <w:t>score</w:t>
       </w:r>
-      <w:proofErr w:type="spellEnd"/>
-      <w:proofErr w:type="gramEnd"/>
       <w:r>
         <w:rPr>
           <w:rFonts w:ascii="Roboto" w:eastAsia="Roboto" w:hAnsi="Roboto" w:cs="Roboto"/>
@@ -4187,18 +3801,7 @@
                 <w:sz w:val="32"/>
                 <w:szCs w:val="32"/>
               </w:rPr>
-              <w:t>{</w:t>
-            </w:r>
-            <w:proofErr w:type="spellStart"/>
-            <w:proofErr w:type="gramStart"/>
-            <w:r>
-              <w:rPr>
-                <w:rFonts w:ascii="Roboto" w:eastAsia="Roboto" w:hAnsi="Roboto" w:cs="Roboto"/>
-                <w:b/>
-                <w:sz w:val="32"/>
-                <w:szCs w:val="32"/>
-              </w:rPr>
-              <w:t>sectionGrades.</w:t>
+              <w:t>{sectionGrades.</w:t>
             </w:r>
             <w:r>
               <w:rPr>
@@ -4227,17 +3830,6 @@
               </w:rPr>
               <w:t>description</w:t>
             </w:r>
-            <w:proofErr w:type="spellEnd"/>
-            <w:proofErr w:type="gramEnd"/>
-            <w:r>
-              <w:rPr>
-                <w:rFonts w:ascii="Roboto" w:eastAsia="Roboto" w:hAnsi="Roboto" w:cs="Roboto"/>
-                <w:b/>
-                <w:sz w:val="32"/>
-                <w:szCs w:val="32"/>
-              </w:rPr>
-              <w:t>}</w:t>
-            </w:r>
           </w:p>
         </w:tc>
       </w:tr>
@@ -4263,21 +3855,37 @@
       </w:pPr>
       <w:bookmarkStart w:id="20" w:name="_heading=h.tvpnov7iq9nx" w:colFirst="0" w:colLast="0"/>
       <w:bookmarkEnd w:id="20"/>
-      <w:r>
-        <w:br w:type="page"/>
-      </w:r>
-    </w:p>
-    <w:p>
-      <w:pPr>
-        <w:pStyle w:val="Heading1"/>
+    </w:p>
+    <w:p>
+      <w:pPr>
         <w:rPr>
           <w:rFonts w:ascii="Roboto" w:eastAsia="Roboto" w:hAnsi="Roboto" w:cs="Roboto"/>
           <w:b/>
           <w:color w:val="27B0B7"/>
+          <w:sz w:val="36"/>
+          <w:szCs w:val="36"/>
         </w:rPr>
       </w:pPr>
       <w:bookmarkStart w:id="21" w:name="_heading=h.k8adgg470dm4" w:colFirst="0" w:colLast="0"/>
       <w:bookmarkEnd w:id="21"/>
+      <w:r>
+        <w:rPr>
+          <w:rFonts w:ascii="Roboto" w:eastAsia="Roboto" w:hAnsi="Roboto" w:cs="Roboto"/>
+          <w:b/>
+          <w:color w:val="27B0B7"/>
+        </w:rPr>
+        <w:br w:type="page"/>
+      </w:r>
+    </w:p>
+    <w:p>
+      <w:pPr>
+        <w:pStyle w:val="Heading1"/>
+        <w:rPr>
+          <w:rFonts w:ascii="Roboto" w:eastAsia="Roboto" w:hAnsi="Roboto" w:cs="Roboto"/>
+          <w:b/>
+          <w:color w:val="27B0B7"/>
+        </w:rPr>
+      </w:pPr>
       <w:r>
         <w:rPr>
           <w:rFonts w:ascii="Roboto" w:eastAsia="Roboto" w:hAnsi="Roboto" w:cs="Roboto"/>
@@ -4465,25 +4073,25 @@
           <w:sz w:val="32"/>
           <w:szCs w:val="32"/>
         </w:rPr>
-        <w:t>Your Content SCORE (1 - 5</w:t>
-      </w:r>
-      <w:proofErr w:type="gramStart"/>
-      <w:r>
-        <w:rPr>
-          <w:rFonts w:ascii="Roboto" w:eastAsia="Roboto" w:hAnsi="Roboto" w:cs="Roboto"/>
+        <w:t xml:space="preserve">Your Content SCORE (1 - 5) :  </w:t>
+      </w:r>
+      <w:r>
+        <w:rPr>
+          <w:rFonts w:ascii="Roboto" w:eastAsia="Roboto" w:hAnsi="Roboto" w:cs="Roboto"/>
+          <w:b/>
           <w:sz w:val="32"/>
           <w:szCs w:val="32"/>
         </w:rPr>
-        <w:t>) :</w:t>
-      </w:r>
-      <w:proofErr w:type="gramEnd"/>
-      <w:r>
-        <w:rPr>
-          <w:rFonts w:ascii="Roboto" w:eastAsia="Roboto" w:hAnsi="Roboto" w:cs="Roboto"/>
+        <w:t>{sectionGrades.</w:t>
+      </w:r>
+      <w:r>
+        <w:rPr>
+          <w:rFonts w:ascii="Roboto" w:eastAsia="Roboto" w:hAnsi="Roboto" w:cs="Roboto"/>
+          <w:b/>
           <w:sz w:val="32"/>
           <w:szCs w:val="32"/>
         </w:rPr>
-        <w:t xml:space="preserve">  </w:t>
+        <w:t>content</w:t>
       </w:r>
       <w:r>
         <w:rPr>
@@ -4492,10 +4100,8 @@
           <w:sz w:val="32"/>
           <w:szCs w:val="32"/>
         </w:rPr>
-        <w:t>{</w:t>
-      </w:r>
-      <w:proofErr w:type="spellStart"/>
-      <w:proofErr w:type="gramStart"/>
+        <w:t>.</w:t>
+      </w:r>
       <w:r>
         <w:rPr>
           <w:rFonts w:ascii="Roboto" w:eastAsia="Roboto" w:hAnsi="Roboto" w:cs="Roboto"/>
@@ -4503,37 +4109,8 @@
           <w:sz w:val="32"/>
           <w:szCs w:val="32"/>
         </w:rPr>
-        <w:t>sectionGrades.</w:t>
-      </w:r>
-      <w:r>
-        <w:rPr>
-          <w:rFonts w:ascii="Roboto" w:eastAsia="Roboto" w:hAnsi="Roboto" w:cs="Roboto"/>
-          <w:b/>
-          <w:sz w:val="32"/>
-          <w:szCs w:val="32"/>
-        </w:rPr>
-        <w:t>content</w:t>
-      </w:r>
-      <w:r>
-        <w:rPr>
-          <w:rFonts w:ascii="Roboto" w:eastAsia="Roboto" w:hAnsi="Roboto" w:cs="Roboto"/>
-          <w:b/>
-          <w:sz w:val="32"/>
-          <w:szCs w:val="32"/>
-        </w:rPr>
-        <w:t>.</w:t>
-      </w:r>
-      <w:r>
-        <w:rPr>
-          <w:rFonts w:ascii="Roboto" w:eastAsia="Roboto" w:hAnsi="Roboto" w:cs="Roboto"/>
-          <w:b/>
-          <w:sz w:val="32"/>
-          <w:szCs w:val="32"/>
-        </w:rPr>
         <w:t>score</w:t>
       </w:r>
-      <w:proofErr w:type="spellEnd"/>
-      <w:proofErr w:type="gramEnd"/>
       <w:r>
         <w:rPr>
           <w:rFonts w:ascii="Roboto" w:eastAsia="Roboto" w:hAnsi="Roboto" w:cs="Roboto"/>
@@ -4623,18 +4200,7 @@
                 <w:sz w:val="32"/>
                 <w:szCs w:val="32"/>
               </w:rPr>
-              <w:t>{</w:t>
-            </w:r>
-            <w:proofErr w:type="spellStart"/>
-            <w:proofErr w:type="gramStart"/>
-            <w:r>
-              <w:rPr>
-                <w:rFonts w:ascii="Roboto" w:eastAsia="Roboto" w:hAnsi="Roboto" w:cs="Roboto"/>
-                <w:b/>
-                <w:sz w:val="32"/>
-                <w:szCs w:val="32"/>
-              </w:rPr>
-              <w:t>sectionGrades.</w:t>
+              <w:t>{sectionGrades.</w:t>
             </w:r>
             <w:r>
               <w:rPr>
@@ -4663,8 +4229,6 @@
               </w:rPr>
               <w:t>description</w:t>
             </w:r>
-            <w:proofErr w:type="spellEnd"/>
-            <w:proofErr w:type="gramEnd"/>
             <w:r>
               <w:rPr>
                 <w:rFonts w:ascii="Roboto" w:eastAsia="Roboto" w:hAnsi="Roboto" w:cs="Roboto"/>
@@ -4699,21 +4263,37 @@
       </w:pPr>
       <w:bookmarkStart w:id="22" w:name="_heading=h.6plgr1mfpf7z" w:colFirst="0" w:colLast="0"/>
       <w:bookmarkEnd w:id="22"/>
-      <w:r>
-        <w:br w:type="page"/>
-      </w:r>
-    </w:p>
-    <w:p>
-      <w:pPr>
-        <w:pStyle w:val="Heading1"/>
+    </w:p>
+    <w:p>
+      <w:pPr>
         <w:rPr>
           <w:rFonts w:ascii="Roboto" w:eastAsia="Roboto" w:hAnsi="Roboto" w:cs="Roboto"/>
           <w:b/>
           <w:color w:val="27B0B7"/>
+          <w:sz w:val="36"/>
+          <w:szCs w:val="36"/>
         </w:rPr>
       </w:pPr>
       <w:bookmarkStart w:id="23" w:name="_heading=h.3jr9b118qzi2" w:colFirst="0" w:colLast="0"/>
       <w:bookmarkEnd w:id="23"/>
+      <w:r>
+        <w:rPr>
+          <w:rFonts w:ascii="Roboto" w:eastAsia="Roboto" w:hAnsi="Roboto" w:cs="Roboto"/>
+          <w:b/>
+          <w:color w:val="27B0B7"/>
+        </w:rPr>
+        <w:br w:type="page"/>
+      </w:r>
+    </w:p>
+    <w:p>
+      <w:pPr>
+        <w:pStyle w:val="Heading1"/>
+        <w:rPr>
+          <w:rFonts w:ascii="Roboto" w:eastAsia="Roboto" w:hAnsi="Roboto" w:cs="Roboto"/>
+          <w:b/>
+          <w:color w:val="27B0B7"/>
+        </w:rPr>
+      </w:pPr>
       <w:r>
         <w:rPr>
           <w:rFonts w:ascii="Roboto" w:eastAsia="Roboto" w:hAnsi="Roboto" w:cs="Roboto"/>
@@ -5027,25 +4607,25 @@
           <w:sz w:val="32"/>
           <w:szCs w:val="32"/>
         </w:rPr>
-        <w:t>Your Design SCORE (1 - 5</w:t>
-      </w:r>
-      <w:proofErr w:type="gramStart"/>
-      <w:r>
-        <w:rPr>
-          <w:rFonts w:ascii="Roboto" w:eastAsia="Roboto" w:hAnsi="Roboto" w:cs="Roboto"/>
+        <w:t xml:space="preserve">Your Design SCORE (1 - 5) : </w:t>
+      </w:r>
+      <w:r>
+        <w:rPr>
+          <w:rFonts w:ascii="Roboto" w:eastAsia="Roboto" w:hAnsi="Roboto" w:cs="Roboto"/>
+          <w:b/>
           <w:sz w:val="32"/>
           <w:szCs w:val="32"/>
         </w:rPr>
-        <w:t>) :</w:t>
-      </w:r>
-      <w:proofErr w:type="gramEnd"/>
-      <w:r>
-        <w:rPr>
-          <w:rFonts w:ascii="Roboto" w:eastAsia="Roboto" w:hAnsi="Roboto" w:cs="Roboto"/>
+        <w:t>{sectionGrades.</w:t>
+      </w:r>
+      <w:r>
+        <w:rPr>
+          <w:rFonts w:ascii="Roboto" w:eastAsia="Roboto" w:hAnsi="Roboto" w:cs="Roboto"/>
+          <w:b/>
           <w:sz w:val="32"/>
           <w:szCs w:val="32"/>
         </w:rPr>
-        <w:t xml:space="preserve"> </w:t>
+        <w:t>design</w:t>
       </w:r>
       <w:r>
         <w:rPr>
@@ -5054,10 +4634,8 @@
           <w:sz w:val="32"/>
           <w:szCs w:val="32"/>
         </w:rPr>
-        <w:t>{</w:t>
-      </w:r>
-      <w:proofErr w:type="spellStart"/>
-      <w:proofErr w:type="gramStart"/>
+        <w:t>.</w:t>
+      </w:r>
       <w:r>
         <w:rPr>
           <w:rFonts w:ascii="Roboto" w:eastAsia="Roboto" w:hAnsi="Roboto" w:cs="Roboto"/>
@@ -5065,37 +4643,8 @@
           <w:sz w:val="32"/>
           <w:szCs w:val="32"/>
         </w:rPr>
-        <w:t>sectionGrades.</w:t>
-      </w:r>
-      <w:r>
-        <w:rPr>
-          <w:rFonts w:ascii="Roboto" w:eastAsia="Roboto" w:hAnsi="Roboto" w:cs="Roboto"/>
-          <w:b/>
-          <w:sz w:val="32"/>
-          <w:szCs w:val="32"/>
-        </w:rPr>
-        <w:t>design</w:t>
-      </w:r>
-      <w:r>
-        <w:rPr>
-          <w:rFonts w:ascii="Roboto" w:eastAsia="Roboto" w:hAnsi="Roboto" w:cs="Roboto"/>
-          <w:b/>
-          <w:sz w:val="32"/>
-          <w:szCs w:val="32"/>
-        </w:rPr>
-        <w:t>.</w:t>
-      </w:r>
-      <w:r>
-        <w:rPr>
-          <w:rFonts w:ascii="Roboto" w:eastAsia="Roboto" w:hAnsi="Roboto" w:cs="Roboto"/>
-          <w:b/>
-          <w:sz w:val="32"/>
-          <w:szCs w:val="32"/>
-        </w:rPr>
         <w:t>score</w:t>
       </w:r>
-      <w:proofErr w:type="spellEnd"/>
-      <w:proofErr w:type="gramEnd"/>
       <w:r>
         <w:rPr>
           <w:rFonts w:ascii="Roboto" w:eastAsia="Roboto" w:hAnsi="Roboto" w:cs="Roboto"/>
@@ -5185,18 +4734,7 @@
                 <w:sz w:val="32"/>
                 <w:szCs w:val="32"/>
               </w:rPr>
-              <w:t>{</w:t>
-            </w:r>
-            <w:proofErr w:type="spellStart"/>
-            <w:proofErr w:type="gramStart"/>
-            <w:r>
-              <w:rPr>
-                <w:rFonts w:ascii="Roboto" w:eastAsia="Roboto" w:hAnsi="Roboto" w:cs="Roboto"/>
-                <w:b/>
-                <w:sz w:val="32"/>
-                <w:szCs w:val="32"/>
-              </w:rPr>
-              <w:t>sectionGrades.</w:t>
+              <w:t>{sectionGrades.</w:t>
             </w:r>
             <w:r>
               <w:rPr>
@@ -5225,8 +4763,6 @@
               </w:rPr>
               <w:t>description</w:t>
             </w:r>
-            <w:proofErr w:type="spellEnd"/>
-            <w:proofErr w:type="gramEnd"/>
             <w:r>
               <w:rPr>
                 <w:rFonts w:ascii="Roboto" w:eastAsia="Roboto" w:hAnsi="Roboto" w:cs="Roboto"/>
@@ -5538,57 +5074,26 @@
           <w:sz w:val="32"/>
           <w:szCs w:val="32"/>
         </w:rPr>
-        <w:t>Your Performance SCORE (1 - 5</w:t>
-      </w:r>
-      <w:proofErr w:type="gramStart"/>
-      <w:r>
-        <w:rPr>
-          <w:rFonts w:ascii="Roboto" w:eastAsia="Roboto" w:hAnsi="Roboto" w:cs="Roboto"/>
+        <w:t xml:space="preserve">Your Performance SCORE (1 - 5) :   </w:t>
+      </w:r>
+      <w:r>
+        <w:rPr>
+          <w:rFonts w:ascii="Roboto" w:eastAsia="Roboto" w:hAnsi="Roboto" w:cs="Roboto"/>
+          <w:b/>
           <w:sz w:val="32"/>
           <w:szCs w:val="32"/>
         </w:rPr>
-        <w:t>) :</w:t>
-      </w:r>
-      <w:proofErr w:type="gramEnd"/>
-      <w:r>
-        <w:rPr>
-          <w:rFonts w:ascii="Roboto" w:eastAsia="Roboto" w:hAnsi="Roboto" w:cs="Roboto"/>
+        <w:t>{sectionGrades.performance.</w:t>
+      </w:r>
+      <w:r>
+        <w:rPr>
+          <w:rFonts w:ascii="Roboto" w:eastAsia="Roboto" w:hAnsi="Roboto" w:cs="Roboto"/>
+          <w:b/>
           <w:sz w:val="32"/>
           <w:szCs w:val="32"/>
         </w:rPr>
-        <w:t xml:space="preserve">   </w:t>
-      </w:r>
-      <w:r>
-        <w:rPr>
-          <w:rFonts w:ascii="Roboto" w:eastAsia="Roboto" w:hAnsi="Roboto" w:cs="Roboto"/>
-          <w:b/>
-          <w:sz w:val="32"/>
-          <w:szCs w:val="32"/>
-        </w:rPr>
-        <w:t>{</w:t>
-      </w:r>
-      <w:proofErr w:type="spellStart"/>
-      <w:proofErr w:type="gramStart"/>
-      <w:r>
-        <w:rPr>
-          <w:rFonts w:ascii="Roboto" w:eastAsia="Roboto" w:hAnsi="Roboto" w:cs="Roboto"/>
-          <w:b/>
-          <w:sz w:val="32"/>
-          <w:szCs w:val="32"/>
-        </w:rPr>
-        <w:t>sectionGrades.performance.</w:t>
-      </w:r>
-      <w:r>
-        <w:rPr>
-          <w:rFonts w:ascii="Roboto" w:eastAsia="Roboto" w:hAnsi="Roboto" w:cs="Roboto"/>
-          <w:b/>
-          <w:sz w:val="32"/>
-          <w:szCs w:val="32"/>
-        </w:rPr>
         <w:t>score</w:t>
       </w:r>
-      <w:proofErr w:type="spellEnd"/>
-      <w:proofErr w:type="gramEnd"/>
       <w:r>
         <w:rPr>
           <w:rFonts w:ascii="Roboto" w:eastAsia="Roboto" w:hAnsi="Roboto" w:cs="Roboto"/>
@@ -5678,18 +5183,7 @@
                 <w:sz w:val="32"/>
                 <w:szCs w:val="32"/>
               </w:rPr>
-              <w:t>{</w:t>
-            </w:r>
-            <w:proofErr w:type="spellStart"/>
-            <w:proofErr w:type="gramStart"/>
-            <w:r>
-              <w:rPr>
-                <w:rFonts w:ascii="Roboto" w:eastAsia="Roboto" w:hAnsi="Roboto" w:cs="Roboto"/>
-                <w:b/>
-                <w:sz w:val="32"/>
-                <w:szCs w:val="32"/>
-              </w:rPr>
-              <w:t>sectionGrades.</w:t>
+              <w:t>{sectionGrades.</w:t>
             </w:r>
             <w:r>
               <w:rPr>
@@ -5707,18 +5201,7 @@
                 <w:sz w:val="32"/>
                 <w:szCs w:val="32"/>
               </w:rPr>
-              <w:t>.description</w:t>
-            </w:r>
-            <w:proofErr w:type="spellEnd"/>
-            <w:proofErr w:type="gramEnd"/>
-            <w:r>
-              <w:rPr>
-                <w:rFonts w:ascii="Roboto" w:eastAsia="Roboto" w:hAnsi="Roboto" w:cs="Roboto"/>
-                <w:b/>
-                <w:sz w:val="32"/>
-                <w:szCs w:val="32"/>
-              </w:rPr>
-              <w:t>}</w:t>
+              <w:t>.description}</w:t>
             </w:r>
           </w:p>
         </w:tc>
@@ -5976,25 +5459,25 @@
           <w:sz w:val="32"/>
           <w:szCs w:val="32"/>
         </w:rPr>
-        <w:t>Your Performance SCORE (1 - 5</w:t>
-      </w:r>
-      <w:proofErr w:type="gramStart"/>
-      <w:r>
-        <w:rPr>
-          <w:rFonts w:ascii="Roboto" w:eastAsia="Roboto" w:hAnsi="Roboto" w:cs="Roboto"/>
+        <w:t xml:space="preserve">Your Performance SCORE (1 - 5) :  </w:t>
+      </w:r>
+      <w:r>
+        <w:rPr>
+          <w:rFonts w:ascii="Roboto" w:eastAsia="Roboto" w:hAnsi="Roboto" w:cs="Roboto"/>
+          <w:b/>
           <w:sz w:val="32"/>
           <w:szCs w:val="32"/>
         </w:rPr>
-        <w:t>) :</w:t>
-      </w:r>
-      <w:proofErr w:type="gramEnd"/>
-      <w:r>
-        <w:rPr>
-          <w:rFonts w:ascii="Roboto" w:eastAsia="Roboto" w:hAnsi="Roboto" w:cs="Roboto"/>
+        <w:t>{sectionGrades.</w:t>
+      </w:r>
+      <w:r>
+        <w:rPr>
+          <w:rFonts w:ascii="Roboto" w:eastAsia="Roboto" w:hAnsi="Roboto" w:cs="Roboto"/>
+          <w:b/>
           <w:sz w:val="32"/>
           <w:szCs w:val="32"/>
         </w:rPr>
-        <w:t xml:space="preserve">  </w:t>
+        <w:t>security</w:t>
       </w:r>
       <w:r>
         <w:rPr>
@@ -6003,10 +5486,8 @@
           <w:sz w:val="32"/>
           <w:szCs w:val="32"/>
         </w:rPr>
-        <w:t>{</w:t>
-      </w:r>
-      <w:proofErr w:type="spellStart"/>
-      <w:proofErr w:type="gramStart"/>
+        <w:t>.</w:t>
+      </w:r>
       <w:r>
         <w:rPr>
           <w:rFonts w:ascii="Roboto" w:eastAsia="Roboto" w:hAnsi="Roboto" w:cs="Roboto"/>
@@ -6014,37 +5495,8 @@
           <w:sz w:val="32"/>
           <w:szCs w:val="32"/>
         </w:rPr>
-        <w:t>sectionGrades.</w:t>
-      </w:r>
-      <w:r>
-        <w:rPr>
-          <w:rFonts w:ascii="Roboto" w:eastAsia="Roboto" w:hAnsi="Roboto" w:cs="Roboto"/>
-          <w:b/>
-          <w:sz w:val="32"/>
-          <w:szCs w:val="32"/>
-        </w:rPr>
-        <w:t>security</w:t>
-      </w:r>
-      <w:r>
-        <w:rPr>
-          <w:rFonts w:ascii="Roboto" w:eastAsia="Roboto" w:hAnsi="Roboto" w:cs="Roboto"/>
-          <w:b/>
-          <w:sz w:val="32"/>
-          <w:szCs w:val="32"/>
-        </w:rPr>
-        <w:t>.</w:t>
-      </w:r>
-      <w:r>
-        <w:rPr>
-          <w:rFonts w:ascii="Roboto" w:eastAsia="Roboto" w:hAnsi="Roboto" w:cs="Roboto"/>
-          <w:b/>
-          <w:sz w:val="32"/>
-          <w:szCs w:val="32"/>
-        </w:rPr>
         <w:t>score</w:t>
       </w:r>
-      <w:proofErr w:type="spellEnd"/>
-      <w:proofErr w:type="gramEnd"/>
       <w:r>
         <w:rPr>
           <w:rFonts w:ascii="Roboto" w:eastAsia="Roboto" w:hAnsi="Roboto" w:cs="Roboto"/>
@@ -6134,18 +5586,7 @@
                 <w:sz w:val="32"/>
                 <w:szCs w:val="32"/>
               </w:rPr>
-              <w:t>{</w:t>
-            </w:r>
-            <w:proofErr w:type="spellStart"/>
-            <w:proofErr w:type="gramStart"/>
-            <w:r>
-              <w:rPr>
-                <w:rFonts w:ascii="Roboto" w:eastAsia="Roboto" w:hAnsi="Roboto" w:cs="Roboto"/>
-                <w:b/>
-                <w:sz w:val="32"/>
-                <w:szCs w:val="32"/>
-              </w:rPr>
-              <w:t>sectionGrades.</w:t>
+              <w:t>{sectionGrades.</w:t>
             </w:r>
             <w:r>
               <w:rPr>
@@ -6174,8 +5615,6 @@
               </w:rPr>
               <w:t>description</w:t>
             </w:r>
-            <w:proofErr w:type="spellEnd"/>
-            <w:proofErr w:type="gramEnd"/>
             <w:r>
               <w:rPr>
                 <w:rFonts w:ascii="Roboto" w:eastAsia="Roboto" w:hAnsi="Roboto" w:cs="Roboto"/>
@@ -6478,25 +5917,25 @@
           <w:sz w:val="32"/>
           <w:szCs w:val="32"/>
         </w:rPr>
-        <w:t>SCORE (1 - 5</w:t>
-      </w:r>
-      <w:proofErr w:type="gramStart"/>
-      <w:r>
-        <w:rPr>
-          <w:rFonts w:ascii="Roboto" w:eastAsia="Roboto" w:hAnsi="Roboto" w:cs="Roboto"/>
+        <w:t xml:space="preserve">SCORE (1 - 5) : </w:t>
+      </w:r>
+      <w:r>
+        <w:rPr>
+          <w:rFonts w:ascii="Roboto" w:eastAsia="Roboto" w:hAnsi="Roboto" w:cs="Roboto"/>
+          <w:b/>
           <w:sz w:val="32"/>
           <w:szCs w:val="32"/>
         </w:rPr>
-        <w:t>) :</w:t>
-      </w:r>
-      <w:proofErr w:type="gramEnd"/>
-      <w:r>
-        <w:rPr>
-          <w:rFonts w:ascii="Roboto" w:eastAsia="Roboto" w:hAnsi="Roboto" w:cs="Roboto"/>
+        <w:t>{</w:t>
+      </w:r>
+      <w:r>
+        <w:rPr>
+          <w:rFonts w:ascii="Roboto" w:eastAsia="Roboto" w:hAnsi="Roboto" w:cs="Roboto"/>
+          <w:b/>
           <w:sz w:val="32"/>
           <w:szCs w:val="32"/>
         </w:rPr>
-        <w:t xml:space="preserve"> </w:t>
+        <w:t>sectionGrades</w:t>
       </w:r>
       <w:r>
         <w:rPr>
@@ -6505,54 +5944,7 @@
           <w:sz w:val="32"/>
           <w:szCs w:val="32"/>
         </w:rPr>
-        <w:t>{</w:t>
-      </w:r>
-      <w:proofErr w:type="spellStart"/>
-      <w:r>
-        <w:rPr>
-          <w:rFonts w:ascii="Roboto" w:eastAsia="Roboto" w:hAnsi="Roboto" w:cs="Roboto"/>
-          <w:b/>
-          <w:sz w:val="32"/>
-          <w:szCs w:val="32"/>
-        </w:rPr>
-        <w:t>sectionGrades</w:t>
-      </w:r>
-      <w:r>
-        <w:rPr>
-          <w:rFonts w:ascii="Roboto" w:eastAsia="Roboto" w:hAnsi="Roboto" w:cs="Roboto"/>
-          <w:b/>
-          <w:sz w:val="32"/>
-          <w:szCs w:val="32"/>
-        </w:rPr>
-        <w:t>.seo.score</w:t>
-      </w:r>
-      <w:proofErr w:type="spellEnd"/>
-      <w:r>
-        <w:rPr>
-          <w:rFonts w:ascii="Roboto" w:eastAsia="Roboto" w:hAnsi="Roboto" w:cs="Roboto"/>
-          <w:b/>
-          <w:sz w:val="32"/>
-          <w:szCs w:val="32"/>
-        </w:rPr>
-        <w:t>}</w:t>
-      </w:r>
-    </w:p>
-    <w:p>
-      <w:pPr>
-        <w:spacing w:after="240"/>
-        <w:rPr>
-          <w:rFonts w:ascii="Roboto" w:eastAsia="Roboto" w:hAnsi="Roboto" w:cs="Roboto"/>
-          <w:sz w:val="32"/>
-          <w:szCs w:val="32"/>
-        </w:rPr>
-      </w:pPr>
-      <w:r>
-        <w:rPr>
-          <w:rFonts w:ascii="Roboto" w:eastAsia="Roboto" w:hAnsi="Roboto" w:cs="Roboto"/>
-          <w:sz w:val="32"/>
-          <w:szCs w:val="32"/>
-        </w:rPr>
-        <w:t>Your Google Rankings Based On - [Insert]</w:t>
+        <w:t>.seo.score}</w:t>
       </w:r>
     </w:p>
     <w:p>
@@ -6635,17 +6027,7 @@
                 <w:sz w:val="32"/>
                 <w:szCs w:val="32"/>
               </w:rPr>
-              <w:t>{</w:t>
-            </w:r>
-            <w:proofErr w:type="spellStart"/>
-            <w:r>
-              <w:rPr>
-                <w:rFonts w:ascii="Roboto" w:eastAsia="Roboto" w:hAnsi="Roboto" w:cs="Roboto"/>
-                <w:b/>
-                <w:sz w:val="32"/>
-                <w:szCs w:val="32"/>
-              </w:rPr>
-              <w:t>sectionGrades.</w:t>
+              <w:t>{sectionGrades.</w:t>
             </w:r>
             <w:r>
               <w:rPr>
@@ -6663,17 +6045,7 @@
                 <w:sz w:val="32"/>
                 <w:szCs w:val="32"/>
               </w:rPr>
-              <w:t>.description</w:t>
-            </w:r>
-            <w:proofErr w:type="spellEnd"/>
-            <w:r>
-              <w:rPr>
-                <w:rFonts w:ascii="Roboto" w:eastAsia="Roboto" w:hAnsi="Roboto" w:cs="Roboto"/>
-                <w:b/>
-                <w:sz w:val="32"/>
-                <w:szCs w:val="32"/>
-              </w:rPr>
-              <w:t>}</w:t>
+              <w:t>.description}</w:t>
             </w:r>
           </w:p>
         </w:tc>
@@ -6700,17 +6072,15 @@
       </w:pPr>
       <w:bookmarkStart w:id="28" w:name="_heading=h.ax860i15ejm9" w:colFirst="0" w:colLast="0"/>
       <w:bookmarkEnd w:id="28"/>
-      <w:r>
-        <w:br w:type="page"/>
-      </w:r>
-    </w:p>
-    <w:p>
-      <w:pPr>
-        <w:pStyle w:val="Heading1"/>
+    </w:p>
+    <w:p>
+      <w:pPr>
         <w:rPr>
           <w:rFonts w:ascii="Roboto" w:eastAsia="Roboto" w:hAnsi="Roboto" w:cs="Roboto"/>
           <w:b/>
           <w:color w:val="27B0B7"/>
+          <w:sz w:val="36"/>
+          <w:szCs w:val="36"/>
         </w:rPr>
       </w:pPr>
       <w:bookmarkStart w:id="29" w:name="_heading=h.m62hyzobwgi0" w:colFirst="0" w:colLast="0"/>
@@ -6721,6 +6091,24 @@
           <w:b/>
           <w:color w:val="27B0B7"/>
         </w:rPr>
+        <w:br w:type="page"/>
+      </w:r>
+    </w:p>
+    <w:p>
+      <w:pPr>
+        <w:pStyle w:val="Heading1"/>
+        <w:rPr>
+          <w:rFonts w:ascii="Roboto" w:eastAsia="Roboto" w:hAnsi="Roboto" w:cs="Roboto"/>
+          <w:b/>
+          <w:color w:val="27B0B7"/>
+        </w:rPr>
+      </w:pPr>
+      <w:r>
+        <w:rPr>
+          <w:rFonts w:ascii="Roboto" w:eastAsia="Roboto" w:hAnsi="Roboto" w:cs="Roboto"/>
+          <w:b/>
+          <w:color w:val="27B0B7"/>
+        </w:rPr>
         <w:lastRenderedPageBreak/>
         <w:t>Web Standards</w:t>
       </w:r>
@@ -6740,25 +6128,7 @@
           <w:sz w:val="24"/>
           <w:szCs w:val="24"/>
         </w:rPr>
-        <w:t xml:space="preserve">Quality websites adhere to coding standards for HTML, CSS, JavaScript, and other languages. Following web standards will optimize </w:t>
-      </w:r>
-      <w:proofErr w:type="gramStart"/>
-      <w:r>
-        <w:rPr>
-          <w:rFonts w:ascii="Roboto" w:eastAsia="Roboto" w:hAnsi="Roboto" w:cs="Roboto"/>
-          <w:sz w:val="24"/>
-          <w:szCs w:val="24"/>
-        </w:rPr>
-        <w:t>performance, and</w:t>
-      </w:r>
-      <w:proofErr w:type="gramEnd"/>
-      <w:r>
-        <w:rPr>
-          <w:rFonts w:ascii="Roboto" w:eastAsia="Roboto" w:hAnsi="Roboto" w:cs="Roboto"/>
-          <w:sz w:val="24"/>
-          <w:szCs w:val="24"/>
-        </w:rPr>
-        <w:t xml:space="preserve"> increase compatibility. HTML and CSS code should pass validation by the W3C standards body. Ensuring valid, semantic markup enhances accessibility, SEO, and compliance across multiple browsers, and a variety of devices, and screen sizes.</w:t>
+        <w:t>Quality websites adhere to coding standards for HTML, CSS, JavaScript, and other languages. Following web standards will optimize performance, and increase compatibility. HTML and CSS code should pass validation by the W3C standards body. Ensuring valid, semantic markup enhances accessibility, SEO, and compliance across multiple browsers, and a variety of devices, and screen sizes.</w:t>
       </w:r>
     </w:p>
     <w:p>
@@ -6844,25 +6214,7 @@
           <w:sz w:val="24"/>
           <w:szCs w:val="24"/>
         </w:rPr>
-        <w:t xml:space="preserve">Accessibility audits with WAVE, </w:t>
-      </w:r>
-      <w:proofErr w:type="spellStart"/>
-      <w:r>
-        <w:rPr>
-          <w:rFonts w:ascii="Roboto" w:eastAsia="Roboto" w:hAnsi="Roboto" w:cs="Roboto"/>
-          <w:sz w:val="24"/>
-          <w:szCs w:val="24"/>
-        </w:rPr>
-        <w:t>aXe</w:t>
-      </w:r>
-      <w:proofErr w:type="spellEnd"/>
-      <w:r>
-        <w:rPr>
-          <w:rFonts w:ascii="Roboto" w:eastAsia="Roboto" w:hAnsi="Roboto" w:cs="Roboto"/>
-          <w:sz w:val="24"/>
-          <w:szCs w:val="24"/>
-        </w:rPr>
-        <w:t>, and related tools</w:t>
+        <w:t>Accessibility audits with WAVE, aXe, and related tools</w:t>
       </w:r>
     </w:p>
     <w:p>
@@ -6904,25 +6256,25 @@
           <w:sz w:val="32"/>
           <w:szCs w:val="32"/>
         </w:rPr>
-        <w:t>Your Web Standards SCORE (1 - 5</w:t>
-      </w:r>
-      <w:proofErr w:type="gramStart"/>
-      <w:r>
-        <w:rPr>
-          <w:rFonts w:ascii="Roboto" w:eastAsia="Roboto" w:hAnsi="Roboto" w:cs="Roboto"/>
+        <w:t xml:space="preserve">Your Web Standards SCORE (1 - 5) : </w:t>
+      </w:r>
+      <w:r>
+        <w:rPr>
+          <w:rFonts w:ascii="Roboto" w:eastAsia="Roboto" w:hAnsi="Roboto" w:cs="Roboto"/>
+          <w:b/>
           <w:sz w:val="32"/>
           <w:szCs w:val="32"/>
         </w:rPr>
-        <w:t>) :</w:t>
-      </w:r>
-      <w:proofErr w:type="gramEnd"/>
-      <w:r>
-        <w:rPr>
-          <w:rFonts w:ascii="Roboto" w:eastAsia="Roboto" w:hAnsi="Roboto" w:cs="Roboto"/>
+        <w:t>{</w:t>
+      </w:r>
+      <w:r>
+        <w:rPr>
+          <w:rFonts w:ascii="Roboto" w:eastAsia="Roboto" w:hAnsi="Roboto" w:cs="Roboto"/>
+          <w:b/>
           <w:sz w:val="32"/>
           <w:szCs w:val="32"/>
         </w:rPr>
-        <w:t xml:space="preserve"> </w:t>
+        <w:t>sectionGrades</w:t>
       </w:r>
       <w:r>
         <w:rPr>
@@ -6931,38 +6283,7 @@
           <w:sz w:val="32"/>
           <w:szCs w:val="32"/>
         </w:rPr>
-        <w:t>{</w:t>
-      </w:r>
-      <w:proofErr w:type="spellStart"/>
-      <w:proofErr w:type="gramStart"/>
-      <w:r>
-        <w:rPr>
-          <w:rFonts w:ascii="Roboto" w:eastAsia="Roboto" w:hAnsi="Roboto" w:cs="Roboto"/>
-          <w:b/>
-          <w:sz w:val="32"/>
-          <w:szCs w:val="32"/>
-        </w:rPr>
-        <w:t>sectionGrades</w:t>
-      </w:r>
-      <w:r>
-        <w:rPr>
-          <w:rFonts w:ascii="Roboto" w:eastAsia="Roboto" w:hAnsi="Roboto" w:cs="Roboto"/>
-          <w:b/>
-          <w:sz w:val="32"/>
-          <w:szCs w:val="32"/>
-        </w:rPr>
-        <w:t>.webStandards.score</w:t>
-      </w:r>
-      <w:proofErr w:type="spellEnd"/>
-      <w:proofErr w:type="gramEnd"/>
-      <w:r>
-        <w:rPr>
-          <w:rFonts w:ascii="Roboto" w:eastAsia="Roboto" w:hAnsi="Roboto" w:cs="Roboto"/>
-          <w:b/>
-          <w:sz w:val="32"/>
-          <w:szCs w:val="32"/>
-        </w:rPr>
-        <w:t>}</w:t>
+        <w:t>.webStandards.score}</w:t>
       </w:r>
     </w:p>
     <w:p>
@@ -7046,8 +6367,6 @@
               </w:rPr>
               <w:t>{</w:t>
             </w:r>
-            <w:proofErr w:type="spellStart"/>
-            <w:proofErr w:type="gramStart"/>
             <w:r>
               <w:rPr>
                 <w:rFonts w:ascii="Roboto" w:eastAsia="Roboto" w:hAnsi="Roboto" w:cs="Roboto"/>
@@ -7064,18 +6383,7 @@
                 <w:sz w:val="32"/>
                 <w:szCs w:val="32"/>
               </w:rPr>
-              <w:t>.webStandards.description</w:t>
-            </w:r>
-            <w:proofErr w:type="spellEnd"/>
-            <w:proofErr w:type="gramEnd"/>
-            <w:r>
-              <w:rPr>
-                <w:rFonts w:ascii="Roboto" w:eastAsia="Roboto" w:hAnsi="Roboto" w:cs="Roboto"/>
-                <w:b/>
-                <w:sz w:val="32"/>
-                <w:szCs w:val="32"/>
-              </w:rPr>
-              <w:t>}</w:t>
+              <w:t>.webStandards.description}</w:t>
             </w:r>
           </w:p>
         </w:tc>
@@ -7181,25 +6489,7 @@
           <w:sz w:val="24"/>
           <w:szCs w:val="24"/>
         </w:rPr>
-        <w:t xml:space="preserve">Perceivable </w:t>
-      </w:r>
-      <w:proofErr w:type="gramStart"/>
-      <w:r>
-        <w:rPr>
-          <w:rFonts w:ascii="Roboto" w:eastAsia="Roboto" w:hAnsi="Roboto" w:cs="Roboto"/>
-          <w:sz w:val="24"/>
-          <w:szCs w:val="24"/>
-        </w:rPr>
-        <w:t>-  Provide</w:t>
-      </w:r>
-      <w:proofErr w:type="gramEnd"/>
-      <w:r>
-        <w:rPr>
-          <w:rFonts w:ascii="Roboto" w:eastAsia="Roboto" w:hAnsi="Roboto" w:cs="Roboto"/>
-          <w:sz w:val="24"/>
-          <w:szCs w:val="24"/>
-        </w:rPr>
-        <w:t xml:space="preserve"> text alternatives for any non-text content so that it can be changed into other forms people need, such as large print, braille, speech, symbols or simpler language. </w:t>
+        <w:t xml:space="preserve">Perceivable - Provide text alternatives for any non-text content so that it can be changed into other forms people need, such as large print, braille, speech, symbols or simpler language. </w:t>
       </w:r>
     </w:p>
     <w:p>
@@ -7295,25 +6585,25 @@
           <w:sz w:val="32"/>
           <w:szCs w:val="32"/>
         </w:rPr>
-        <w:t>Your Accessibility SCORE (1 - 5</w:t>
-      </w:r>
-      <w:proofErr w:type="gramStart"/>
-      <w:r>
-        <w:rPr>
-          <w:rFonts w:ascii="Roboto" w:eastAsia="Roboto" w:hAnsi="Roboto" w:cs="Roboto"/>
+        <w:t xml:space="preserve">Your Accessibility SCORE (1 - 5) :  </w:t>
+      </w:r>
+      <w:r>
+        <w:rPr>
+          <w:rFonts w:ascii="Roboto" w:eastAsia="Roboto" w:hAnsi="Roboto" w:cs="Roboto"/>
+          <w:b/>
           <w:sz w:val="32"/>
           <w:szCs w:val="32"/>
         </w:rPr>
-        <w:t>) :</w:t>
-      </w:r>
-      <w:proofErr w:type="gramEnd"/>
-      <w:r>
-        <w:rPr>
-          <w:rFonts w:ascii="Roboto" w:eastAsia="Roboto" w:hAnsi="Roboto" w:cs="Roboto"/>
+        <w:t>{</w:t>
+      </w:r>
+      <w:r>
+        <w:rPr>
+          <w:rFonts w:ascii="Roboto" w:eastAsia="Roboto" w:hAnsi="Roboto" w:cs="Roboto"/>
+          <w:b/>
           <w:sz w:val="32"/>
           <w:szCs w:val="32"/>
         </w:rPr>
-        <w:t xml:space="preserve">  </w:t>
+        <w:t>sectionGrades</w:t>
       </w:r>
       <w:r>
         <w:rPr>
@@ -7322,10 +6612,8 @@
           <w:sz w:val="32"/>
           <w:szCs w:val="32"/>
         </w:rPr>
-        <w:t>{</w:t>
-      </w:r>
-      <w:proofErr w:type="spellStart"/>
-      <w:proofErr w:type="gramStart"/>
+        <w:t>.a</w:t>
+      </w:r>
       <w:r>
         <w:rPr>
           <w:rFonts w:ascii="Roboto" w:eastAsia="Roboto" w:hAnsi="Roboto" w:cs="Roboto"/>
@@ -7333,7 +6621,7 @@
           <w:sz w:val="32"/>
           <w:szCs w:val="32"/>
         </w:rPr>
-        <w:t>sectionGrades</w:t>
+        <w:t>ccessibility</w:t>
       </w:r>
       <w:r>
         <w:rPr>
@@ -7342,36 +6630,7 @@
           <w:sz w:val="32"/>
           <w:szCs w:val="32"/>
         </w:rPr>
-        <w:t>.a</w:t>
-      </w:r>
-      <w:r>
-        <w:rPr>
-          <w:rFonts w:ascii="Roboto" w:eastAsia="Roboto" w:hAnsi="Roboto" w:cs="Roboto"/>
-          <w:b/>
-          <w:sz w:val="32"/>
-          <w:szCs w:val="32"/>
-        </w:rPr>
-        <w:t>ccessibility</w:t>
-      </w:r>
-      <w:r>
-        <w:rPr>
-          <w:rFonts w:ascii="Roboto" w:eastAsia="Roboto" w:hAnsi="Roboto" w:cs="Roboto"/>
-          <w:b/>
-          <w:sz w:val="32"/>
-          <w:szCs w:val="32"/>
-        </w:rPr>
-        <w:t>.score</w:t>
-      </w:r>
-      <w:proofErr w:type="spellEnd"/>
-      <w:proofErr w:type="gramEnd"/>
-      <w:r>
-        <w:rPr>
-          <w:rFonts w:ascii="Roboto" w:eastAsia="Roboto" w:hAnsi="Roboto" w:cs="Roboto"/>
-          <w:b/>
-          <w:sz w:val="32"/>
-          <w:szCs w:val="32"/>
-        </w:rPr>
-        <w:t>}</w:t>
+        <w:t>.score}</w:t>
       </w:r>
     </w:p>
     <w:p>
@@ -7455,8 +6714,6 @@
               </w:rPr>
               <w:t>{</w:t>
             </w:r>
-            <w:proofErr w:type="spellStart"/>
-            <w:proofErr w:type="gramStart"/>
             <w:r>
               <w:rPr>
                 <w:rFonts w:ascii="Roboto" w:eastAsia="Roboto" w:hAnsi="Roboto" w:cs="Roboto"/>
@@ -7491,18 +6748,7 @@
                 <w:sz w:val="32"/>
                 <w:szCs w:val="32"/>
               </w:rPr>
-              <w:t>.description</w:t>
-            </w:r>
-            <w:proofErr w:type="spellEnd"/>
-            <w:proofErr w:type="gramEnd"/>
-            <w:r>
-              <w:rPr>
-                <w:rFonts w:ascii="Roboto" w:eastAsia="Roboto" w:hAnsi="Roboto" w:cs="Roboto"/>
-                <w:b/>
-                <w:sz w:val="32"/>
-                <w:szCs w:val="32"/>
-              </w:rPr>
-              <w:t>}</w:t>
+              <w:t>.description}</w:t>
             </w:r>
           </w:p>
         </w:tc>
@@ -7603,21 +6849,7 @@
         <w:rPr>
           <w:rFonts w:ascii="Roboto" w:eastAsia="Roboto" w:hAnsi="Roboto" w:cs="Roboto"/>
         </w:rPr>
-        <w:t xml:space="preserve"> Make the content more concise and </w:t>
-      </w:r>
-      <w:proofErr w:type="gramStart"/>
-      <w:r>
-        <w:rPr>
-          <w:rFonts w:ascii="Roboto" w:eastAsia="Roboto" w:hAnsi="Roboto" w:cs="Roboto"/>
-        </w:rPr>
-        <w:t>engaging, and</w:t>
-      </w:r>
-      <w:proofErr w:type="gramEnd"/>
-      <w:r>
-        <w:rPr>
-          <w:rFonts w:ascii="Roboto" w:eastAsia="Roboto" w:hAnsi="Roboto" w:cs="Roboto"/>
-        </w:rPr>
-        <w:t xml:space="preserve"> proofread for grammatical errors.</w:t>
+        <w:t xml:space="preserve"> Make the content more concise and engaging, and proofread for grammatical errors.</w:t>
       </w:r>
     </w:p>
     <w:p>
@@ -7799,13 +7031,114 @@
         <w:spacing w:after="0"/>
         <w:rPr>
           <w:rFonts w:ascii="Roboto" w:eastAsia="Roboto" w:hAnsi="Roboto" w:cs="Roboto"/>
-        </w:rPr>
-      </w:pPr>
-      <w:r>
-        <w:rPr>
-          <w:rFonts w:ascii="Roboto" w:eastAsia="Roboto" w:hAnsi="Roboto" w:cs="Roboto"/>
-        </w:rPr>
-        <w:t xml:space="preserve">Work with UX Brite to do a complete revamp of the website to bring the site </w:t>
+          <w:b/>
+          <w:bCs/>
+        </w:rPr>
+      </w:pPr>
+      <w:r>
+        <w:rPr>
+          <w:rFonts w:ascii="Roboto" w:eastAsia="Roboto" w:hAnsi="Roboto" w:cs="Roboto"/>
+          <w:b/>
+          <w:bCs/>
+        </w:rPr>
+        <w:t xml:space="preserve">Create your account on UX Brite – </w:t>
+      </w:r>
+      <w:hyperlink r:id="rId15" w:history="1">
+        <w:r>
+          <w:rPr>
+            <w:rStyle w:val="Hyperlink"/>
+            <w:rFonts w:ascii="Roboto" w:eastAsia="Roboto" w:hAnsi="Roboto" w:cs="Roboto"/>
+            <w:b/>
+            <w:bCs/>
+          </w:rPr>
+          <w:t>https://app.uxbrite.com</w:t>
+        </w:r>
+      </w:hyperlink>
+      <w:r>
+        <w:rPr>
+          <w:rFonts w:ascii="Roboto" w:eastAsia="Roboto" w:hAnsi="Roboto" w:cs="Roboto"/>
+          <w:b/>
+          <w:bCs/>
+        </w:rPr>
+        <w:t xml:space="preserve"> – add your </w:t>
+      </w:r>
+      <w:r>
+        <w:rPr>
+          <w:rFonts w:ascii="Roboto" w:eastAsia="Roboto" w:hAnsi="Roboto" w:cs="Roboto"/>
+          <w:b/>
+          <w:bCs/>
+        </w:rPr>
+        <w:t xml:space="preserve">first </w:t>
+      </w:r>
+      <w:r>
+        <w:rPr>
+          <w:rFonts w:ascii="Roboto" w:eastAsia="Roboto" w:hAnsi="Roboto" w:cs="Roboto"/>
+          <w:b/>
+          <w:bCs/>
+        </w:rPr>
+        <w:t xml:space="preserve">website </w:t>
+      </w:r>
+      <w:r>
+        <w:rPr>
+          <w:rFonts w:ascii="Roboto" w:eastAsia="Roboto" w:hAnsi="Roboto" w:cs="Roboto"/>
+          <w:b/>
+          <w:bCs/>
+        </w:rPr>
+        <w:t>and</w:t>
+      </w:r>
+      <w:r>
+        <w:rPr>
+          <w:rFonts w:ascii="Roboto" w:eastAsia="Roboto" w:hAnsi="Roboto" w:cs="Roboto"/>
+          <w:b/>
+          <w:bCs/>
+        </w:rPr>
+        <w:t xml:space="preserve"> app</w:t>
+      </w:r>
+      <w:r>
+        <w:rPr>
+          <w:rFonts w:ascii="Roboto" w:eastAsia="Roboto" w:hAnsi="Roboto" w:cs="Roboto"/>
+          <w:b/>
+          <w:bCs/>
+        </w:rPr>
+        <w:t>s</w:t>
+      </w:r>
+      <w:r>
+        <w:rPr>
+          <w:rFonts w:ascii="Roboto" w:eastAsia="Roboto" w:hAnsi="Roboto" w:cs="Roboto"/>
+          <w:b/>
+          <w:bCs/>
+        </w:rPr>
+        <w:t>.</w:t>
+      </w:r>
+    </w:p>
+    <w:p>
+      <w:pPr>
+        <w:numPr>
+          <w:ilvl w:val="0"/>
+          <w:numId w:val="13"/>
+        </w:numPr>
+        <w:spacing w:after="0"/>
+        <w:rPr>
+          <w:rFonts w:ascii="Roboto" w:eastAsia="Roboto" w:hAnsi="Roboto" w:cs="Roboto"/>
+        </w:rPr>
+      </w:pPr>
+      <w:r>
+        <w:rPr>
+          <w:rFonts w:ascii="Roboto" w:eastAsia="Roboto" w:hAnsi="Roboto" w:cs="Roboto"/>
+        </w:rPr>
+        <w:t xml:space="preserve">Work with UX Brite to do a complete revamp of </w:t>
+      </w:r>
+      <w:r>
+        <w:rPr>
+          <w:rFonts w:ascii="Roboto" w:eastAsia="Roboto" w:hAnsi="Roboto" w:cs="Roboto"/>
+        </w:rPr>
+        <w:t xml:space="preserve">online experience </w:t>
+      </w:r>
+      <w:r>
+        <w:rPr>
+          <w:rFonts w:ascii="Roboto" w:eastAsia="Roboto" w:hAnsi="Roboto" w:cs="Roboto"/>
+        </w:rPr>
+        <w:t xml:space="preserve">to bring the site </w:t>
       </w:r>
       <w:r>
         <w:rPr>
@@ -15967,6 +15300,43 @@
       <w:szCs w:val="20"/>
     </w:rPr>
   </w:style>
+  <w:style w:type="paragraph" w:customStyle="1" w:styleId="Style1">
+    <w:name w:val="Style1"/>
+    <w:basedOn w:val="Heading1"/>
+    <w:link w:val="Style1Char"/>
+    <w:qFormat/>
+    <w:rsid w:val="005238D9"/>
+    <w:rPr>
+      <w:rFonts w:ascii="Roboto" w:eastAsia="Roboto" w:hAnsi="Roboto" w:cs="Roboto"/>
+      <w:b/>
+      <w:color w:val="27B0B7"/>
+    </w:rPr>
+  </w:style>
+  <w:style w:type="character" w:customStyle="1" w:styleId="Style1Char">
+    <w:name w:val="Style1 Char"/>
+    <w:basedOn w:val="Heading1Char"/>
+    <w:link w:val="Style1"/>
+    <w:rsid w:val="005238D9"/>
+    <w:rPr>
+      <w:rFonts w:ascii="Roboto" w:eastAsia="Roboto" w:hAnsi="Roboto" w:cs="Roboto"/>
+      <w:b/>
+      <w:color w:val="27B0B7"/>
+      <w:sz w:val="36"/>
+      <w:szCs w:val="36"/>
+    </w:rPr>
+  </w:style>
+  <w:style w:type="character" w:styleId="UnresolvedMention">
+    <w:name w:val="Unresolved Mention"/>
+    <w:basedOn w:val="DefaultParagraphFont"/>
+    <w:uiPriority w:val="99"/>
+    <w:semiHidden/>
+    <w:unhideWhenUsed/>
+    <w:rsid w:val="00871DFC"/>
+    <w:rPr>
+      <w:color w:val="605E5C"/>
+      <w:shd w:val="clear" w:color="auto" w:fill="E1DFDD"/>
+    </w:rPr>
+  </w:style>
 </w:styles>
 </file>
 

--- a/src/lib/templates/web-report-template.docx
+++ b/src/lib/templates/web-report-template.docx
@@ -370,7 +370,29 @@
           <w:sz w:val="24"/>
           <w:szCs w:val="24"/>
         </w:rPr>
-        <w:t>{brand_name}</w:t>
+        <w:t>{</w:t>
+      </w:r>
+      <w:proofErr w:type="spellStart"/>
+      <w:r>
+        <w:rPr>
+          <w:rFonts w:ascii="Roboto" w:eastAsia="Roboto" w:hAnsi="Roboto" w:cs="Roboto"/>
+          <w:b/>
+          <w:color w:val="FFFFFF" w:themeColor="background1"/>
+          <w:sz w:val="24"/>
+          <w:szCs w:val="24"/>
+        </w:rPr>
+        <w:t>brand_name</w:t>
+      </w:r>
+      <w:proofErr w:type="spellEnd"/>
+      <w:r>
+        <w:rPr>
+          <w:rFonts w:ascii="Roboto" w:eastAsia="Roboto" w:hAnsi="Roboto" w:cs="Roboto"/>
+          <w:b/>
+          <w:color w:val="FFFFFF" w:themeColor="background1"/>
+          <w:sz w:val="24"/>
+          <w:szCs w:val="24"/>
+        </w:rPr>
+        <w:t>}</w:t>
       </w:r>
     </w:p>
     <w:p>
@@ -909,19 +931,53 @@
       <w:pPr>
         <w:rPr>
           <w:rFonts w:ascii="Roboto" w:eastAsia="Arial" w:hAnsi="Roboto" w:cs="Arial"/>
-          <w:b/>
-          <w:sz w:val="24"/>
-          <w:szCs w:val="24"/>
-        </w:rPr>
-      </w:pPr>
-      <w:r>
+          <w:bCs/>
+          <w:i/>
+          <w:iCs/>
+          <w:sz w:val="18"/>
+          <w:szCs w:val="18"/>
+        </w:rPr>
+      </w:pPr>
+    </w:p>
+    <w:p>
+      <w:pPr>
         <w:rPr>
           <w:rFonts w:ascii="Roboto" w:eastAsia="Arial" w:hAnsi="Roboto" w:cs="Arial"/>
           <w:b/>
           <w:sz w:val="24"/>
           <w:szCs w:val="24"/>
         </w:rPr>
-        <w:t>{detailedReports.keywords.directSearch }</w:t>
+      </w:pPr>
+      <w:r>
+        <w:rPr>
+          <w:rFonts w:ascii="Roboto" w:eastAsia="Arial" w:hAnsi="Roboto" w:cs="Arial"/>
+          <w:b/>
+          <w:sz w:val="24"/>
+          <w:szCs w:val="24"/>
+        </w:rPr>
+        <w:t>{</w:t>
+      </w:r>
+      <w:proofErr w:type="spellStart"/>
+      <w:proofErr w:type="gramStart"/>
+      <w:r>
+        <w:rPr>
+          <w:rFonts w:ascii="Roboto" w:eastAsia="Arial" w:hAnsi="Roboto" w:cs="Arial"/>
+          <w:b/>
+          <w:sz w:val="24"/>
+          <w:szCs w:val="24"/>
+        </w:rPr>
+        <w:t>detailedReports.keywords.directSearch</w:t>
+      </w:r>
+      <w:proofErr w:type="spellEnd"/>
+      <w:proofErr w:type="gramEnd"/>
+      <w:r>
+        <w:rPr>
+          <w:rFonts w:ascii="Roboto" w:eastAsia="Arial" w:hAnsi="Roboto" w:cs="Arial"/>
+          <w:b/>
+          <w:sz w:val="24"/>
+          <w:szCs w:val="24"/>
+        </w:rPr>
+        <w:t>}</w:t>
       </w:r>
     </w:p>
     <w:p>
@@ -975,13 +1031,6 @@
     </w:p>
     <w:p>
       <w:pPr>
-        <w:rPr>
-          <w:rFonts w:ascii="Roboto" w:eastAsia="Arial" w:hAnsi="Roboto" w:cs="Arial"/>
-          <w:b/>
-          <w:u w:val="single"/>
-        </w:rPr>
-      </w:pPr>
-      <w:r>
         <w:rPr>
           <w:rFonts w:ascii="Roboto" w:eastAsia="Arial" w:hAnsi="Roboto" w:cs="Arial"/>
           <w:bCs/>
@@ -990,8 +1039,7 @@
           <w:sz w:val="18"/>
           <w:szCs w:val="18"/>
         </w:rPr>
-        <w:t>Contextual keywords are more informative</w:t>
-      </w:r>
+      </w:pPr>
       <w:r>
         <w:rPr>
           <w:rFonts w:ascii="Roboto" w:eastAsia="Arial" w:hAnsi="Roboto" w:cs="Arial"/>
@@ -1001,7 +1049,7 @@
           <w:sz w:val="18"/>
           <w:szCs w:val="18"/>
         </w:rPr>
-        <w:t>/consideration</w:t>
+        <w:t>Contextual keywords are more informative</w:t>
       </w:r>
       <w:r>
         <w:rPr>
@@ -1012,6 +1060,17 @@
           <w:sz w:val="18"/>
           <w:szCs w:val="18"/>
         </w:rPr>
+        <w:t>/consideration</w:t>
+      </w:r>
+      <w:r>
+        <w:rPr>
+          <w:rFonts w:ascii="Roboto" w:eastAsia="Arial" w:hAnsi="Roboto" w:cs="Arial"/>
+          <w:bCs/>
+          <w:i/>
+          <w:iCs/>
+          <w:sz w:val="18"/>
+          <w:szCs w:val="18"/>
+        </w:rPr>
         <w:t xml:space="preserve"> phrases that leads to direct inquiries.</w:t>
       </w:r>
     </w:p>
@@ -1020,18 +1079,49 @@
         <w:rPr>
           <w:rFonts w:ascii="Roboto" w:eastAsia="Arial" w:hAnsi="Roboto" w:cs="Arial"/>
           <w:b/>
-          <w:sz w:val="24"/>
-          <w:szCs w:val="24"/>
-        </w:rPr>
-      </w:pPr>
-      <w:r>
+          <w:u w:val="single"/>
+        </w:rPr>
+      </w:pPr>
+    </w:p>
+    <w:p>
+      <w:pPr>
         <w:rPr>
           <w:rFonts w:ascii="Roboto" w:eastAsia="Arial" w:hAnsi="Roboto" w:cs="Arial"/>
           <w:b/>
           <w:sz w:val="24"/>
           <w:szCs w:val="24"/>
         </w:rPr>
-        <w:t>{detailedReports.keywords.contextual}</w:t>
+      </w:pPr>
+      <w:r>
+        <w:rPr>
+          <w:rFonts w:ascii="Roboto" w:eastAsia="Arial" w:hAnsi="Roboto" w:cs="Arial"/>
+          <w:b/>
+          <w:sz w:val="24"/>
+          <w:szCs w:val="24"/>
+        </w:rPr>
+        <w:t>{</w:t>
+      </w:r>
+      <w:proofErr w:type="spellStart"/>
+      <w:proofErr w:type="gramStart"/>
+      <w:r>
+        <w:rPr>
+          <w:rFonts w:ascii="Roboto" w:eastAsia="Arial" w:hAnsi="Roboto" w:cs="Arial"/>
+          <w:b/>
+          <w:sz w:val="24"/>
+          <w:szCs w:val="24"/>
+        </w:rPr>
+        <w:t>detailedReports.keywords.contextual</w:t>
+      </w:r>
+      <w:proofErr w:type="spellEnd"/>
+      <w:proofErr w:type="gramEnd"/>
+      <w:r>
+        <w:rPr>
+          <w:rFonts w:ascii="Roboto" w:eastAsia="Arial" w:hAnsi="Roboto" w:cs="Arial"/>
+          <w:b/>
+          <w:sz w:val="24"/>
+          <w:szCs w:val="24"/>
+        </w:rPr>
+        <w:t>}</w:t>
       </w:r>
     </w:p>
     <w:p>
@@ -1529,7 +1619,29 @@
           <w:sz w:val="24"/>
           <w:szCs w:val="24"/>
         </w:rPr>
-        <w:t xml:space="preserve">Each criteria section we will provide a numerical score from 1 to 5:. </w:t>
+        <w:t xml:space="preserve">Each criteria section we will provide a numerical score from 1 to </w:t>
+      </w:r>
+      <w:proofErr w:type="gramStart"/>
+      <w:r>
+        <w:rPr>
+          <w:rFonts w:ascii="Roboto" w:eastAsia="Roboto" w:hAnsi="Roboto" w:cs="Roboto"/>
+          <w:b/>
+          <w:color w:val="35372D"/>
+          <w:sz w:val="24"/>
+          <w:szCs w:val="24"/>
+        </w:rPr>
+        <w:t>5:.</w:t>
+      </w:r>
+      <w:proofErr w:type="gramEnd"/>
+      <w:r>
+        <w:rPr>
+          <w:rFonts w:ascii="Roboto" w:eastAsia="Roboto" w:hAnsi="Roboto" w:cs="Roboto"/>
+          <w:b/>
+          <w:color w:val="35372D"/>
+          <w:sz w:val="24"/>
+          <w:szCs w:val="24"/>
+        </w:rPr>
+        <w:t xml:space="preserve"> </w:t>
       </w:r>
     </w:p>
     <w:p>
@@ -2520,6 +2632,7 @@
         </w:rPr>
         <w:t>{</w:t>
       </w:r>
+      <w:proofErr w:type="spellStart"/>
       <w:r>
         <w:rPr>
           <w:rFonts w:ascii="Roboto" w:eastAsia="Roboto" w:hAnsi="Roboto" w:cs="Roboto"/>
@@ -2531,6 +2644,7 @@
         </w:rPr>
         <w:t>overallGrade</w:t>
       </w:r>
+      <w:proofErr w:type="spellEnd"/>
       <w:r>
         <w:rPr>
           <w:rFonts w:ascii="Roboto" w:eastAsia="Roboto" w:hAnsi="Roboto" w:cs="Roboto"/>
@@ -2722,6 +2836,8 @@
               </w:rPr>
               <w:t>{</w:t>
             </w:r>
+            <w:proofErr w:type="spellStart"/>
+            <w:proofErr w:type="gramStart"/>
             <w:r>
               <w:rPr>
                 <w:rFonts w:ascii="Roboto" w:eastAsia="Roboto" w:hAnsi="Roboto" w:cs="Roboto"/>
@@ -2736,7 +2852,17 @@
                 <w:b/>
                 <w:shd w:val="clear" w:color="auto" w:fill="D9D9D9"/>
               </w:rPr>
-              <w:t>beauty.score}</w:t>
+              <w:t>beauty.score</w:t>
+            </w:r>
+            <w:proofErr w:type="spellEnd"/>
+            <w:proofErr w:type="gramEnd"/>
+            <w:r>
+              <w:rPr>
+                <w:rFonts w:ascii="Roboto" w:eastAsia="Roboto" w:hAnsi="Roboto" w:cs="Roboto"/>
+                <w:b/>
+                <w:shd w:val="clear" w:color="auto" w:fill="D9D9D9"/>
+              </w:rPr>
+              <w:t>}</w:t>
             </w:r>
           </w:p>
         </w:tc>
@@ -2797,6 +2923,8 @@
               </w:rPr>
               <w:t>{</w:t>
             </w:r>
+            <w:proofErr w:type="spellStart"/>
+            <w:proofErr w:type="gramStart"/>
             <w:r>
               <w:rPr>
                 <w:rFonts w:ascii="Roboto" w:eastAsia="Roboto" w:hAnsi="Roboto" w:cs="Roboto"/>
@@ -2827,7 +2955,17 @@
                 <w:b/>
                 <w:shd w:val="clear" w:color="auto" w:fill="D9D9D9"/>
               </w:rPr>
-              <w:t>score}</w:t>
+              <w:t>score</w:t>
+            </w:r>
+            <w:proofErr w:type="spellEnd"/>
+            <w:proofErr w:type="gramEnd"/>
+            <w:r>
+              <w:rPr>
+                <w:rFonts w:ascii="Roboto" w:eastAsia="Roboto" w:hAnsi="Roboto" w:cs="Roboto"/>
+                <w:b/>
+                <w:shd w:val="clear" w:color="auto" w:fill="D9D9D9"/>
+              </w:rPr>
+              <w:t>}</w:t>
             </w:r>
           </w:p>
         </w:tc>
@@ -2888,6 +3026,8 @@
               </w:rPr>
               <w:t>{</w:t>
             </w:r>
+            <w:proofErr w:type="spellStart"/>
+            <w:proofErr w:type="gramStart"/>
             <w:r>
               <w:rPr>
                 <w:rFonts w:ascii="Roboto" w:eastAsia="Roboto" w:hAnsi="Roboto" w:cs="Roboto"/>
@@ -2918,7 +3058,17 @@
                 <w:b/>
                 <w:shd w:val="clear" w:color="auto" w:fill="D9D9D9"/>
               </w:rPr>
-              <w:t>score}</w:t>
+              <w:t>score</w:t>
+            </w:r>
+            <w:proofErr w:type="spellEnd"/>
+            <w:proofErr w:type="gramEnd"/>
+            <w:r>
+              <w:rPr>
+                <w:rFonts w:ascii="Roboto" w:eastAsia="Roboto" w:hAnsi="Roboto" w:cs="Roboto"/>
+                <w:b/>
+                <w:shd w:val="clear" w:color="auto" w:fill="D9D9D9"/>
+              </w:rPr>
+              <w:t>}</w:t>
             </w:r>
           </w:p>
         </w:tc>
@@ -2979,6 +3129,8 @@
               </w:rPr>
               <w:t>{</w:t>
             </w:r>
+            <w:proofErr w:type="spellStart"/>
+            <w:proofErr w:type="gramStart"/>
             <w:r>
               <w:rPr>
                 <w:rFonts w:ascii="Roboto" w:eastAsia="Roboto" w:hAnsi="Roboto" w:cs="Roboto"/>
@@ -3009,7 +3161,17 @@
                 <w:b/>
                 <w:shd w:val="clear" w:color="auto" w:fill="D9D9D9"/>
               </w:rPr>
-              <w:t>score}</w:t>
+              <w:t>score</w:t>
+            </w:r>
+            <w:proofErr w:type="spellEnd"/>
+            <w:proofErr w:type="gramEnd"/>
+            <w:r>
+              <w:rPr>
+                <w:rFonts w:ascii="Roboto" w:eastAsia="Roboto" w:hAnsi="Roboto" w:cs="Roboto"/>
+                <w:b/>
+                <w:shd w:val="clear" w:color="auto" w:fill="D9D9D9"/>
+              </w:rPr>
+              <w:t>}</w:t>
             </w:r>
           </w:p>
         </w:tc>
@@ -3070,6 +3232,8 @@
               </w:rPr>
               <w:t>{</w:t>
             </w:r>
+            <w:proofErr w:type="spellStart"/>
+            <w:proofErr w:type="gramStart"/>
             <w:r>
               <w:rPr>
                 <w:rFonts w:ascii="Roboto" w:eastAsia="Roboto" w:hAnsi="Roboto" w:cs="Roboto"/>
@@ -3100,7 +3264,17 @@
                 <w:b/>
                 <w:shd w:val="clear" w:color="auto" w:fill="D9D9D9"/>
               </w:rPr>
-              <w:t>score}</w:t>
+              <w:t>score</w:t>
+            </w:r>
+            <w:proofErr w:type="spellEnd"/>
+            <w:proofErr w:type="gramEnd"/>
+            <w:r>
+              <w:rPr>
+                <w:rFonts w:ascii="Roboto" w:eastAsia="Roboto" w:hAnsi="Roboto" w:cs="Roboto"/>
+                <w:b/>
+                <w:shd w:val="clear" w:color="auto" w:fill="D9D9D9"/>
+              </w:rPr>
+              <w:t>}</w:t>
             </w:r>
           </w:p>
         </w:tc>
@@ -3161,6 +3335,7 @@
               </w:rPr>
               <w:t>{</w:t>
             </w:r>
+            <w:proofErr w:type="spellStart"/>
             <w:r>
               <w:rPr>
                 <w:rFonts w:ascii="Roboto" w:eastAsia="Roboto" w:hAnsi="Roboto" w:cs="Roboto"/>
@@ -3175,7 +3350,16 @@
                 <w:b/>
                 <w:shd w:val="clear" w:color="auto" w:fill="D9D9D9"/>
               </w:rPr>
-              <w:t>seo.score}</w:t>
+              <w:t>seo.score</w:t>
+            </w:r>
+            <w:proofErr w:type="spellEnd"/>
+            <w:r>
+              <w:rPr>
+                <w:rFonts w:ascii="Roboto" w:eastAsia="Roboto" w:hAnsi="Roboto" w:cs="Roboto"/>
+                <w:b/>
+                <w:shd w:val="clear" w:color="auto" w:fill="D9D9D9"/>
+              </w:rPr>
+              <w:t>}</w:t>
             </w:r>
           </w:p>
         </w:tc>
@@ -3236,6 +3420,8 @@
               </w:rPr>
               <w:t>{</w:t>
             </w:r>
+            <w:proofErr w:type="spellStart"/>
+            <w:proofErr w:type="gramStart"/>
             <w:r>
               <w:rPr>
                 <w:rFonts w:ascii="Roboto" w:eastAsia="Roboto" w:hAnsi="Roboto" w:cs="Roboto"/>
@@ -3266,7 +3452,17 @@
                 <w:b/>
                 <w:shd w:val="clear" w:color="auto" w:fill="D9D9D9"/>
               </w:rPr>
-              <w:t>score}</w:t>
+              <w:t>score</w:t>
+            </w:r>
+            <w:proofErr w:type="spellEnd"/>
+            <w:proofErr w:type="gramEnd"/>
+            <w:r>
+              <w:rPr>
+                <w:rFonts w:ascii="Roboto" w:eastAsia="Roboto" w:hAnsi="Roboto" w:cs="Roboto"/>
+                <w:b/>
+                <w:shd w:val="clear" w:color="auto" w:fill="D9D9D9"/>
+              </w:rPr>
+              <w:t>}</w:t>
             </w:r>
           </w:p>
         </w:tc>
@@ -3327,6 +3523,8 @@
               </w:rPr>
               <w:t>{</w:t>
             </w:r>
+            <w:proofErr w:type="spellStart"/>
+            <w:proofErr w:type="gramStart"/>
             <w:r>
               <w:rPr>
                 <w:rFonts w:ascii="Roboto" w:eastAsia="Roboto" w:hAnsi="Roboto" w:cs="Roboto"/>
@@ -3357,7 +3555,17 @@
                 <w:b/>
                 <w:shd w:val="clear" w:color="auto" w:fill="D9D9D9"/>
               </w:rPr>
-              <w:t>score}</w:t>
+              <w:t>score</w:t>
+            </w:r>
+            <w:proofErr w:type="spellEnd"/>
+            <w:proofErr w:type="gramEnd"/>
+            <w:r>
+              <w:rPr>
+                <w:rFonts w:ascii="Roboto" w:eastAsia="Roboto" w:hAnsi="Roboto" w:cs="Roboto"/>
+                <w:b/>
+                <w:shd w:val="clear" w:color="auto" w:fill="D9D9D9"/>
+              </w:rPr>
+              <w:t>}</w:t>
             </w:r>
           </w:p>
         </w:tc>
@@ -3419,6 +3627,8 @@
               </w:rPr>
               <w:t>{</w:t>
             </w:r>
+            <w:proofErr w:type="spellStart"/>
+            <w:proofErr w:type="gramStart"/>
             <w:r>
               <w:rPr>
                 <w:rFonts w:ascii="Roboto" w:eastAsia="Roboto" w:hAnsi="Roboto" w:cs="Roboto"/>
@@ -3449,7 +3659,17 @@
                 <w:b/>
                 <w:shd w:val="clear" w:color="auto" w:fill="D9D9D9"/>
               </w:rPr>
-              <w:t>score}</w:t>
+              <w:t>score</w:t>
+            </w:r>
+            <w:proofErr w:type="spellEnd"/>
+            <w:proofErr w:type="gramEnd"/>
+            <w:r>
+              <w:rPr>
+                <w:rFonts w:ascii="Roboto" w:eastAsia="Roboto" w:hAnsi="Roboto" w:cs="Roboto"/>
+                <w:b/>
+                <w:shd w:val="clear" w:color="auto" w:fill="D9D9D9"/>
+              </w:rPr>
+              <w:t>}</w:t>
             </w:r>
           </w:p>
         </w:tc>
@@ -3472,7 +3692,21 @@
           <w:rFonts w:ascii="Roboto" w:eastAsia="Roboto" w:hAnsi="Roboto" w:cs="Roboto"/>
         </w:rPr>
         <w:br/>
-        <w:t>To view a more detailed breakdown of what each section’s feedback consists of, you will find crucial feedback below in the details section.</w:t>
+        <w:t xml:space="preserve">To view a more detailed breakdown of what each section’s feedback consists </w:t>
+      </w:r>
+      <w:proofErr w:type="gramStart"/>
+      <w:r>
+        <w:rPr>
+          <w:rFonts w:ascii="Roboto" w:eastAsia="Roboto" w:hAnsi="Roboto" w:cs="Roboto"/>
+        </w:rPr>
+        <w:t>of,</w:t>
+      </w:r>
+      <w:proofErr w:type="gramEnd"/>
+      <w:r>
+        <w:rPr>
+          <w:rFonts w:ascii="Roboto" w:eastAsia="Roboto" w:hAnsi="Roboto" w:cs="Roboto"/>
+        </w:rPr>
+        <w:t xml:space="preserve"> you will find crucial feedback below in the details section.</w:t>
       </w:r>
     </w:p>
     <w:p>
@@ -3665,25 +3899,25 @@
           <w:sz w:val="32"/>
           <w:szCs w:val="32"/>
         </w:rPr>
-        <w:t xml:space="preserve">Your Beauty SCORE (1 - 5) :  </w:t>
-      </w:r>
-      <w:r>
-        <w:rPr>
-          <w:rFonts w:ascii="Roboto" w:eastAsia="Roboto" w:hAnsi="Roboto" w:cs="Roboto"/>
-          <w:b/>
+        <w:t>Your Beauty SCORE (1 - 5</w:t>
+      </w:r>
+      <w:proofErr w:type="gramStart"/>
+      <w:r>
+        <w:rPr>
+          <w:rFonts w:ascii="Roboto" w:eastAsia="Roboto" w:hAnsi="Roboto" w:cs="Roboto"/>
           <w:sz w:val="32"/>
           <w:szCs w:val="32"/>
         </w:rPr>
-        <w:t>{sectionGrades.</w:t>
-      </w:r>
-      <w:r>
-        <w:rPr>
-          <w:rFonts w:ascii="Roboto" w:eastAsia="Roboto" w:hAnsi="Roboto" w:cs="Roboto"/>
-          <w:b/>
+        <w:t>) :</w:t>
+      </w:r>
+      <w:proofErr w:type="gramEnd"/>
+      <w:r>
+        <w:rPr>
+          <w:rFonts w:ascii="Roboto" w:eastAsia="Roboto" w:hAnsi="Roboto" w:cs="Roboto"/>
           <w:sz w:val="32"/>
           <w:szCs w:val="32"/>
         </w:rPr>
-        <w:t>beauty</w:t>
+        <w:t xml:space="preserve">  </w:t>
       </w:r>
       <w:r>
         <w:rPr>
@@ -3692,8 +3926,10 @@
           <w:sz w:val="32"/>
           <w:szCs w:val="32"/>
         </w:rPr>
-        <w:t>.</w:t>
-      </w:r>
+        <w:t>{</w:t>
+      </w:r>
+      <w:proofErr w:type="spellStart"/>
+      <w:proofErr w:type="gramStart"/>
       <w:r>
         <w:rPr>
           <w:rFonts w:ascii="Roboto" w:eastAsia="Roboto" w:hAnsi="Roboto" w:cs="Roboto"/>
@@ -3701,8 +3937,37 @@
           <w:sz w:val="32"/>
           <w:szCs w:val="32"/>
         </w:rPr>
+        <w:t>sectionGrades.</w:t>
+      </w:r>
+      <w:r>
+        <w:rPr>
+          <w:rFonts w:ascii="Roboto" w:eastAsia="Roboto" w:hAnsi="Roboto" w:cs="Roboto"/>
+          <w:b/>
+          <w:sz w:val="32"/>
+          <w:szCs w:val="32"/>
+        </w:rPr>
+        <w:t>beauty</w:t>
+      </w:r>
+      <w:r>
+        <w:rPr>
+          <w:rFonts w:ascii="Roboto" w:eastAsia="Roboto" w:hAnsi="Roboto" w:cs="Roboto"/>
+          <w:b/>
+          <w:sz w:val="32"/>
+          <w:szCs w:val="32"/>
+        </w:rPr>
+        <w:t>.</w:t>
+      </w:r>
+      <w:r>
+        <w:rPr>
+          <w:rFonts w:ascii="Roboto" w:eastAsia="Roboto" w:hAnsi="Roboto" w:cs="Roboto"/>
+          <w:b/>
+          <w:sz w:val="32"/>
+          <w:szCs w:val="32"/>
+        </w:rPr>
         <w:t>score</w:t>
       </w:r>
+      <w:proofErr w:type="spellEnd"/>
+      <w:proofErr w:type="gramEnd"/>
       <w:r>
         <w:rPr>
           <w:rFonts w:ascii="Roboto" w:eastAsia="Roboto" w:hAnsi="Roboto" w:cs="Roboto"/>
@@ -3801,7 +4066,18 @@
                 <w:sz w:val="32"/>
                 <w:szCs w:val="32"/>
               </w:rPr>
-              <w:t>{sectionGrades.</w:t>
+              <w:t>{</w:t>
+            </w:r>
+            <w:proofErr w:type="spellStart"/>
+            <w:proofErr w:type="gramStart"/>
+            <w:r>
+              <w:rPr>
+                <w:rFonts w:ascii="Roboto" w:eastAsia="Roboto" w:hAnsi="Roboto" w:cs="Roboto"/>
+                <w:b/>
+                <w:sz w:val="32"/>
+                <w:szCs w:val="32"/>
+              </w:rPr>
+              <w:t>sectionGrades.</w:t>
             </w:r>
             <w:r>
               <w:rPr>
@@ -3830,6 +4106,17 @@
               </w:rPr>
               <w:t>description</w:t>
             </w:r>
+            <w:proofErr w:type="spellEnd"/>
+            <w:proofErr w:type="gramEnd"/>
+            <w:r>
+              <w:rPr>
+                <w:rFonts w:ascii="Roboto" w:eastAsia="Roboto" w:hAnsi="Roboto" w:cs="Roboto"/>
+                <w:b/>
+                <w:sz w:val="32"/>
+                <w:szCs w:val="32"/>
+              </w:rPr>
+              <w:t>}</w:t>
+            </w:r>
           </w:p>
         </w:tc>
       </w:tr>
@@ -4073,25 +4360,25 @@
           <w:sz w:val="32"/>
           <w:szCs w:val="32"/>
         </w:rPr>
-        <w:t xml:space="preserve">Your Content SCORE (1 - 5) :  </w:t>
-      </w:r>
-      <w:r>
-        <w:rPr>
-          <w:rFonts w:ascii="Roboto" w:eastAsia="Roboto" w:hAnsi="Roboto" w:cs="Roboto"/>
-          <w:b/>
+        <w:t>Your Content SCORE (1 - 5</w:t>
+      </w:r>
+      <w:proofErr w:type="gramStart"/>
+      <w:r>
+        <w:rPr>
+          <w:rFonts w:ascii="Roboto" w:eastAsia="Roboto" w:hAnsi="Roboto" w:cs="Roboto"/>
           <w:sz w:val="32"/>
           <w:szCs w:val="32"/>
         </w:rPr>
-        <w:t>{sectionGrades.</w:t>
-      </w:r>
-      <w:r>
-        <w:rPr>
-          <w:rFonts w:ascii="Roboto" w:eastAsia="Roboto" w:hAnsi="Roboto" w:cs="Roboto"/>
-          <w:b/>
+        <w:t>) :</w:t>
+      </w:r>
+      <w:proofErr w:type="gramEnd"/>
+      <w:r>
+        <w:rPr>
+          <w:rFonts w:ascii="Roboto" w:eastAsia="Roboto" w:hAnsi="Roboto" w:cs="Roboto"/>
           <w:sz w:val="32"/>
           <w:szCs w:val="32"/>
         </w:rPr>
-        <w:t>content</w:t>
+        <w:t xml:space="preserve">  </w:t>
       </w:r>
       <w:r>
         <w:rPr>
@@ -4100,8 +4387,10 @@
           <w:sz w:val="32"/>
           <w:szCs w:val="32"/>
         </w:rPr>
-        <w:t>.</w:t>
-      </w:r>
+        <w:t>{</w:t>
+      </w:r>
+      <w:proofErr w:type="spellStart"/>
+      <w:proofErr w:type="gramStart"/>
       <w:r>
         <w:rPr>
           <w:rFonts w:ascii="Roboto" w:eastAsia="Roboto" w:hAnsi="Roboto" w:cs="Roboto"/>
@@ -4109,8 +4398,37 @@
           <w:sz w:val="32"/>
           <w:szCs w:val="32"/>
         </w:rPr>
+        <w:t>sectionGrades.</w:t>
+      </w:r>
+      <w:r>
+        <w:rPr>
+          <w:rFonts w:ascii="Roboto" w:eastAsia="Roboto" w:hAnsi="Roboto" w:cs="Roboto"/>
+          <w:b/>
+          <w:sz w:val="32"/>
+          <w:szCs w:val="32"/>
+        </w:rPr>
+        <w:t>content</w:t>
+      </w:r>
+      <w:r>
+        <w:rPr>
+          <w:rFonts w:ascii="Roboto" w:eastAsia="Roboto" w:hAnsi="Roboto" w:cs="Roboto"/>
+          <w:b/>
+          <w:sz w:val="32"/>
+          <w:szCs w:val="32"/>
+        </w:rPr>
+        <w:t>.</w:t>
+      </w:r>
+      <w:r>
+        <w:rPr>
+          <w:rFonts w:ascii="Roboto" w:eastAsia="Roboto" w:hAnsi="Roboto" w:cs="Roboto"/>
+          <w:b/>
+          <w:sz w:val="32"/>
+          <w:szCs w:val="32"/>
+        </w:rPr>
         <w:t>score</w:t>
       </w:r>
+      <w:proofErr w:type="spellEnd"/>
+      <w:proofErr w:type="gramEnd"/>
       <w:r>
         <w:rPr>
           <w:rFonts w:ascii="Roboto" w:eastAsia="Roboto" w:hAnsi="Roboto" w:cs="Roboto"/>
@@ -4200,7 +4518,18 @@
                 <w:sz w:val="32"/>
                 <w:szCs w:val="32"/>
               </w:rPr>
-              <w:t>{sectionGrades.</w:t>
+              <w:t>{</w:t>
+            </w:r>
+            <w:proofErr w:type="spellStart"/>
+            <w:proofErr w:type="gramStart"/>
+            <w:r>
+              <w:rPr>
+                <w:rFonts w:ascii="Roboto" w:eastAsia="Roboto" w:hAnsi="Roboto" w:cs="Roboto"/>
+                <w:b/>
+                <w:sz w:val="32"/>
+                <w:szCs w:val="32"/>
+              </w:rPr>
+              <w:t>sectionGrades.</w:t>
             </w:r>
             <w:r>
               <w:rPr>
@@ -4229,6 +4558,8 @@
               </w:rPr>
               <w:t>description</w:t>
             </w:r>
+            <w:proofErr w:type="spellEnd"/>
+            <w:proofErr w:type="gramEnd"/>
             <w:r>
               <w:rPr>
                 <w:rFonts w:ascii="Roboto" w:eastAsia="Roboto" w:hAnsi="Roboto" w:cs="Roboto"/>
@@ -4607,25 +4938,25 @@
           <w:sz w:val="32"/>
           <w:szCs w:val="32"/>
         </w:rPr>
-        <w:t xml:space="preserve">Your Design SCORE (1 - 5) : </w:t>
-      </w:r>
-      <w:r>
-        <w:rPr>
-          <w:rFonts w:ascii="Roboto" w:eastAsia="Roboto" w:hAnsi="Roboto" w:cs="Roboto"/>
-          <w:b/>
+        <w:t>Your Design SCORE (1 - 5</w:t>
+      </w:r>
+      <w:proofErr w:type="gramStart"/>
+      <w:r>
+        <w:rPr>
+          <w:rFonts w:ascii="Roboto" w:eastAsia="Roboto" w:hAnsi="Roboto" w:cs="Roboto"/>
           <w:sz w:val="32"/>
           <w:szCs w:val="32"/>
         </w:rPr>
-        <w:t>{sectionGrades.</w:t>
-      </w:r>
-      <w:r>
-        <w:rPr>
-          <w:rFonts w:ascii="Roboto" w:eastAsia="Roboto" w:hAnsi="Roboto" w:cs="Roboto"/>
-          <w:b/>
+        <w:t>) :</w:t>
+      </w:r>
+      <w:proofErr w:type="gramEnd"/>
+      <w:r>
+        <w:rPr>
+          <w:rFonts w:ascii="Roboto" w:eastAsia="Roboto" w:hAnsi="Roboto" w:cs="Roboto"/>
           <w:sz w:val="32"/>
           <w:szCs w:val="32"/>
         </w:rPr>
-        <w:t>design</w:t>
+        <w:t xml:space="preserve"> </w:t>
       </w:r>
       <w:r>
         <w:rPr>
@@ -4634,8 +4965,10 @@
           <w:sz w:val="32"/>
           <w:szCs w:val="32"/>
         </w:rPr>
-        <w:t>.</w:t>
-      </w:r>
+        <w:t>{</w:t>
+      </w:r>
+      <w:proofErr w:type="spellStart"/>
+      <w:proofErr w:type="gramStart"/>
       <w:r>
         <w:rPr>
           <w:rFonts w:ascii="Roboto" w:eastAsia="Roboto" w:hAnsi="Roboto" w:cs="Roboto"/>
@@ -4643,8 +4976,37 @@
           <w:sz w:val="32"/>
           <w:szCs w:val="32"/>
         </w:rPr>
+        <w:t>sectionGrades.</w:t>
+      </w:r>
+      <w:r>
+        <w:rPr>
+          <w:rFonts w:ascii="Roboto" w:eastAsia="Roboto" w:hAnsi="Roboto" w:cs="Roboto"/>
+          <w:b/>
+          <w:sz w:val="32"/>
+          <w:szCs w:val="32"/>
+        </w:rPr>
+        <w:t>design</w:t>
+      </w:r>
+      <w:r>
+        <w:rPr>
+          <w:rFonts w:ascii="Roboto" w:eastAsia="Roboto" w:hAnsi="Roboto" w:cs="Roboto"/>
+          <w:b/>
+          <w:sz w:val="32"/>
+          <w:szCs w:val="32"/>
+        </w:rPr>
+        <w:t>.</w:t>
+      </w:r>
+      <w:r>
+        <w:rPr>
+          <w:rFonts w:ascii="Roboto" w:eastAsia="Roboto" w:hAnsi="Roboto" w:cs="Roboto"/>
+          <w:b/>
+          <w:sz w:val="32"/>
+          <w:szCs w:val="32"/>
+        </w:rPr>
         <w:t>score</w:t>
       </w:r>
+      <w:proofErr w:type="spellEnd"/>
+      <w:proofErr w:type="gramEnd"/>
       <w:r>
         <w:rPr>
           <w:rFonts w:ascii="Roboto" w:eastAsia="Roboto" w:hAnsi="Roboto" w:cs="Roboto"/>
@@ -4734,7 +5096,18 @@
                 <w:sz w:val="32"/>
                 <w:szCs w:val="32"/>
               </w:rPr>
-              <w:t>{sectionGrades.</w:t>
+              <w:t>{</w:t>
+            </w:r>
+            <w:proofErr w:type="spellStart"/>
+            <w:proofErr w:type="gramStart"/>
+            <w:r>
+              <w:rPr>
+                <w:rFonts w:ascii="Roboto" w:eastAsia="Roboto" w:hAnsi="Roboto" w:cs="Roboto"/>
+                <w:b/>
+                <w:sz w:val="32"/>
+                <w:szCs w:val="32"/>
+              </w:rPr>
+              <w:t>sectionGrades.</w:t>
             </w:r>
             <w:r>
               <w:rPr>
@@ -4763,6 +5136,8 @@
               </w:rPr>
               <w:t>description</w:t>
             </w:r>
+            <w:proofErr w:type="spellEnd"/>
+            <w:proofErr w:type="gramEnd"/>
             <w:r>
               <w:rPr>
                 <w:rFonts w:ascii="Roboto" w:eastAsia="Roboto" w:hAnsi="Roboto" w:cs="Roboto"/>
@@ -5074,26 +5449,57 @@
           <w:sz w:val="32"/>
           <w:szCs w:val="32"/>
         </w:rPr>
-        <w:t xml:space="preserve">Your Performance SCORE (1 - 5) :   </w:t>
-      </w:r>
-      <w:r>
-        <w:rPr>
-          <w:rFonts w:ascii="Roboto" w:eastAsia="Roboto" w:hAnsi="Roboto" w:cs="Roboto"/>
-          <w:b/>
+        <w:t>Your Performance SCORE (1 - 5</w:t>
+      </w:r>
+      <w:proofErr w:type="gramStart"/>
+      <w:r>
+        <w:rPr>
+          <w:rFonts w:ascii="Roboto" w:eastAsia="Roboto" w:hAnsi="Roboto" w:cs="Roboto"/>
           <w:sz w:val="32"/>
           <w:szCs w:val="32"/>
         </w:rPr>
-        <w:t>{sectionGrades.performance.</w:t>
-      </w:r>
-      <w:r>
-        <w:rPr>
-          <w:rFonts w:ascii="Roboto" w:eastAsia="Roboto" w:hAnsi="Roboto" w:cs="Roboto"/>
-          <w:b/>
+        <w:t>) :</w:t>
+      </w:r>
+      <w:proofErr w:type="gramEnd"/>
+      <w:r>
+        <w:rPr>
+          <w:rFonts w:ascii="Roboto" w:eastAsia="Roboto" w:hAnsi="Roboto" w:cs="Roboto"/>
           <w:sz w:val="32"/>
           <w:szCs w:val="32"/>
         </w:rPr>
+        <w:t xml:space="preserve">   </w:t>
+      </w:r>
+      <w:r>
+        <w:rPr>
+          <w:rFonts w:ascii="Roboto" w:eastAsia="Roboto" w:hAnsi="Roboto" w:cs="Roboto"/>
+          <w:b/>
+          <w:sz w:val="32"/>
+          <w:szCs w:val="32"/>
+        </w:rPr>
+        <w:t>{</w:t>
+      </w:r>
+      <w:proofErr w:type="spellStart"/>
+      <w:proofErr w:type="gramStart"/>
+      <w:r>
+        <w:rPr>
+          <w:rFonts w:ascii="Roboto" w:eastAsia="Roboto" w:hAnsi="Roboto" w:cs="Roboto"/>
+          <w:b/>
+          <w:sz w:val="32"/>
+          <w:szCs w:val="32"/>
+        </w:rPr>
+        <w:t>sectionGrades.performance.</w:t>
+      </w:r>
+      <w:r>
+        <w:rPr>
+          <w:rFonts w:ascii="Roboto" w:eastAsia="Roboto" w:hAnsi="Roboto" w:cs="Roboto"/>
+          <w:b/>
+          <w:sz w:val="32"/>
+          <w:szCs w:val="32"/>
+        </w:rPr>
         <w:t>score</w:t>
       </w:r>
+      <w:proofErr w:type="spellEnd"/>
+      <w:proofErr w:type="gramEnd"/>
       <w:r>
         <w:rPr>
           <w:rFonts w:ascii="Roboto" w:eastAsia="Roboto" w:hAnsi="Roboto" w:cs="Roboto"/>
@@ -5183,7 +5589,18 @@
                 <w:sz w:val="32"/>
                 <w:szCs w:val="32"/>
               </w:rPr>
-              <w:t>{sectionGrades.</w:t>
+              <w:t>{</w:t>
+            </w:r>
+            <w:proofErr w:type="spellStart"/>
+            <w:proofErr w:type="gramStart"/>
+            <w:r>
+              <w:rPr>
+                <w:rFonts w:ascii="Roboto" w:eastAsia="Roboto" w:hAnsi="Roboto" w:cs="Roboto"/>
+                <w:b/>
+                <w:sz w:val="32"/>
+                <w:szCs w:val="32"/>
+              </w:rPr>
+              <w:t>sectionGrades.</w:t>
             </w:r>
             <w:r>
               <w:rPr>
@@ -5201,7 +5618,18 @@
                 <w:sz w:val="32"/>
                 <w:szCs w:val="32"/>
               </w:rPr>
-              <w:t>.description}</w:t>
+              <w:t>.description</w:t>
+            </w:r>
+            <w:proofErr w:type="spellEnd"/>
+            <w:proofErr w:type="gramEnd"/>
+            <w:r>
+              <w:rPr>
+                <w:rFonts w:ascii="Roboto" w:eastAsia="Roboto" w:hAnsi="Roboto" w:cs="Roboto"/>
+                <w:b/>
+                <w:sz w:val="32"/>
+                <w:szCs w:val="32"/>
+              </w:rPr>
+              <w:t>}</w:t>
             </w:r>
           </w:p>
         </w:tc>
@@ -5459,25 +5887,25 @@
           <w:sz w:val="32"/>
           <w:szCs w:val="32"/>
         </w:rPr>
-        <w:t xml:space="preserve">Your Performance SCORE (1 - 5) :  </w:t>
-      </w:r>
-      <w:r>
-        <w:rPr>
-          <w:rFonts w:ascii="Roboto" w:eastAsia="Roboto" w:hAnsi="Roboto" w:cs="Roboto"/>
-          <w:b/>
+        <w:t>Your Performance SCORE (1 - 5</w:t>
+      </w:r>
+      <w:proofErr w:type="gramStart"/>
+      <w:r>
+        <w:rPr>
+          <w:rFonts w:ascii="Roboto" w:eastAsia="Roboto" w:hAnsi="Roboto" w:cs="Roboto"/>
           <w:sz w:val="32"/>
           <w:szCs w:val="32"/>
         </w:rPr>
-        <w:t>{sectionGrades.</w:t>
-      </w:r>
-      <w:r>
-        <w:rPr>
-          <w:rFonts w:ascii="Roboto" w:eastAsia="Roboto" w:hAnsi="Roboto" w:cs="Roboto"/>
-          <w:b/>
+        <w:t>) :</w:t>
+      </w:r>
+      <w:proofErr w:type="gramEnd"/>
+      <w:r>
+        <w:rPr>
+          <w:rFonts w:ascii="Roboto" w:eastAsia="Roboto" w:hAnsi="Roboto" w:cs="Roboto"/>
           <w:sz w:val="32"/>
           <w:szCs w:val="32"/>
         </w:rPr>
-        <w:t>security</w:t>
+        <w:t xml:space="preserve">  </w:t>
       </w:r>
       <w:r>
         <w:rPr>
@@ -5486,8 +5914,10 @@
           <w:sz w:val="32"/>
           <w:szCs w:val="32"/>
         </w:rPr>
-        <w:t>.</w:t>
-      </w:r>
+        <w:t>{</w:t>
+      </w:r>
+      <w:proofErr w:type="spellStart"/>
+      <w:proofErr w:type="gramStart"/>
       <w:r>
         <w:rPr>
           <w:rFonts w:ascii="Roboto" w:eastAsia="Roboto" w:hAnsi="Roboto" w:cs="Roboto"/>
@@ -5495,8 +5925,37 @@
           <w:sz w:val="32"/>
           <w:szCs w:val="32"/>
         </w:rPr>
+        <w:t>sectionGrades.</w:t>
+      </w:r>
+      <w:r>
+        <w:rPr>
+          <w:rFonts w:ascii="Roboto" w:eastAsia="Roboto" w:hAnsi="Roboto" w:cs="Roboto"/>
+          <w:b/>
+          <w:sz w:val="32"/>
+          <w:szCs w:val="32"/>
+        </w:rPr>
+        <w:t>security</w:t>
+      </w:r>
+      <w:r>
+        <w:rPr>
+          <w:rFonts w:ascii="Roboto" w:eastAsia="Roboto" w:hAnsi="Roboto" w:cs="Roboto"/>
+          <w:b/>
+          <w:sz w:val="32"/>
+          <w:szCs w:val="32"/>
+        </w:rPr>
+        <w:t>.</w:t>
+      </w:r>
+      <w:r>
+        <w:rPr>
+          <w:rFonts w:ascii="Roboto" w:eastAsia="Roboto" w:hAnsi="Roboto" w:cs="Roboto"/>
+          <w:b/>
+          <w:sz w:val="32"/>
+          <w:szCs w:val="32"/>
+        </w:rPr>
         <w:t>score</w:t>
       </w:r>
+      <w:proofErr w:type="spellEnd"/>
+      <w:proofErr w:type="gramEnd"/>
       <w:r>
         <w:rPr>
           <w:rFonts w:ascii="Roboto" w:eastAsia="Roboto" w:hAnsi="Roboto" w:cs="Roboto"/>
@@ -5586,7 +6045,18 @@
                 <w:sz w:val="32"/>
                 <w:szCs w:val="32"/>
               </w:rPr>
-              <w:t>{sectionGrades.</w:t>
+              <w:t>{</w:t>
+            </w:r>
+            <w:proofErr w:type="spellStart"/>
+            <w:proofErr w:type="gramStart"/>
+            <w:r>
+              <w:rPr>
+                <w:rFonts w:ascii="Roboto" w:eastAsia="Roboto" w:hAnsi="Roboto" w:cs="Roboto"/>
+                <w:b/>
+                <w:sz w:val="32"/>
+                <w:szCs w:val="32"/>
+              </w:rPr>
+              <w:t>sectionGrades.</w:t>
             </w:r>
             <w:r>
               <w:rPr>
@@ -5615,6 +6085,8 @@
               </w:rPr>
               <w:t>description</w:t>
             </w:r>
+            <w:proofErr w:type="spellEnd"/>
+            <w:proofErr w:type="gramEnd"/>
             <w:r>
               <w:rPr>
                 <w:rFonts w:ascii="Roboto" w:eastAsia="Roboto" w:hAnsi="Roboto" w:cs="Roboto"/>
@@ -5917,25 +6389,25 @@
           <w:sz w:val="32"/>
           <w:szCs w:val="32"/>
         </w:rPr>
-        <w:t xml:space="preserve">SCORE (1 - 5) : </w:t>
-      </w:r>
-      <w:r>
-        <w:rPr>
-          <w:rFonts w:ascii="Roboto" w:eastAsia="Roboto" w:hAnsi="Roboto" w:cs="Roboto"/>
-          <w:b/>
+        <w:t>SCORE (1 - 5</w:t>
+      </w:r>
+      <w:proofErr w:type="gramStart"/>
+      <w:r>
+        <w:rPr>
+          <w:rFonts w:ascii="Roboto" w:eastAsia="Roboto" w:hAnsi="Roboto" w:cs="Roboto"/>
           <w:sz w:val="32"/>
           <w:szCs w:val="32"/>
         </w:rPr>
-        <w:t>{</w:t>
-      </w:r>
-      <w:r>
-        <w:rPr>
-          <w:rFonts w:ascii="Roboto" w:eastAsia="Roboto" w:hAnsi="Roboto" w:cs="Roboto"/>
-          <w:b/>
+        <w:t>) :</w:t>
+      </w:r>
+      <w:proofErr w:type="gramEnd"/>
+      <w:r>
+        <w:rPr>
+          <w:rFonts w:ascii="Roboto" w:eastAsia="Roboto" w:hAnsi="Roboto" w:cs="Roboto"/>
           <w:sz w:val="32"/>
           <w:szCs w:val="32"/>
         </w:rPr>
-        <w:t>sectionGrades</w:t>
+        <w:t xml:space="preserve"> </w:t>
       </w:r>
       <w:r>
         <w:rPr>
@@ -5944,7 +6416,36 @@
           <w:sz w:val="32"/>
           <w:szCs w:val="32"/>
         </w:rPr>
-        <w:t>.seo.score}</w:t>
+        <w:t>{</w:t>
+      </w:r>
+      <w:proofErr w:type="spellStart"/>
+      <w:r>
+        <w:rPr>
+          <w:rFonts w:ascii="Roboto" w:eastAsia="Roboto" w:hAnsi="Roboto" w:cs="Roboto"/>
+          <w:b/>
+          <w:sz w:val="32"/>
+          <w:szCs w:val="32"/>
+        </w:rPr>
+        <w:t>sectionGrades</w:t>
+      </w:r>
+      <w:r>
+        <w:rPr>
+          <w:rFonts w:ascii="Roboto" w:eastAsia="Roboto" w:hAnsi="Roboto" w:cs="Roboto"/>
+          <w:b/>
+          <w:sz w:val="32"/>
+          <w:szCs w:val="32"/>
+        </w:rPr>
+        <w:t>.seo.score</w:t>
+      </w:r>
+      <w:proofErr w:type="spellEnd"/>
+      <w:r>
+        <w:rPr>
+          <w:rFonts w:ascii="Roboto" w:eastAsia="Roboto" w:hAnsi="Roboto" w:cs="Roboto"/>
+          <w:b/>
+          <w:sz w:val="32"/>
+          <w:szCs w:val="32"/>
+        </w:rPr>
+        <w:t>}</w:t>
       </w:r>
     </w:p>
     <w:p>
@@ -6027,7 +6528,17 @@
                 <w:sz w:val="32"/>
                 <w:szCs w:val="32"/>
               </w:rPr>
-              <w:t>{sectionGrades.</w:t>
+              <w:t>{</w:t>
+            </w:r>
+            <w:proofErr w:type="spellStart"/>
+            <w:r>
+              <w:rPr>
+                <w:rFonts w:ascii="Roboto" w:eastAsia="Roboto" w:hAnsi="Roboto" w:cs="Roboto"/>
+                <w:b/>
+                <w:sz w:val="32"/>
+                <w:szCs w:val="32"/>
+              </w:rPr>
+              <w:t>sectionGrades.</w:t>
             </w:r>
             <w:r>
               <w:rPr>
@@ -6045,7 +6556,17 @@
                 <w:sz w:val="32"/>
                 <w:szCs w:val="32"/>
               </w:rPr>
-              <w:t>.description}</w:t>
+              <w:t>.description</w:t>
+            </w:r>
+            <w:proofErr w:type="spellEnd"/>
+            <w:r>
+              <w:rPr>
+                <w:rFonts w:ascii="Roboto" w:eastAsia="Roboto" w:hAnsi="Roboto" w:cs="Roboto"/>
+                <w:b/>
+                <w:sz w:val="32"/>
+                <w:szCs w:val="32"/>
+              </w:rPr>
+              <w:t>}</w:t>
             </w:r>
           </w:p>
         </w:tc>
@@ -6128,7 +6649,25 @@
           <w:sz w:val="24"/>
           <w:szCs w:val="24"/>
         </w:rPr>
-        <w:t>Quality websites adhere to coding standards for HTML, CSS, JavaScript, and other languages. Following web standards will optimize performance, and increase compatibility. HTML and CSS code should pass validation by the W3C standards body. Ensuring valid, semantic markup enhances accessibility, SEO, and compliance across multiple browsers, and a variety of devices, and screen sizes.</w:t>
+        <w:t xml:space="preserve">Quality websites adhere to coding standards for HTML, CSS, JavaScript, and other languages. Following web standards will optimize </w:t>
+      </w:r>
+      <w:proofErr w:type="gramStart"/>
+      <w:r>
+        <w:rPr>
+          <w:rFonts w:ascii="Roboto" w:eastAsia="Roboto" w:hAnsi="Roboto" w:cs="Roboto"/>
+          <w:sz w:val="24"/>
+          <w:szCs w:val="24"/>
+        </w:rPr>
+        <w:t>performance, and</w:t>
+      </w:r>
+      <w:proofErr w:type="gramEnd"/>
+      <w:r>
+        <w:rPr>
+          <w:rFonts w:ascii="Roboto" w:eastAsia="Roboto" w:hAnsi="Roboto" w:cs="Roboto"/>
+          <w:sz w:val="24"/>
+          <w:szCs w:val="24"/>
+        </w:rPr>
+        <w:t xml:space="preserve"> increase compatibility. HTML and CSS code should pass validation by the W3C standards body. Ensuring valid, semantic markup enhances accessibility, SEO, and compliance across multiple browsers, and a variety of devices, and screen sizes.</w:t>
       </w:r>
     </w:p>
     <w:p>
@@ -6214,7 +6753,25 @@
           <w:sz w:val="24"/>
           <w:szCs w:val="24"/>
         </w:rPr>
-        <w:t>Accessibility audits with WAVE, aXe, and related tools</w:t>
+        <w:t xml:space="preserve">Accessibility audits with WAVE, </w:t>
+      </w:r>
+      <w:proofErr w:type="spellStart"/>
+      <w:r>
+        <w:rPr>
+          <w:rFonts w:ascii="Roboto" w:eastAsia="Roboto" w:hAnsi="Roboto" w:cs="Roboto"/>
+          <w:sz w:val="24"/>
+          <w:szCs w:val="24"/>
+        </w:rPr>
+        <w:t>aXe</w:t>
+      </w:r>
+      <w:proofErr w:type="spellEnd"/>
+      <w:r>
+        <w:rPr>
+          <w:rFonts w:ascii="Roboto" w:eastAsia="Roboto" w:hAnsi="Roboto" w:cs="Roboto"/>
+          <w:sz w:val="24"/>
+          <w:szCs w:val="24"/>
+        </w:rPr>
+        <w:t>, and related tools</w:t>
       </w:r>
     </w:p>
     <w:p>
@@ -6256,25 +6813,25 @@
           <w:sz w:val="32"/>
           <w:szCs w:val="32"/>
         </w:rPr>
-        <w:t xml:space="preserve">Your Web Standards SCORE (1 - 5) : </w:t>
-      </w:r>
-      <w:r>
-        <w:rPr>
-          <w:rFonts w:ascii="Roboto" w:eastAsia="Roboto" w:hAnsi="Roboto" w:cs="Roboto"/>
-          <w:b/>
+        <w:t>Your Web Standards SCORE (1 - 5</w:t>
+      </w:r>
+      <w:proofErr w:type="gramStart"/>
+      <w:r>
+        <w:rPr>
+          <w:rFonts w:ascii="Roboto" w:eastAsia="Roboto" w:hAnsi="Roboto" w:cs="Roboto"/>
           <w:sz w:val="32"/>
           <w:szCs w:val="32"/>
         </w:rPr>
-        <w:t>{</w:t>
-      </w:r>
-      <w:r>
-        <w:rPr>
-          <w:rFonts w:ascii="Roboto" w:eastAsia="Roboto" w:hAnsi="Roboto" w:cs="Roboto"/>
-          <w:b/>
+        <w:t>) :</w:t>
+      </w:r>
+      <w:proofErr w:type="gramEnd"/>
+      <w:r>
+        <w:rPr>
+          <w:rFonts w:ascii="Roboto" w:eastAsia="Roboto" w:hAnsi="Roboto" w:cs="Roboto"/>
           <w:sz w:val="32"/>
           <w:szCs w:val="32"/>
         </w:rPr>
-        <w:t>sectionGrades</w:t>
+        <w:t xml:space="preserve"> </w:t>
       </w:r>
       <w:r>
         <w:rPr>
@@ -6283,7 +6840,38 @@
           <w:sz w:val="32"/>
           <w:szCs w:val="32"/>
         </w:rPr>
-        <w:t>.webStandards.score}</w:t>
+        <w:t>{</w:t>
+      </w:r>
+      <w:proofErr w:type="spellStart"/>
+      <w:proofErr w:type="gramStart"/>
+      <w:r>
+        <w:rPr>
+          <w:rFonts w:ascii="Roboto" w:eastAsia="Roboto" w:hAnsi="Roboto" w:cs="Roboto"/>
+          <w:b/>
+          <w:sz w:val="32"/>
+          <w:szCs w:val="32"/>
+        </w:rPr>
+        <w:t>sectionGrades</w:t>
+      </w:r>
+      <w:r>
+        <w:rPr>
+          <w:rFonts w:ascii="Roboto" w:eastAsia="Roboto" w:hAnsi="Roboto" w:cs="Roboto"/>
+          <w:b/>
+          <w:sz w:val="32"/>
+          <w:szCs w:val="32"/>
+        </w:rPr>
+        <w:t>.webStandards.score</w:t>
+      </w:r>
+      <w:proofErr w:type="spellEnd"/>
+      <w:proofErr w:type="gramEnd"/>
+      <w:r>
+        <w:rPr>
+          <w:rFonts w:ascii="Roboto" w:eastAsia="Roboto" w:hAnsi="Roboto" w:cs="Roboto"/>
+          <w:b/>
+          <w:sz w:val="32"/>
+          <w:szCs w:val="32"/>
+        </w:rPr>
+        <w:t>}</w:t>
       </w:r>
     </w:p>
     <w:p>
@@ -6367,6 +6955,8 @@
               </w:rPr>
               <w:t>{</w:t>
             </w:r>
+            <w:proofErr w:type="spellStart"/>
+            <w:proofErr w:type="gramStart"/>
             <w:r>
               <w:rPr>
                 <w:rFonts w:ascii="Roboto" w:eastAsia="Roboto" w:hAnsi="Roboto" w:cs="Roboto"/>
@@ -6383,7 +6973,18 @@
                 <w:sz w:val="32"/>
                 <w:szCs w:val="32"/>
               </w:rPr>
-              <w:t>.webStandards.description}</w:t>
+              <w:t>.webStandards.description</w:t>
+            </w:r>
+            <w:proofErr w:type="spellEnd"/>
+            <w:proofErr w:type="gramEnd"/>
+            <w:r>
+              <w:rPr>
+                <w:rFonts w:ascii="Roboto" w:eastAsia="Roboto" w:hAnsi="Roboto" w:cs="Roboto"/>
+                <w:b/>
+                <w:sz w:val="32"/>
+                <w:szCs w:val="32"/>
+              </w:rPr>
+              <w:t>}</w:t>
             </w:r>
           </w:p>
         </w:tc>
@@ -6585,25 +7186,25 @@
           <w:sz w:val="32"/>
           <w:szCs w:val="32"/>
         </w:rPr>
-        <w:t xml:space="preserve">Your Accessibility SCORE (1 - 5) :  </w:t>
-      </w:r>
-      <w:r>
-        <w:rPr>
-          <w:rFonts w:ascii="Roboto" w:eastAsia="Roboto" w:hAnsi="Roboto" w:cs="Roboto"/>
-          <w:b/>
+        <w:t>Your Accessibility SCORE (1 - 5</w:t>
+      </w:r>
+      <w:proofErr w:type="gramStart"/>
+      <w:r>
+        <w:rPr>
+          <w:rFonts w:ascii="Roboto" w:eastAsia="Roboto" w:hAnsi="Roboto" w:cs="Roboto"/>
           <w:sz w:val="32"/>
           <w:szCs w:val="32"/>
         </w:rPr>
-        <w:t>{</w:t>
-      </w:r>
-      <w:r>
-        <w:rPr>
-          <w:rFonts w:ascii="Roboto" w:eastAsia="Roboto" w:hAnsi="Roboto" w:cs="Roboto"/>
-          <w:b/>
+        <w:t>) :</w:t>
+      </w:r>
+      <w:proofErr w:type="gramEnd"/>
+      <w:r>
+        <w:rPr>
+          <w:rFonts w:ascii="Roboto" w:eastAsia="Roboto" w:hAnsi="Roboto" w:cs="Roboto"/>
           <w:sz w:val="32"/>
           <w:szCs w:val="32"/>
         </w:rPr>
-        <w:t>sectionGrades</w:t>
+        <w:t xml:space="preserve">  </w:t>
       </w:r>
       <w:r>
         <w:rPr>
@@ -6612,8 +7213,10 @@
           <w:sz w:val="32"/>
           <w:szCs w:val="32"/>
         </w:rPr>
-        <w:t>.a</w:t>
-      </w:r>
+        <w:t>{</w:t>
+      </w:r>
+      <w:proofErr w:type="spellStart"/>
+      <w:proofErr w:type="gramStart"/>
       <w:r>
         <w:rPr>
           <w:rFonts w:ascii="Roboto" w:eastAsia="Roboto" w:hAnsi="Roboto" w:cs="Roboto"/>
@@ -6621,7 +7224,7 @@
           <w:sz w:val="32"/>
           <w:szCs w:val="32"/>
         </w:rPr>
-        <w:t>ccessibility</w:t>
+        <w:t>sectionGrades</w:t>
       </w:r>
       <w:r>
         <w:rPr>
@@ -6630,7 +7233,36 @@
           <w:sz w:val="32"/>
           <w:szCs w:val="32"/>
         </w:rPr>
-        <w:t>.score}</w:t>
+        <w:t>.a</w:t>
+      </w:r>
+      <w:r>
+        <w:rPr>
+          <w:rFonts w:ascii="Roboto" w:eastAsia="Roboto" w:hAnsi="Roboto" w:cs="Roboto"/>
+          <w:b/>
+          <w:sz w:val="32"/>
+          <w:szCs w:val="32"/>
+        </w:rPr>
+        <w:t>ccessibility</w:t>
+      </w:r>
+      <w:r>
+        <w:rPr>
+          <w:rFonts w:ascii="Roboto" w:eastAsia="Roboto" w:hAnsi="Roboto" w:cs="Roboto"/>
+          <w:b/>
+          <w:sz w:val="32"/>
+          <w:szCs w:val="32"/>
+        </w:rPr>
+        <w:t>.score</w:t>
+      </w:r>
+      <w:proofErr w:type="spellEnd"/>
+      <w:proofErr w:type="gramEnd"/>
+      <w:r>
+        <w:rPr>
+          <w:rFonts w:ascii="Roboto" w:eastAsia="Roboto" w:hAnsi="Roboto" w:cs="Roboto"/>
+          <w:b/>
+          <w:sz w:val="32"/>
+          <w:szCs w:val="32"/>
+        </w:rPr>
+        <w:t>}</w:t>
       </w:r>
     </w:p>
     <w:p>
@@ -6714,6 +7346,8 @@
               </w:rPr>
               <w:t>{</w:t>
             </w:r>
+            <w:proofErr w:type="spellStart"/>
+            <w:proofErr w:type="gramStart"/>
             <w:r>
               <w:rPr>
                 <w:rFonts w:ascii="Roboto" w:eastAsia="Roboto" w:hAnsi="Roboto" w:cs="Roboto"/>
@@ -6748,7 +7382,18 @@
                 <w:sz w:val="32"/>
                 <w:szCs w:val="32"/>
               </w:rPr>
-              <w:t>.description}</w:t>
+              <w:t>.description</w:t>
+            </w:r>
+            <w:proofErr w:type="spellEnd"/>
+            <w:proofErr w:type="gramEnd"/>
+            <w:r>
+              <w:rPr>
+                <w:rFonts w:ascii="Roboto" w:eastAsia="Roboto" w:hAnsi="Roboto" w:cs="Roboto"/>
+                <w:b/>
+                <w:sz w:val="32"/>
+                <w:szCs w:val="32"/>
+              </w:rPr>
+              <w:t>}</w:t>
             </w:r>
           </w:p>
         </w:tc>
@@ -6849,7 +7494,21 @@
         <w:rPr>
           <w:rFonts w:ascii="Roboto" w:eastAsia="Roboto" w:hAnsi="Roboto" w:cs="Roboto"/>
         </w:rPr>
-        <w:t xml:space="preserve"> Make the content more concise and engaging, and proofread for grammatical errors.</w:t>
+        <w:t xml:space="preserve"> Make the content more concise and </w:t>
+      </w:r>
+      <w:proofErr w:type="gramStart"/>
+      <w:r>
+        <w:rPr>
+          <w:rFonts w:ascii="Roboto" w:eastAsia="Roboto" w:hAnsi="Roboto" w:cs="Roboto"/>
+        </w:rPr>
+        <w:t>engaging, and</w:t>
+      </w:r>
+      <w:proofErr w:type="gramEnd"/>
+      <w:r>
+        <w:rPr>
+          <w:rFonts w:ascii="Roboto" w:eastAsia="Roboto" w:hAnsi="Roboto" w:cs="Roboto"/>
+        </w:rPr>
+        <w:t xml:space="preserve"> proofread for grammatical errors.</w:t>
       </w:r>
     </w:p>
     <w:p>
@@ -15605,28 +16264,28 @@
 </file>
 
 <file path=customXml/item1.xml><?xml version="1.0" encoding="utf-8"?>
+<b:Sources xmlns:b="http://schemas.openxmlformats.org/officeDocument/2006/bibliography" xmlns="http://schemas.openxmlformats.org/officeDocument/2006/bibliography" SelectedStyle="\APASixthEditionOfficeOnline.xsl" StyleName="APA" Version="6"/>
+</file>
+
+<file path=customXml/item2.xml><?xml version="1.0" encoding="utf-8"?>
 <go:gDocsCustomXmlDataStorage xmlns:go="http://customooxmlschemas.google.com/" xmlns:r="http://schemas.openxmlformats.org/officeDocument/2006/relationships" uri="GoogleDocsCustomDataVersion2">
   <go:docsCustomData xmlns:go="http://customooxmlschemas.google.com/" roundtripDataSignature="AMtx7miN5zp79VN2I1yQsC5joR/yx1Ag3Q==">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</go:docsCustomData>
 </go:gDocsCustomXmlDataStorage>
 </file>
 
-<file path=customXml/item2.xml><?xml version="1.0" encoding="utf-8"?>
-<b:Sources xmlns:b="http://schemas.openxmlformats.org/officeDocument/2006/bibliography" xmlns="http://schemas.openxmlformats.org/officeDocument/2006/bibliography" SelectedStyle="\APASixthEditionOfficeOnline.xsl" StyleName="APA" Version="6"/>
+<file path=customXml/itemProps1.xml><?xml version="1.0" encoding="utf-8"?>
+<ds:datastoreItem xmlns:ds="http://schemas.openxmlformats.org/officeDocument/2006/customXml" ds:itemID="{D24315F3-2745-4C87-A3CE-8B8272A3F92B}">
+  <ds:schemaRefs>
+    <ds:schemaRef ds:uri="http://schemas.openxmlformats.org/officeDocument/2006/bibliography"/>
+  </ds:schemaRefs>
+</ds:datastoreItem>
 </file>
 
-<file path=customXml/itemProps1.xml><?xml version="1.0" encoding="utf-8"?>
+<file path=customXml/itemProps2.xml><?xml version="1.0" encoding="utf-8"?>
 <ds:datastoreItem xmlns:ds="http://schemas.openxmlformats.org/officeDocument/2006/customXml" ds:itemID="{11111111-1234-1234-1234-123412341234}">
   <ds:schemaRefs>
     <ds:schemaRef ds:uri="http://customooxmlschemas.google.com/"/>
     <ds:schemaRef ds:uri="http://schemas.openxmlformats.org/officeDocument/2006/relationships"/>
   </ds:schemaRefs>
 </ds:datastoreItem>
-</file>
-
-<file path=customXml/itemProps2.xml><?xml version="1.0" encoding="utf-8"?>
-<ds:datastoreItem xmlns:ds="http://schemas.openxmlformats.org/officeDocument/2006/customXml" ds:itemID="{D24315F3-2745-4C87-A3CE-8B8272A3F92B}">
-  <ds:schemaRefs>
-    <ds:schemaRef ds:uri="http://schemas.openxmlformats.org/officeDocument/2006/bibliography"/>
-  </ds:schemaRefs>
-</ds:datastoreItem>
 </file>